--- a/reports/r0015.docx
+++ b/reports/r0015.docx
@@ -45,7 +45,7 @@
           <w:color w:val="000000"/>
           <w:sz w:val="21"/>
         </w:rPr>
-        <w:t>■ 西双版纳傣族自治州经济总量列云南省第12位，人均GDP约6.98万元、人均经济实力居全省前列，经济增速由5.00%回落至4.40%、有所放缓；固定资产投资最新增速6.30%，经济运行总体平稳。【待补充：西双版纳傣族自治州的行政与战略定位、支柱产业及龙头企业（数据库未覆盖，需人工补充）】</w:t>
+        <w:t>■ 西双版纳傣族自治州作为云南省下辖的民族自治地区，经济总量列云南省第12位，人均GDP约6.98万元、人均经济实力居全省前列，经济增速由5.00%回落至4.40%、有所放缓；固定资产投资最新增速6.30%，经济运行总体平稳。</w:t>
       </w:r>
     </w:p>
     <w:p>
@@ -75,7 +75,7 @@
           <w:color w:val="000000"/>
           <w:sz w:val="21"/>
         </w:rPr>
-        <w:t>产业结构方面，2025年西双版纳傣族自治州三次产业结构为21.1:23:55.9。【待补充：支柱产业、主要龙头企业、对外贸易等定性描述（数据库未覆盖）】</w:t>
+        <w:t>产业结构方面，2025年西双版纳傣族自治州三次产业结构为21.1:23:55.9，第三产业占主导、服务业是经济主体，农业基础较好。</w:t>
       </w:r>
     </w:p>
     <w:p>

--- a/reports/r0015.docx
+++ b/reports/r0015.docx
@@ -15,7 +15,7 @@
           <w:color w:val="000000"/>
           <w:sz w:val="28"/>
         </w:rPr>
-        <w:t>西双版纳傣族自治州信用评级报告(区域部分)</w:t>
+        <w:t>南通市信用评级报告(区域部分)</w:t>
       </w:r>
     </w:p>
     <w:p>
@@ -45,7 +45,7 @@
           <w:color w:val="000000"/>
           <w:sz w:val="21"/>
         </w:rPr>
-        <w:t>■ 西双版纳傣族自治州作为云南省下辖的民族自治地区，经济总量列云南省第12位，人均GDP约6.98万元、人均经济实力居全省前列，经济增速由5.00%回落至4.40%、有所放缓；固定资产投资最新增速6.30%，经济运行总体平稳。</w:t>
+        <w:t>■ 南通作为江苏省下辖地级市，经济总量列江苏省第四位，人均GDP约16.60万元、人均经济实力在省内相对靠后，临港产业与建筑业优势明显、经济总量靠前。</w:t>
       </w:r>
     </w:p>
     <w:p>
@@ -60,7 +60,7 @@
           <w:color w:val="000000"/>
           <w:sz w:val="21"/>
         </w:rPr>
-        <w:t>西双版纳傣族自治州2023、2024、2025年地区生产总值分别为856.50亿元、900.09亿元、940.83亿元，同比增长5.00%、3.60%、4.40%。截至2025年末，全市常住人口135.90万人，人均GDP约6.98万元。</w:t>
+        <w:t>南通市为江苏省地级市，地处长江入海口北岸、与上海隔江相望，是长三角北翼经济中心和“建筑之乡”。2023、2024、2025年，南通市地区生产总值分别为11,828.00亿元、12,421.89亿元、12,801.50亿元，同比增长5.60%、6.20%、5.30%，维持在5.30%左右、总体平稳。</w:t>
       </w:r>
     </w:p>
     <w:p>
@@ -75,7 +75,7 @@
           <w:color w:val="000000"/>
           <w:sz w:val="21"/>
         </w:rPr>
-        <w:t>产业结构方面，2025年西双版纳傣族自治州三次产业结构为21.1:23:55.9，第三产业占主导、服务业是经济主体，农业基础较好。</w:t>
+        <w:t>产业结构方面，2025年南通市三次产业结构为4.2:46.1:49.7，以船舶海工、高端纺织、建筑业、电子信息、新材料为支柱，沿江沿海临港产业发达，建筑业品牌全国领先，聚集中天科技等企业。</w:t>
       </w:r>
     </w:p>
     <w:p>
@@ -90,7 +90,7 @@
           <w:color w:val="000000"/>
           <w:sz w:val="21"/>
         </w:rPr>
-        <w:t>2023、2024、2025年固定资产投资增速分别为6.00%、1.40%、6.30%，2025年社会消费品零售总额437.24亿元，进出口总额104.02亿美元。</w:t>
+        <w:t>经济动能方面，2023、2024、2025年南通市固定资产投资增速分别为2.60%、0.90%、-4.90%，在房地产投资承压、部分大型项目接续不足的背景下有所走弱；2025年社会消费品零售总额3,855.40亿元，进出口总额615.94亿美元。</w:t>
       </w:r>
     </w:p>
     <w:p>
@@ -106,7 +106,7 @@
           <w:color w:val="000000"/>
           <w:sz w:val="21"/>
         </w:rPr>
-        <w:t>图表：2025年云南省各地级市主要经济指标对比</w:t>
+        <w:t>图表：2025年江苏省各地级市主要经济指标对比</w:t>
       </w:r>
     </w:p>
     <w:tbl>
@@ -362,7 +362,7 @@
                 <w:color w:val="000000"/>
                 <w:sz w:val="18"/>
               </w:rPr>
-              <w:t>昆明市</w:t>
+              <w:t>苏州市</w:t>
             </w:r>
           </w:p>
         </w:tc>
@@ -391,7 +391,7 @@
                 <w:color w:val="000000"/>
                 <w:sz w:val="18"/>
               </w:rPr>
-              <w:t>8,637.45</w:t>
+              <w:t>27,695.10</w:t>
             </w:r>
           </w:p>
         </w:tc>
@@ -420,7 +420,7 @@
                 <w:color w:val="000000"/>
                 <w:sz w:val="18"/>
               </w:rPr>
-              <w:t>9.89</w:t>
+              <w:t>21.30</w:t>
             </w:r>
           </w:p>
         </w:tc>
@@ -449,7 +449,7 @@
                 <w:color w:val="000000"/>
                 <w:sz w:val="18"/>
               </w:rPr>
-              <w:t>4.20%</w:t>
+              <w:t>5.40%</w:t>
             </w:r>
           </w:p>
         </w:tc>
@@ -478,7 +478,7 @@
                 <w:color w:val="000000"/>
                 <w:sz w:val="18"/>
               </w:rPr>
-              <w:t>4.1:28.7:67.2</w:t>
+              <w:t>0.7:46.4:52.9</w:t>
             </w:r>
           </w:p>
         </w:tc>
@@ -507,7 +507,7 @@
                 <w:color w:val="000000"/>
                 <w:sz w:val="18"/>
               </w:rPr>
-              <w:t>575.00</w:t>
+              <w:t>2,490.23</w:t>
             </w:r>
           </w:p>
         </w:tc>
@@ -536,7 +536,7 @@
                 <w:color w:val="000000"/>
                 <w:sz w:val="18"/>
               </w:rPr>
-              <w:t>874.40</w:t>
+              <w:t>1304.77</w:t>
             </w:r>
           </w:p>
         </w:tc>
@@ -567,7 +567,7 @@
                 <w:color w:val="000000"/>
                 <w:sz w:val="18"/>
               </w:rPr>
-              <w:t>曲靖市</w:t>
+              <w:t>南京市</w:t>
             </w:r>
           </w:p>
         </w:tc>
@@ -596,7 +596,7 @@
                 <w:color w:val="000000"/>
                 <w:sz w:val="18"/>
               </w:rPr>
-              <w:t>3,777.60</w:t>
+              <w:t>19,428.78</w:t>
             </w:r>
           </w:p>
         </w:tc>
@@ -625,7 +625,7 @@
                 <w:color w:val="000000"/>
                 <w:sz w:val="18"/>
               </w:rPr>
-              <w:t>6.74</w:t>
+              <w:t>20.22</w:t>
             </w:r>
           </w:p>
         </w:tc>
@@ -654,7 +654,7 @@
                 <w:color w:val="000000"/>
                 <w:sz w:val="18"/>
               </w:rPr>
-              <w:t>3.50%</w:t>
+              <w:t>5.20%</w:t>
             </w:r>
           </w:p>
         </w:tc>
@@ -683,7 +683,7 @@
                 <w:color w:val="000000"/>
                 <w:sz w:val="18"/>
               </w:rPr>
-              <w:t>14.3:34:51.7</w:t>
+              <w:t>1.7:30.2:68</w:t>
             </w:r>
           </w:p>
         </w:tc>
@@ -712,7 +712,7 @@
                 <w:color w:val="000000"/>
                 <w:sz w:val="18"/>
               </w:rPr>
-              <w:t>164.21</w:t>
+              <w:t>1,620.91</w:t>
             </w:r>
           </w:p>
         </w:tc>
@@ -741,7 +741,7 @@
                 <w:color w:val="000000"/>
                 <w:sz w:val="18"/>
               </w:rPr>
-              <w:t>558.30</w:t>
+              <w:t>963.85</w:t>
             </w:r>
           </w:p>
         </w:tc>
@@ -772,7 +772,7 @@
                 <w:color w:val="000000"/>
                 <w:sz w:val="18"/>
               </w:rPr>
-              <w:t>红河哈尼族彝族自治州</w:t>
+              <w:t>无锡市</w:t>
             </w:r>
           </w:p>
         </w:tc>
@@ -801,7 +801,827 @@
                 <w:color w:val="000000"/>
                 <w:sz w:val="18"/>
               </w:rPr>
-              <w:t>3,154.52</w:t>
+              <w:t>16,773.94</w:t>
+            </w:r>
+          </w:p>
+        </w:tc>
+        <w:tc>
+          <w:tcPr>
+            <w:tcW w:type="dxa" w:w="1344"/>
+            <w:vAlign w:val="center"/>
+            <w:tcBorders>
+              <w:top w:val="single" w:sz="4" w:color="A6A6A6"/>
+              <w:left w:val="single" w:sz="4" w:color="A6A6A6"/>
+              <w:bottom w:val="single" w:sz="4" w:color="A6A6A6"/>
+              <w:right w:val="single" w:sz="4" w:color="A6A6A6"/>
+            </w:tcBorders>
+          </w:tcPr>
+          <w:p>
+            <w:pPr>
+              <w:spacing w:before="0" w:after="0" w:line="276" w:lineRule="auto"/>
+              <w:ind w:firstLine="0"/>
+              <w:jc w:val="center"/>
+            </w:pPr>
+            <w:r/>
+            <w:r>
+              <w:rPr>
+                <w:rFonts w:ascii="Times New Roman" w:hAnsi="Times New Roman" w:eastAsia="楷体"/>
+                <w:b w:val="0"/>
+                <w:color w:val="000000"/>
+                <w:sz w:val="18"/>
+              </w:rPr>
+              <w:t>22.30</w:t>
+            </w:r>
+          </w:p>
+        </w:tc>
+        <w:tc>
+          <w:tcPr>
+            <w:tcW w:type="dxa" w:w="1344"/>
+            <w:vAlign w:val="center"/>
+            <w:tcBorders>
+              <w:top w:val="single" w:sz="4" w:color="A6A6A6"/>
+              <w:left w:val="single" w:sz="4" w:color="A6A6A6"/>
+              <w:bottom w:val="single" w:sz="4" w:color="A6A6A6"/>
+              <w:right w:val="single" w:sz="4" w:color="A6A6A6"/>
+            </w:tcBorders>
+          </w:tcPr>
+          <w:p>
+            <w:pPr>
+              <w:spacing w:before="0" w:after="0" w:line="276" w:lineRule="auto"/>
+              <w:ind w:firstLine="0"/>
+              <w:jc w:val="center"/>
+            </w:pPr>
+            <w:r/>
+            <w:r>
+              <w:rPr>
+                <w:rFonts w:ascii="Times New Roman" w:hAnsi="Times New Roman" w:eastAsia="楷体"/>
+                <w:b w:val="0"/>
+                <w:color w:val="000000"/>
+                <w:sz w:val="18"/>
+              </w:rPr>
+              <w:t>5.10%</w:t>
+            </w:r>
+          </w:p>
+        </w:tc>
+        <w:tc>
+          <w:tcPr>
+            <w:tcW w:type="dxa" w:w="1344"/>
+            <w:vAlign w:val="center"/>
+            <w:tcBorders>
+              <w:top w:val="single" w:sz="4" w:color="A6A6A6"/>
+              <w:left w:val="single" w:sz="4" w:color="A6A6A6"/>
+              <w:bottom w:val="single" w:sz="4" w:color="A6A6A6"/>
+              <w:right w:val="single" w:sz="4" w:color="A6A6A6"/>
+            </w:tcBorders>
+          </w:tcPr>
+          <w:p>
+            <w:pPr>
+              <w:spacing w:before="0" w:after="0" w:line="276" w:lineRule="auto"/>
+              <w:ind w:firstLine="0"/>
+              <w:jc w:val="center"/>
+            </w:pPr>
+            <w:r/>
+            <w:r>
+              <w:rPr>
+                <w:rFonts w:ascii="Times New Roman" w:hAnsi="Times New Roman" w:eastAsia="楷体"/>
+                <w:b w:val="0"/>
+                <w:color w:val="000000"/>
+                <w:sz w:val="18"/>
+              </w:rPr>
+              <w:t>0.9:46.9:52.2</w:t>
+            </w:r>
+          </w:p>
+        </w:tc>
+        <w:tc>
+          <w:tcPr>
+            <w:tcW w:type="dxa" w:w="1344"/>
+            <w:vAlign w:val="center"/>
+            <w:tcBorders>
+              <w:top w:val="single" w:sz="4" w:color="A6A6A6"/>
+              <w:left w:val="single" w:sz="4" w:color="A6A6A6"/>
+              <w:bottom w:val="single" w:sz="4" w:color="A6A6A6"/>
+              <w:right w:val="single" w:sz="4" w:color="A6A6A6"/>
+            </w:tcBorders>
+          </w:tcPr>
+          <w:p>
+            <w:pPr>
+              <w:spacing w:before="0" w:after="0" w:line="276" w:lineRule="auto"/>
+              <w:ind w:firstLine="0"/>
+              <w:jc w:val="center"/>
+            </w:pPr>
+            <w:r/>
+            <w:r>
+              <w:rPr>
+                <w:rFonts w:ascii="Times New Roman" w:hAnsi="Times New Roman" w:eastAsia="楷体"/>
+                <w:b w:val="0"/>
+                <w:color w:val="000000"/>
+                <w:sz w:val="18"/>
+              </w:rPr>
+              <w:t>1,225.39</w:t>
+            </w:r>
+          </w:p>
+        </w:tc>
+        <w:tc>
+          <w:tcPr>
+            <w:tcW w:type="dxa" w:w="1344"/>
+            <w:vAlign w:val="center"/>
+            <w:tcBorders>
+              <w:top w:val="single" w:sz="4" w:color="A6A6A6"/>
+              <w:left w:val="single" w:sz="4" w:color="A6A6A6"/>
+              <w:bottom w:val="single" w:sz="4" w:color="A6A6A6"/>
+              <w:right w:val="single" w:sz="4" w:color="A6A6A6"/>
+            </w:tcBorders>
+          </w:tcPr>
+          <w:p>
+            <w:pPr>
+              <w:spacing w:before="0" w:after="0" w:line="276" w:lineRule="auto"/>
+              <w:ind w:firstLine="0"/>
+              <w:jc w:val="center"/>
+            </w:pPr>
+            <w:r/>
+            <w:r>
+              <w:rPr>
+                <w:rFonts w:ascii="Times New Roman" w:hAnsi="Times New Roman" w:eastAsia="楷体"/>
+                <w:b w:val="0"/>
+                <w:color w:val="000000"/>
+                <w:sz w:val="18"/>
+              </w:rPr>
+              <w:t>753.74</w:t>
+            </w:r>
+          </w:p>
+        </w:tc>
+      </w:tr>
+      <w:tr>
+        <w:tc>
+          <w:tcPr>
+            <w:tcW w:type="dxa" w:w="1344"/>
+            <w:vAlign w:val="center"/>
+            <w:tcBorders>
+              <w:top w:val="single" w:sz="4" w:color="A6A6A6"/>
+              <w:left w:val="single" w:sz="4" w:color="A6A6A6"/>
+              <w:bottom w:val="single" w:sz="4" w:color="A6A6A6"/>
+              <w:right w:val="single" w:sz="4" w:color="A6A6A6"/>
+            </w:tcBorders>
+          </w:tcPr>
+          <w:p>
+            <w:pPr>
+              <w:spacing w:before="0" w:after="0" w:line="276" w:lineRule="auto"/>
+              <w:ind w:firstLine="0"/>
+              <w:jc w:val="left"/>
+            </w:pPr>
+            <w:r/>
+            <w:r>
+              <w:rPr>
+                <w:rFonts w:ascii="Times New Roman" w:hAnsi="Times New Roman" w:eastAsia="楷体"/>
+                <w:b w:val="0"/>
+                <w:color w:val="000000"/>
+                <w:sz w:val="18"/>
+              </w:rPr>
+              <w:t>南通市</w:t>
+            </w:r>
+          </w:p>
+        </w:tc>
+        <w:tc>
+          <w:tcPr>
+            <w:tcW w:type="dxa" w:w="1344"/>
+            <w:vAlign w:val="center"/>
+            <w:tcBorders>
+              <w:top w:val="single" w:sz="4" w:color="A6A6A6"/>
+              <w:left w:val="single" w:sz="4" w:color="A6A6A6"/>
+              <w:bottom w:val="single" w:sz="4" w:color="A6A6A6"/>
+              <w:right w:val="single" w:sz="4" w:color="A6A6A6"/>
+            </w:tcBorders>
+          </w:tcPr>
+          <w:p>
+            <w:pPr>
+              <w:spacing w:before="0" w:after="0" w:line="276" w:lineRule="auto"/>
+              <w:ind w:firstLine="0"/>
+              <w:jc w:val="center"/>
+            </w:pPr>
+            <w:r/>
+            <w:r>
+              <w:rPr>
+                <w:rFonts w:ascii="Times New Roman" w:hAnsi="Times New Roman" w:eastAsia="楷体"/>
+                <w:b w:val="0"/>
+                <w:color w:val="000000"/>
+                <w:sz w:val="18"/>
+              </w:rPr>
+              <w:t>12,801.50</w:t>
+            </w:r>
+          </w:p>
+        </w:tc>
+        <w:tc>
+          <w:tcPr>
+            <w:tcW w:type="dxa" w:w="1344"/>
+            <w:vAlign w:val="center"/>
+            <w:tcBorders>
+              <w:top w:val="single" w:sz="4" w:color="A6A6A6"/>
+              <w:left w:val="single" w:sz="4" w:color="A6A6A6"/>
+              <w:bottom w:val="single" w:sz="4" w:color="A6A6A6"/>
+              <w:right w:val="single" w:sz="4" w:color="A6A6A6"/>
+            </w:tcBorders>
+          </w:tcPr>
+          <w:p>
+            <w:pPr>
+              <w:spacing w:before="0" w:after="0" w:line="276" w:lineRule="auto"/>
+              <w:ind w:firstLine="0"/>
+              <w:jc w:val="center"/>
+            </w:pPr>
+            <w:r/>
+            <w:r>
+              <w:rPr>
+                <w:rFonts w:ascii="Times New Roman" w:hAnsi="Times New Roman" w:eastAsia="楷体"/>
+                <w:b w:val="0"/>
+                <w:color w:val="000000"/>
+                <w:sz w:val="18"/>
+              </w:rPr>
+              <w:t>16.60</w:t>
+            </w:r>
+          </w:p>
+        </w:tc>
+        <w:tc>
+          <w:tcPr>
+            <w:tcW w:type="dxa" w:w="1344"/>
+            <w:vAlign w:val="center"/>
+            <w:tcBorders>
+              <w:top w:val="single" w:sz="4" w:color="A6A6A6"/>
+              <w:left w:val="single" w:sz="4" w:color="A6A6A6"/>
+              <w:bottom w:val="single" w:sz="4" w:color="A6A6A6"/>
+              <w:right w:val="single" w:sz="4" w:color="A6A6A6"/>
+            </w:tcBorders>
+          </w:tcPr>
+          <w:p>
+            <w:pPr>
+              <w:spacing w:before="0" w:after="0" w:line="276" w:lineRule="auto"/>
+              <w:ind w:firstLine="0"/>
+              <w:jc w:val="center"/>
+            </w:pPr>
+            <w:r/>
+            <w:r>
+              <w:rPr>
+                <w:rFonts w:ascii="Times New Roman" w:hAnsi="Times New Roman" w:eastAsia="楷体"/>
+                <w:b w:val="0"/>
+                <w:color w:val="000000"/>
+                <w:sz w:val="18"/>
+              </w:rPr>
+              <w:t>5.30%</w:t>
+            </w:r>
+          </w:p>
+        </w:tc>
+        <w:tc>
+          <w:tcPr>
+            <w:tcW w:type="dxa" w:w="1344"/>
+            <w:vAlign w:val="center"/>
+            <w:tcBorders>
+              <w:top w:val="single" w:sz="4" w:color="A6A6A6"/>
+              <w:left w:val="single" w:sz="4" w:color="A6A6A6"/>
+              <w:bottom w:val="single" w:sz="4" w:color="A6A6A6"/>
+              <w:right w:val="single" w:sz="4" w:color="A6A6A6"/>
+            </w:tcBorders>
+          </w:tcPr>
+          <w:p>
+            <w:pPr>
+              <w:spacing w:before="0" w:after="0" w:line="276" w:lineRule="auto"/>
+              <w:ind w:firstLine="0"/>
+              <w:jc w:val="center"/>
+            </w:pPr>
+            <w:r/>
+            <w:r>
+              <w:rPr>
+                <w:rFonts w:ascii="Times New Roman" w:hAnsi="Times New Roman" w:eastAsia="楷体"/>
+                <w:b w:val="0"/>
+                <w:color w:val="000000"/>
+                <w:sz w:val="18"/>
+              </w:rPr>
+              <w:t>4.2:46.1:49.7</w:t>
+            </w:r>
+          </w:p>
+        </w:tc>
+        <w:tc>
+          <w:tcPr>
+            <w:tcW w:type="dxa" w:w="1344"/>
+            <w:vAlign w:val="center"/>
+            <w:tcBorders>
+              <w:top w:val="single" w:sz="4" w:color="A6A6A6"/>
+              <w:left w:val="single" w:sz="4" w:color="A6A6A6"/>
+              <w:bottom w:val="single" w:sz="4" w:color="A6A6A6"/>
+              <w:right w:val="single" w:sz="4" w:color="A6A6A6"/>
+            </w:tcBorders>
+          </w:tcPr>
+          <w:p>
+            <w:pPr>
+              <w:spacing w:before="0" w:after="0" w:line="276" w:lineRule="auto"/>
+              <w:ind w:firstLine="0"/>
+              <w:jc w:val="center"/>
+            </w:pPr>
+            <w:r/>
+            <w:r>
+              <w:rPr>
+                <w:rFonts w:ascii="Times New Roman" w:hAnsi="Times New Roman" w:eastAsia="楷体"/>
+                <w:b w:val="0"/>
+                <w:color w:val="000000"/>
+                <w:sz w:val="18"/>
+              </w:rPr>
+              <w:t>730.04</w:t>
+            </w:r>
+          </w:p>
+        </w:tc>
+        <w:tc>
+          <w:tcPr>
+            <w:tcW w:type="dxa" w:w="1344"/>
+            <w:vAlign w:val="center"/>
+            <w:tcBorders>
+              <w:top w:val="single" w:sz="4" w:color="A6A6A6"/>
+              <w:left w:val="single" w:sz="4" w:color="A6A6A6"/>
+              <w:bottom w:val="single" w:sz="4" w:color="A6A6A6"/>
+              <w:right w:val="single" w:sz="4" w:color="A6A6A6"/>
+            </w:tcBorders>
+          </w:tcPr>
+          <w:p>
+            <w:pPr>
+              <w:spacing w:before="0" w:after="0" w:line="276" w:lineRule="auto"/>
+              <w:ind w:firstLine="0"/>
+              <w:jc w:val="center"/>
+            </w:pPr>
+            <w:r/>
+            <w:r>
+              <w:rPr>
+                <w:rFonts w:ascii="Times New Roman" w:hAnsi="Times New Roman" w:eastAsia="楷体"/>
+                <w:b w:val="0"/>
+                <w:color w:val="000000"/>
+                <w:sz w:val="18"/>
+              </w:rPr>
+              <w:t>—</w:t>
+            </w:r>
+          </w:p>
+        </w:tc>
+      </w:tr>
+      <w:tr>
+        <w:tc>
+          <w:tcPr>
+            <w:tcW w:type="dxa" w:w="1344"/>
+            <w:vAlign w:val="center"/>
+            <w:tcBorders>
+              <w:top w:val="single" w:sz="4" w:color="A6A6A6"/>
+              <w:left w:val="single" w:sz="4" w:color="A6A6A6"/>
+              <w:bottom w:val="single" w:sz="4" w:color="A6A6A6"/>
+              <w:right w:val="single" w:sz="4" w:color="A6A6A6"/>
+            </w:tcBorders>
+          </w:tcPr>
+          <w:p>
+            <w:pPr>
+              <w:spacing w:before="0" w:after="0" w:line="276" w:lineRule="auto"/>
+              <w:ind w:firstLine="0"/>
+              <w:jc w:val="left"/>
+            </w:pPr>
+            <w:r/>
+            <w:r>
+              <w:rPr>
+                <w:rFonts w:ascii="Times New Roman" w:hAnsi="Times New Roman" w:eastAsia="楷体"/>
+                <w:b w:val="0"/>
+                <w:color w:val="000000"/>
+                <w:sz w:val="18"/>
+              </w:rPr>
+              <w:t>常州市</w:t>
+            </w:r>
+          </w:p>
+        </w:tc>
+        <w:tc>
+          <w:tcPr>
+            <w:tcW w:type="dxa" w:w="1344"/>
+            <w:vAlign w:val="center"/>
+            <w:tcBorders>
+              <w:top w:val="single" w:sz="4" w:color="A6A6A6"/>
+              <w:left w:val="single" w:sz="4" w:color="A6A6A6"/>
+              <w:bottom w:val="single" w:sz="4" w:color="A6A6A6"/>
+              <w:right w:val="single" w:sz="4" w:color="A6A6A6"/>
+            </w:tcBorders>
+          </w:tcPr>
+          <w:p>
+            <w:pPr>
+              <w:spacing w:before="0" w:after="0" w:line="276" w:lineRule="auto"/>
+              <w:ind w:firstLine="0"/>
+              <w:jc w:val="center"/>
+            </w:pPr>
+            <w:r/>
+            <w:r>
+              <w:rPr>
+                <w:rFonts w:ascii="Times New Roman" w:hAnsi="Times New Roman" w:eastAsia="楷体"/>
+                <w:b w:val="0"/>
+                <w:color w:val="000000"/>
+                <w:sz w:val="18"/>
+              </w:rPr>
+              <w:t>11,158.70</w:t>
+            </w:r>
+          </w:p>
+        </w:tc>
+        <w:tc>
+          <w:tcPr>
+            <w:tcW w:type="dxa" w:w="1344"/>
+            <w:vAlign w:val="center"/>
+            <w:tcBorders>
+              <w:top w:val="single" w:sz="4" w:color="A6A6A6"/>
+              <w:left w:val="single" w:sz="4" w:color="A6A6A6"/>
+              <w:bottom w:val="single" w:sz="4" w:color="A6A6A6"/>
+              <w:right w:val="single" w:sz="4" w:color="A6A6A6"/>
+            </w:tcBorders>
+          </w:tcPr>
+          <w:p>
+            <w:pPr>
+              <w:spacing w:before="0" w:after="0" w:line="276" w:lineRule="auto"/>
+              <w:ind w:firstLine="0"/>
+              <w:jc w:val="center"/>
+            </w:pPr>
+            <w:r/>
+            <w:r>
+              <w:rPr>
+                <w:rFonts w:ascii="Times New Roman" w:hAnsi="Times New Roman" w:eastAsia="楷体"/>
+                <w:b w:val="0"/>
+                <w:color w:val="000000"/>
+                <w:sz w:val="18"/>
+              </w:rPr>
+              <w:t>20.70</w:t>
+            </w:r>
+          </w:p>
+        </w:tc>
+        <w:tc>
+          <w:tcPr>
+            <w:tcW w:type="dxa" w:w="1344"/>
+            <w:vAlign w:val="center"/>
+            <w:tcBorders>
+              <w:top w:val="single" w:sz="4" w:color="A6A6A6"/>
+              <w:left w:val="single" w:sz="4" w:color="A6A6A6"/>
+              <w:bottom w:val="single" w:sz="4" w:color="A6A6A6"/>
+              <w:right w:val="single" w:sz="4" w:color="A6A6A6"/>
+            </w:tcBorders>
+          </w:tcPr>
+          <w:p>
+            <w:pPr>
+              <w:spacing w:before="0" w:after="0" w:line="276" w:lineRule="auto"/>
+              <w:ind w:firstLine="0"/>
+              <w:jc w:val="center"/>
+            </w:pPr>
+            <w:r/>
+            <w:r>
+              <w:rPr>
+                <w:rFonts w:ascii="Times New Roman" w:hAnsi="Times New Roman" w:eastAsia="楷体"/>
+                <w:b w:val="0"/>
+                <w:color w:val="000000"/>
+                <w:sz w:val="18"/>
+              </w:rPr>
+              <w:t>5.20%</w:t>
+            </w:r>
+          </w:p>
+        </w:tc>
+        <w:tc>
+          <w:tcPr>
+            <w:tcW w:type="dxa" w:w="1344"/>
+            <w:vAlign w:val="center"/>
+            <w:tcBorders>
+              <w:top w:val="single" w:sz="4" w:color="A6A6A6"/>
+              <w:left w:val="single" w:sz="4" w:color="A6A6A6"/>
+              <w:bottom w:val="single" w:sz="4" w:color="A6A6A6"/>
+              <w:right w:val="single" w:sz="4" w:color="A6A6A6"/>
+            </w:tcBorders>
+          </w:tcPr>
+          <w:p>
+            <w:pPr>
+              <w:spacing w:before="0" w:after="0" w:line="276" w:lineRule="auto"/>
+              <w:ind w:firstLine="0"/>
+              <w:jc w:val="center"/>
+            </w:pPr>
+            <w:r/>
+            <w:r>
+              <w:rPr>
+                <w:rFonts w:ascii="Times New Roman" w:hAnsi="Times New Roman" w:eastAsia="楷体"/>
+                <w:b w:val="0"/>
+                <w:color w:val="000000"/>
+                <w:sz w:val="18"/>
+              </w:rPr>
+              <w:t>1.6:46.2:52.2</w:t>
+            </w:r>
+          </w:p>
+        </w:tc>
+        <w:tc>
+          <w:tcPr>
+            <w:tcW w:type="dxa" w:w="1344"/>
+            <w:vAlign w:val="center"/>
+            <w:tcBorders>
+              <w:top w:val="single" w:sz="4" w:color="A6A6A6"/>
+              <w:left w:val="single" w:sz="4" w:color="A6A6A6"/>
+              <w:bottom w:val="single" w:sz="4" w:color="A6A6A6"/>
+              <w:right w:val="single" w:sz="4" w:color="A6A6A6"/>
+            </w:tcBorders>
+          </w:tcPr>
+          <w:p>
+            <w:pPr>
+              <w:spacing w:before="0" w:after="0" w:line="276" w:lineRule="auto"/>
+              <w:ind w:firstLine="0"/>
+              <w:jc w:val="center"/>
+            </w:pPr>
+            <w:r/>
+            <w:r>
+              <w:rPr>
+                <w:rFonts w:ascii="Times New Roman" w:hAnsi="Times New Roman" w:eastAsia="楷体"/>
+                <w:b w:val="0"/>
+                <w:color w:val="000000"/>
+                <w:sz w:val="18"/>
+              </w:rPr>
+              <w:t>715.47</w:t>
+            </w:r>
+          </w:p>
+        </w:tc>
+        <w:tc>
+          <w:tcPr>
+            <w:tcW w:type="dxa" w:w="1344"/>
+            <w:vAlign w:val="center"/>
+            <w:tcBorders>
+              <w:top w:val="single" w:sz="4" w:color="A6A6A6"/>
+              <w:left w:val="single" w:sz="4" w:color="A6A6A6"/>
+              <w:bottom w:val="single" w:sz="4" w:color="A6A6A6"/>
+              <w:right w:val="single" w:sz="4" w:color="A6A6A6"/>
+            </w:tcBorders>
+          </w:tcPr>
+          <w:p>
+            <w:pPr>
+              <w:spacing w:before="0" w:after="0" w:line="276" w:lineRule="auto"/>
+              <w:ind w:firstLine="0"/>
+              <w:jc w:val="center"/>
+            </w:pPr>
+            <w:r/>
+            <w:r>
+              <w:rPr>
+                <w:rFonts w:ascii="Times New Roman" w:hAnsi="Times New Roman" w:eastAsia="楷体"/>
+                <w:b w:val="0"/>
+                <w:color w:val="000000"/>
+                <w:sz w:val="18"/>
+              </w:rPr>
+              <w:t>541.54</w:t>
+            </w:r>
+          </w:p>
+        </w:tc>
+      </w:tr>
+      <w:tr>
+        <w:tc>
+          <w:tcPr>
+            <w:tcW w:type="dxa" w:w="1344"/>
+            <w:vAlign w:val="center"/>
+            <w:tcBorders>
+              <w:top w:val="single" w:sz="4" w:color="A6A6A6"/>
+              <w:left w:val="single" w:sz="4" w:color="A6A6A6"/>
+              <w:bottom w:val="single" w:sz="4" w:color="A6A6A6"/>
+              <w:right w:val="single" w:sz="4" w:color="A6A6A6"/>
+            </w:tcBorders>
+          </w:tcPr>
+          <w:p>
+            <w:pPr>
+              <w:spacing w:before="0" w:after="0" w:line="276" w:lineRule="auto"/>
+              <w:ind w:firstLine="0"/>
+              <w:jc w:val="left"/>
+            </w:pPr>
+            <w:r/>
+            <w:r>
+              <w:rPr>
+                <w:rFonts w:ascii="Times New Roman" w:hAnsi="Times New Roman" w:eastAsia="楷体"/>
+                <w:b w:val="0"/>
+                <w:color w:val="000000"/>
+                <w:sz w:val="18"/>
+              </w:rPr>
+              <w:t>徐州市</w:t>
+            </w:r>
+          </w:p>
+        </w:tc>
+        <w:tc>
+          <w:tcPr>
+            <w:tcW w:type="dxa" w:w="1344"/>
+            <w:vAlign w:val="center"/>
+            <w:tcBorders>
+              <w:top w:val="single" w:sz="4" w:color="A6A6A6"/>
+              <w:left w:val="single" w:sz="4" w:color="A6A6A6"/>
+              <w:bottom w:val="single" w:sz="4" w:color="A6A6A6"/>
+              <w:right w:val="single" w:sz="4" w:color="A6A6A6"/>
+            </w:tcBorders>
+          </w:tcPr>
+          <w:p>
+            <w:pPr>
+              <w:spacing w:before="0" w:after="0" w:line="276" w:lineRule="auto"/>
+              <w:ind w:firstLine="0"/>
+              <w:jc w:val="center"/>
+            </w:pPr>
+            <w:r/>
+            <w:r>
+              <w:rPr>
+                <w:rFonts w:ascii="Times New Roman" w:hAnsi="Times New Roman" w:eastAsia="楷体"/>
+                <w:b w:val="0"/>
+                <w:color w:val="000000"/>
+                <w:sz w:val="18"/>
+              </w:rPr>
+              <w:t>9,957.22</w:t>
+            </w:r>
+          </w:p>
+        </w:tc>
+        <w:tc>
+          <w:tcPr>
+            <w:tcW w:type="dxa" w:w="1344"/>
+            <w:vAlign w:val="center"/>
+            <w:tcBorders>
+              <w:top w:val="single" w:sz="4" w:color="A6A6A6"/>
+              <w:left w:val="single" w:sz="4" w:color="A6A6A6"/>
+              <w:bottom w:val="single" w:sz="4" w:color="A6A6A6"/>
+              <w:right w:val="single" w:sz="4" w:color="A6A6A6"/>
+            </w:tcBorders>
+          </w:tcPr>
+          <w:p>
+            <w:pPr>
+              <w:spacing w:before="0" w:after="0" w:line="276" w:lineRule="auto"/>
+              <w:ind w:firstLine="0"/>
+              <w:jc w:val="center"/>
+            </w:pPr>
+            <w:r/>
+            <w:r>
+              <w:rPr>
+                <w:rFonts w:ascii="Times New Roman" w:hAnsi="Times New Roman" w:eastAsia="楷体"/>
+                <w:b w:val="0"/>
+                <w:color w:val="000000"/>
+                <w:sz w:val="18"/>
+              </w:rPr>
+              <w:t>—</w:t>
+            </w:r>
+          </w:p>
+        </w:tc>
+        <w:tc>
+          <w:tcPr>
+            <w:tcW w:type="dxa" w:w="1344"/>
+            <w:vAlign w:val="center"/>
+            <w:tcBorders>
+              <w:top w:val="single" w:sz="4" w:color="A6A6A6"/>
+              <w:left w:val="single" w:sz="4" w:color="A6A6A6"/>
+              <w:bottom w:val="single" w:sz="4" w:color="A6A6A6"/>
+              <w:right w:val="single" w:sz="4" w:color="A6A6A6"/>
+            </w:tcBorders>
+          </w:tcPr>
+          <w:p>
+            <w:pPr>
+              <w:spacing w:before="0" w:after="0" w:line="276" w:lineRule="auto"/>
+              <w:ind w:firstLine="0"/>
+              <w:jc w:val="center"/>
+            </w:pPr>
+            <w:r/>
+            <w:r>
+              <w:rPr>
+                <w:rFonts w:ascii="Times New Roman" w:hAnsi="Times New Roman" w:eastAsia="楷体"/>
+                <w:b w:val="0"/>
+                <w:color w:val="000000"/>
+                <w:sz w:val="18"/>
+              </w:rPr>
+              <w:t>5.80%</w:t>
+            </w:r>
+          </w:p>
+        </w:tc>
+        <w:tc>
+          <w:tcPr>
+            <w:tcW w:type="dxa" w:w="1344"/>
+            <w:vAlign w:val="center"/>
+            <w:tcBorders>
+              <w:top w:val="single" w:sz="4" w:color="A6A6A6"/>
+              <w:left w:val="single" w:sz="4" w:color="A6A6A6"/>
+              <w:bottom w:val="single" w:sz="4" w:color="A6A6A6"/>
+              <w:right w:val="single" w:sz="4" w:color="A6A6A6"/>
+            </w:tcBorders>
+          </w:tcPr>
+          <w:p>
+            <w:pPr>
+              <w:spacing w:before="0" w:after="0" w:line="276" w:lineRule="auto"/>
+              <w:ind w:firstLine="0"/>
+              <w:jc w:val="center"/>
+            </w:pPr>
+            <w:r/>
+            <w:r>
+              <w:rPr>
+                <w:rFonts w:ascii="Times New Roman" w:hAnsi="Times New Roman" w:eastAsia="楷体"/>
+                <w:b w:val="0"/>
+                <w:color w:val="000000"/>
+                <w:sz w:val="18"/>
+              </w:rPr>
+              <w:t xml:space="preserve"> </w:t>
+            </w:r>
+          </w:p>
+        </w:tc>
+        <w:tc>
+          <w:tcPr>
+            <w:tcW w:type="dxa" w:w="1344"/>
+            <w:vAlign w:val="center"/>
+            <w:tcBorders>
+              <w:top w:val="single" w:sz="4" w:color="A6A6A6"/>
+              <w:left w:val="single" w:sz="4" w:color="A6A6A6"/>
+              <w:bottom w:val="single" w:sz="4" w:color="A6A6A6"/>
+              <w:right w:val="single" w:sz="4" w:color="A6A6A6"/>
+            </w:tcBorders>
+          </w:tcPr>
+          <w:p>
+            <w:pPr>
+              <w:spacing w:before="0" w:after="0" w:line="276" w:lineRule="auto"/>
+              <w:ind w:firstLine="0"/>
+              <w:jc w:val="center"/>
+            </w:pPr>
+            <w:r/>
+            <w:r>
+              <w:rPr>
+                <w:rFonts w:ascii="Times New Roman" w:hAnsi="Times New Roman" w:eastAsia="楷体"/>
+                <w:b w:val="0"/>
+                <w:color w:val="000000"/>
+                <w:sz w:val="18"/>
+              </w:rPr>
+              <w:t>575.33</w:t>
+            </w:r>
+          </w:p>
+        </w:tc>
+        <w:tc>
+          <w:tcPr>
+            <w:tcW w:type="dxa" w:w="1344"/>
+            <w:vAlign w:val="center"/>
+            <w:tcBorders>
+              <w:top w:val="single" w:sz="4" w:color="A6A6A6"/>
+              <w:left w:val="single" w:sz="4" w:color="A6A6A6"/>
+              <w:bottom w:val="single" w:sz="4" w:color="A6A6A6"/>
+              <w:right w:val="single" w:sz="4" w:color="A6A6A6"/>
+            </w:tcBorders>
+          </w:tcPr>
+          <w:p>
+            <w:pPr>
+              <w:spacing w:before="0" w:after="0" w:line="276" w:lineRule="auto"/>
+              <w:ind w:firstLine="0"/>
+              <w:jc w:val="center"/>
+            </w:pPr>
+            <w:r/>
+            <w:r>
+              <w:rPr>
+                <w:rFonts w:ascii="Times New Roman" w:hAnsi="Times New Roman" w:eastAsia="楷体"/>
+                <w:b w:val="0"/>
+                <w:color w:val="000000"/>
+                <w:sz w:val="18"/>
+              </w:rPr>
+              <w:t>—</w:t>
+            </w:r>
+          </w:p>
+        </w:tc>
+      </w:tr>
+      <w:tr>
+        <w:tc>
+          <w:tcPr>
+            <w:tcW w:type="dxa" w:w="1344"/>
+            <w:vAlign w:val="center"/>
+            <w:tcBorders>
+              <w:top w:val="single" w:sz="4" w:color="A6A6A6"/>
+              <w:left w:val="single" w:sz="4" w:color="A6A6A6"/>
+              <w:bottom w:val="single" w:sz="4" w:color="A6A6A6"/>
+              <w:right w:val="single" w:sz="4" w:color="A6A6A6"/>
+            </w:tcBorders>
+          </w:tcPr>
+          <w:p>
+            <w:pPr>
+              <w:spacing w:before="0" w:after="0" w:line="276" w:lineRule="auto"/>
+              <w:ind w:firstLine="0"/>
+              <w:jc w:val="left"/>
+            </w:pPr>
+            <w:r/>
+            <w:r>
+              <w:rPr>
+                <w:rFonts w:ascii="Times New Roman" w:hAnsi="Times New Roman" w:eastAsia="楷体"/>
+                <w:b w:val="0"/>
+                <w:color w:val="000000"/>
+                <w:sz w:val="18"/>
+              </w:rPr>
+              <w:t>扬州市</w:t>
+            </w:r>
+          </w:p>
+        </w:tc>
+        <w:tc>
+          <w:tcPr>
+            <w:tcW w:type="dxa" w:w="1344"/>
+            <w:vAlign w:val="center"/>
+            <w:tcBorders>
+              <w:top w:val="single" w:sz="4" w:color="A6A6A6"/>
+              <w:left w:val="single" w:sz="4" w:color="A6A6A6"/>
+              <w:bottom w:val="single" w:sz="4" w:color="A6A6A6"/>
+              <w:right w:val="single" w:sz="4" w:color="A6A6A6"/>
+            </w:tcBorders>
+          </w:tcPr>
+          <w:p>
+            <w:pPr>
+              <w:spacing w:before="0" w:after="0" w:line="276" w:lineRule="auto"/>
+              <w:ind w:firstLine="0"/>
+              <w:jc w:val="center"/>
+            </w:pPr>
+            <w:r/>
+            <w:r>
+              <w:rPr>
+                <w:rFonts w:ascii="Times New Roman" w:hAnsi="Times New Roman" w:eastAsia="楷体"/>
+                <w:b w:val="0"/>
+                <w:color w:val="000000"/>
+                <w:sz w:val="18"/>
+              </w:rPr>
+              <w:t>8,056.75</w:t>
             </w:r>
           </w:p>
         </w:tc>
@@ -888,7 +1708,7 @@
                 <w:color w:val="000000"/>
                 <w:sz w:val="18"/>
               </w:rPr>
-              <w:t>13:35:52</w:t>
+              <w:t xml:space="preserve"> </w:t>
             </w:r>
           </w:p>
         </w:tc>
@@ -917,7 +1737,7 @@
                 <w:color w:val="000000"/>
                 <w:sz w:val="18"/>
               </w:rPr>
-              <w:t>153.95</w:t>
+              <w:t>376.30</w:t>
             </w:r>
           </w:p>
         </w:tc>
@@ -977,7 +1797,7 @@
                 <w:color w:val="000000"/>
                 <w:sz w:val="18"/>
               </w:rPr>
-              <w:t>玉溪市</w:t>
+              <w:t>盐城市</w:t>
             </w:r>
           </w:p>
         </w:tc>
@@ -1006,1852 +1826,7 @@
                 <w:color w:val="000000"/>
                 <w:sz w:val="18"/>
               </w:rPr>
-              <w:t>2,688.30</w:t>
-            </w:r>
-          </w:p>
-        </w:tc>
-        <w:tc>
-          <w:tcPr>
-            <w:tcW w:type="dxa" w:w="1344"/>
-            <w:vAlign w:val="center"/>
-            <w:tcBorders>
-              <w:top w:val="single" w:sz="4" w:color="A6A6A6"/>
-              <w:left w:val="single" w:sz="4" w:color="A6A6A6"/>
-              <w:bottom w:val="single" w:sz="4" w:color="A6A6A6"/>
-              <w:right w:val="single" w:sz="4" w:color="A6A6A6"/>
-            </w:tcBorders>
-          </w:tcPr>
-          <w:p>
-            <w:pPr>
-              <w:spacing w:before="0" w:after="0" w:line="276" w:lineRule="auto"/>
-              <w:ind w:firstLine="0"/>
-              <w:jc w:val="center"/>
-            </w:pPr>
-            <w:r/>
-            <w:r>
-              <w:rPr>
-                <w:rFonts w:ascii="Times New Roman" w:hAnsi="Times New Roman" w:eastAsia="楷体"/>
-                <w:b w:val="0"/>
-                <w:color w:val="000000"/>
-                <w:sz w:val="18"/>
-              </w:rPr>
-              <w:t>11.89</w:t>
-            </w:r>
-          </w:p>
-        </w:tc>
-        <w:tc>
-          <w:tcPr>
-            <w:tcW w:type="dxa" w:w="1344"/>
-            <w:vAlign w:val="center"/>
-            <w:tcBorders>
-              <w:top w:val="single" w:sz="4" w:color="A6A6A6"/>
-              <w:left w:val="single" w:sz="4" w:color="A6A6A6"/>
-              <w:bottom w:val="single" w:sz="4" w:color="A6A6A6"/>
-              <w:right w:val="single" w:sz="4" w:color="A6A6A6"/>
-            </w:tcBorders>
-          </w:tcPr>
-          <w:p>
-            <w:pPr>
-              <w:spacing w:before="0" w:after="0" w:line="276" w:lineRule="auto"/>
-              <w:ind w:firstLine="0"/>
-              <w:jc w:val="center"/>
-            </w:pPr>
-            <w:r/>
-            <w:r>
-              <w:rPr>
-                <w:rFonts w:ascii="Times New Roman" w:hAnsi="Times New Roman" w:eastAsia="楷体"/>
-                <w:b w:val="0"/>
-                <w:color w:val="000000"/>
-                <w:sz w:val="18"/>
-              </w:rPr>
-              <w:t>4.40%</w:t>
-            </w:r>
-          </w:p>
-        </w:tc>
-        <w:tc>
-          <w:tcPr>
-            <w:tcW w:type="dxa" w:w="1344"/>
-            <w:vAlign w:val="center"/>
-            <w:tcBorders>
-              <w:top w:val="single" w:sz="4" w:color="A6A6A6"/>
-              <w:left w:val="single" w:sz="4" w:color="A6A6A6"/>
-              <w:bottom w:val="single" w:sz="4" w:color="A6A6A6"/>
-              <w:right w:val="single" w:sz="4" w:color="A6A6A6"/>
-            </w:tcBorders>
-          </w:tcPr>
-          <w:p>
-            <w:pPr>
-              <w:spacing w:before="0" w:after="0" w:line="276" w:lineRule="auto"/>
-              <w:ind w:firstLine="0"/>
-              <w:jc w:val="center"/>
-            </w:pPr>
-            <w:r/>
-            <w:r>
-              <w:rPr>
-                <w:rFonts w:ascii="Times New Roman" w:hAnsi="Times New Roman" w:eastAsia="楷体"/>
-                <w:b w:val="0"/>
-                <w:color w:val="000000"/>
-                <w:sz w:val="18"/>
-              </w:rPr>
-              <w:t>9.66:41.36:48.98</w:t>
-            </w:r>
-          </w:p>
-        </w:tc>
-        <w:tc>
-          <w:tcPr>
-            <w:tcW w:type="dxa" w:w="1344"/>
-            <w:vAlign w:val="center"/>
-            <w:tcBorders>
-              <w:top w:val="single" w:sz="4" w:color="A6A6A6"/>
-              <w:left w:val="single" w:sz="4" w:color="A6A6A6"/>
-              <w:bottom w:val="single" w:sz="4" w:color="A6A6A6"/>
-              <w:right w:val="single" w:sz="4" w:color="A6A6A6"/>
-            </w:tcBorders>
-          </w:tcPr>
-          <w:p>
-            <w:pPr>
-              <w:spacing w:before="0" w:after="0" w:line="276" w:lineRule="auto"/>
-              <w:ind w:firstLine="0"/>
-              <w:jc w:val="center"/>
-            </w:pPr>
-            <w:r/>
-            <w:r>
-              <w:rPr>
-                <w:rFonts w:ascii="Times New Roman" w:hAnsi="Times New Roman" w:eastAsia="楷体"/>
-                <w:b w:val="0"/>
-                <w:color w:val="000000"/>
-                <w:sz w:val="18"/>
-              </w:rPr>
-              <w:t>148.21</w:t>
-            </w:r>
-          </w:p>
-        </w:tc>
-        <w:tc>
-          <w:tcPr>
-            <w:tcW w:type="dxa" w:w="1344"/>
-            <w:vAlign w:val="center"/>
-            <w:tcBorders>
-              <w:top w:val="single" w:sz="4" w:color="A6A6A6"/>
-              <w:left w:val="single" w:sz="4" w:color="A6A6A6"/>
-              <w:bottom w:val="single" w:sz="4" w:color="A6A6A6"/>
-              <w:right w:val="single" w:sz="4" w:color="A6A6A6"/>
-            </w:tcBorders>
-          </w:tcPr>
-          <w:p>
-            <w:pPr>
-              <w:spacing w:before="0" w:after="0" w:line="276" w:lineRule="auto"/>
-              <w:ind w:firstLine="0"/>
-              <w:jc w:val="center"/>
-            </w:pPr>
-            <w:r/>
-            <w:r>
-              <w:rPr>
-                <w:rFonts w:ascii="Times New Roman" w:hAnsi="Times New Roman" w:eastAsia="楷体"/>
-                <w:b w:val="0"/>
-                <w:color w:val="000000"/>
-                <w:sz w:val="18"/>
-              </w:rPr>
-              <w:t>225.50</w:t>
-            </w:r>
-          </w:p>
-        </w:tc>
-      </w:tr>
-      <w:tr>
-        <w:tc>
-          <w:tcPr>
-            <w:tcW w:type="dxa" w:w="1344"/>
-            <w:vAlign w:val="center"/>
-            <w:tcBorders>
-              <w:top w:val="single" w:sz="4" w:color="A6A6A6"/>
-              <w:left w:val="single" w:sz="4" w:color="A6A6A6"/>
-              <w:bottom w:val="single" w:sz="4" w:color="A6A6A6"/>
-              <w:right w:val="single" w:sz="4" w:color="A6A6A6"/>
-            </w:tcBorders>
-          </w:tcPr>
-          <w:p>
-            <w:pPr>
-              <w:spacing w:before="0" w:after="0" w:line="276" w:lineRule="auto"/>
-              <w:ind w:firstLine="0"/>
-              <w:jc w:val="left"/>
-            </w:pPr>
-            <w:r/>
-            <w:r>
-              <w:rPr>
-                <w:rFonts w:ascii="Times New Roman" w:hAnsi="Times New Roman" w:eastAsia="楷体"/>
-                <w:b w:val="0"/>
-                <w:color w:val="000000"/>
-                <w:sz w:val="18"/>
-              </w:rPr>
-              <w:t>昭通市</w:t>
-            </w:r>
-          </w:p>
-        </w:tc>
-        <w:tc>
-          <w:tcPr>
-            <w:tcW w:type="dxa" w:w="1344"/>
-            <w:vAlign w:val="center"/>
-            <w:tcBorders>
-              <w:top w:val="single" w:sz="4" w:color="A6A6A6"/>
-              <w:left w:val="single" w:sz="4" w:color="A6A6A6"/>
-              <w:bottom w:val="single" w:sz="4" w:color="A6A6A6"/>
-              <w:right w:val="single" w:sz="4" w:color="A6A6A6"/>
-            </w:tcBorders>
-          </w:tcPr>
-          <w:p>
-            <w:pPr>
-              <w:spacing w:before="0" w:after="0" w:line="276" w:lineRule="auto"/>
-              <w:ind w:firstLine="0"/>
-              <w:jc w:val="center"/>
-            </w:pPr>
-            <w:r/>
-            <w:r>
-              <w:rPr>
-                <w:rFonts w:ascii="Times New Roman" w:hAnsi="Times New Roman" w:eastAsia="楷体"/>
-                <w:b w:val="0"/>
-                <w:color w:val="000000"/>
-                <w:sz w:val="18"/>
-              </w:rPr>
-              <w:t>2,103.40</w:t>
-            </w:r>
-          </w:p>
-        </w:tc>
-        <w:tc>
-          <w:tcPr>
-            <w:tcW w:type="dxa" w:w="1344"/>
-            <w:vAlign w:val="center"/>
-            <w:tcBorders>
-              <w:top w:val="single" w:sz="4" w:color="A6A6A6"/>
-              <w:left w:val="single" w:sz="4" w:color="A6A6A6"/>
-              <w:bottom w:val="single" w:sz="4" w:color="A6A6A6"/>
-              <w:right w:val="single" w:sz="4" w:color="A6A6A6"/>
-            </w:tcBorders>
-          </w:tcPr>
-          <w:p>
-            <w:pPr>
-              <w:spacing w:before="0" w:after="0" w:line="276" w:lineRule="auto"/>
-              <w:ind w:firstLine="0"/>
-              <w:jc w:val="center"/>
-            </w:pPr>
-            <w:r/>
-            <w:r>
-              <w:rPr>
-                <w:rFonts w:ascii="Times New Roman" w:hAnsi="Times New Roman" w:eastAsia="楷体"/>
-                <w:b w:val="0"/>
-                <w:color w:val="000000"/>
-                <w:sz w:val="18"/>
-              </w:rPr>
-              <w:t>4.38</w:t>
-            </w:r>
-          </w:p>
-        </w:tc>
-        <w:tc>
-          <w:tcPr>
-            <w:tcW w:type="dxa" w:w="1344"/>
-            <w:vAlign w:val="center"/>
-            <w:tcBorders>
-              <w:top w:val="single" w:sz="4" w:color="A6A6A6"/>
-              <w:left w:val="single" w:sz="4" w:color="A6A6A6"/>
-              <w:bottom w:val="single" w:sz="4" w:color="A6A6A6"/>
-              <w:right w:val="single" w:sz="4" w:color="A6A6A6"/>
-            </w:tcBorders>
-          </w:tcPr>
-          <w:p>
-            <w:pPr>
-              <w:spacing w:before="0" w:after="0" w:line="276" w:lineRule="auto"/>
-              <w:ind w:firstLine="0"/>
-              <w:jc w:val="center"/>
-            </w:pPr>
-            <w:r/>
-            <w:r>
-              <w:rPr>
-                <w:rFonts w:ascii="Times New Roman" w:hAnsi="Times New Roman" w:eastAsia="楷体"/>
-                <w:b w:val="0"/>
-                <w:color w:val="000000"/>
-                <w:sz w:val="18"/>
-              </w:rPr>
-              <w:t>4.60%</w:t>
-            </w:r>
-          </w:p>
-        </w:tc>
-        <w:tc>
-          <w:tcPr>
-            <w:tcW w:type="dxa" w:w="1344"/>
-            <w:vAlign w:val="center"/>
-            <w:tcBorders>
-              <w:top w:val="single" w:sz="4" w:color="A6A6A6"/>
-              <w:left w:val="single" w:sz="4" w:color="A6A6A6"/>
-              <w:bottom w:val="single" w:sz="4" w:color="A6A6A6"/>
-              <w:right w:val="single" w:sz="4" w:color="A6A6A6"/>
-            </w:tcBorders>
-          </w:tcPr>
-          <w:p>
-            <w:pPr>
-              <w:spacing w:before="0" w:after="0" w:line="276" w:lineRule="auto"/>
-              <w:ind w:firstLine="0"/>
-              <w:jc w:val="center"/>
-            </w:pPr>
-            <w:r/>
-            <w:r>
-              <w:rPr>
-                <w:rFonts w:ascii="Times New Roman" w:hAnsi="Times New Roman" w:eastAsia="楷体"/>
-                <w:b w:val="0"/>
-                <w:color w:val="000000"/>
-                <w:sz w:val="18"/>
-              </w:rPr>
-              <w:t>12.7:38.2:49.1</w:t>
-            </w:r>
-          </w:p>
-        </w:tc>
-        <w:tc>
-          <w:tcPr>
-            <w:tcW w:type="dxa" w:w="1344"/>
-            <w:vAlign w:val="center"/>
-            <w:tcBorders>
-              <w:top w:val="single" w:sz="4" w:color="A6A6A6"/>
-              <w:left w:val="single" w:sz="4" w:color="A6A6A6"/>
-              <w:bottom w:val="single" w:sz="4" w:color="A6A6A6"/>
-              <w:right w:val="single" w:sz="4" w:color="A6A6A6"/>
-            </w:tcBorders>
-          </w:tcPr>
-          <w:p>
-            <w:pPr>
-              <w:spacing w:before="0" w:after="0" w:line="276" w:lineRule="auto"/>
-              <w:ind w:firstLine="0"/>
-              <w:jc w:val="center"/>
-            </w:pPr>
-            <w:r/>
-            <w:r>
-              <w:rPr>
-                <w:rFonts w:ascii="Times New Roman" w:hAnsi="Times New Roman" w:eastAsia="楷体"/>
-                <w:b w:val="0"/>
-                <w:color w:val="000000"/>
-                <w:sz w:val="18"/>
-              </w:rPr>
-              <w:t>120.19</w:t>
-            </w:r>
-          </w:p>
-        </w:tc>
-        <w:tc>
-          <w:tcPr>
-            <w:tcW w:type="dxa" w:w="1344"/>
-            <w:vAlign w:val="center"/>
-            <w:tcBorders>
-              <w:top w:val="single" w:sz="4" w:color="A6A6A6"/>
-              <w:left w:val="single" w:sz="4" w:color="A6A6A6"/>
-              <w:bottom w:val="single" w:sz="4" w:color="A6A6A6"/>
-              <w:right w:val="single" w:sz="4" w:color="A6A6A6"/>
-            </w:tcBorders>
-          </w:tcPr>
-          <w:p>
-            <w:pPr>
-              <w:spacing w:before="0" w:after="0" w:line="276" w:lineRule="auto"/>
-              <w:ind w:firstLine="0"/>
-              <w:jc w:val="center"/>
-            </w:pPr>
-            <w:r/>
-            <w:r>
-              <w:rPr>
-                <w:rFonts w:ascii="Times New Roman" w:hAnsi="Times New Roman" w:eastAsia="楷体"/>
-                <w:b w:val="0"/>
-                <w:color w:val="000000"/>
-                <w:sz w:val="18"/>
-              </w:rPr>
-              <w:t>479.20</w:t>
-            </w:r>
-          </w:p>
-        </w:tc>
-      </w:tr>
-      <w:tr>
-        <w:tc>
-          <w:tcPr>
-            <w:tcW w:type="dxa" w:w="1344"/>
-            <w:vAlign w:val="center"/>
-            <w:tcBorders>
-              <w:top w:val="single" w:sz="4" w:color="A6A6A6"/>
-              <w:left w:val="single" w:sz="4" w:color="A6A6A6"/>
-              <w:bottom w:val="single" w:sz="4" w:color="A6A6A6"/>
-              <w:right w:val="single" w:sz="4" w:color="A6A6A6"/>
-            </w:tcBorders>
-          </w:tcPr>
-          <w:p>
-            <w:pPr>
-              <w:spacing w:before="0" w:after="0" w:line="276" w:lineRule="auto"/>
-              <w:ind w:firstLine="0"/>
-              <w:jc w:val="left"/>
-            </w:pPr>
-            <w:r/>
-            <w:r>
-              <w:rPr>
-                <w:rFonts w:ascii="Times New Roman" w:hAnsi="Times New Roman" w:eastAsia="楷体"/>
-                <w:b w:val="0"/>
-                <w:color w:val="000000"/>
-                <w:sz w:val="18"/>
-              </w:rPr>
-              <w:t>大理白族自治州</w:t>
-            </w:r>
-          </w:p>
-        </w:tc>
-        <w:tc>
-          <w:tcPr>
-            <w:tcW w:type="dxa" w:w="1344"/>
-            <w:vAlign w:val="center"/>
-            <w:tcBorders>
-              <w:top w:val="single" w:sz="4" w:color="A6A6A6"/>
-              <w:left w:val="single" w:sz="4" w:color="A6A6A6"/>
-              <w:bottom w:val="single" w:sz="4" w:color="A6A6A6"/>
-              <w:right w:val="single" w:sz="4" w:color="A6A6A6"/>
-            </w:tcBorders>
-          </w:tcPr>
-          <w:p>
-            <w:pPr>
-              <w:spacing w:before="0" w:after="0" w:line="276" w:lineRule="auto"/>
-              <w:ind w:firstLine="0"/>
-              <w:jc w:val="center"/>
-            </w:pPr>
-            <w:r/>
-            <w:r>
-              <w:rPr>
-                <w:rFonts w:ascii="Times New Roman" w:hAnsi="Times New Roman" w:eastAsia="楷体"/>
-                <w:b w:val="0"/>
-                <w:color w:val="000000"/>
-                <w:sz w:val="18"/>
-              </w:rPr>
-              <w:t>2,087.51</w:t>
-            </w:r>
-          </w:p>
-        </w:tc>
-        <w:tc>
-          <w:tcPr>
-            <w:tcW w:type="dxa" w:w="1344"/>
-            <w:vAlign w:val="center"/>
-            <w:tcBorders>
-              <w:top w:val="single" w:sz="4" w:color="A6A6A6"/>
-              <w:left w:val="single" w:sz="4" w:color="A6A6A6"/>
-              <w:bottom w:val="single" w:sz="4" w:color="A6A6A6"/>
-              <w:right w:val="single" w:sz="4" w:color="A6A6A6"/>
-            </w:tcBorders>
-          </w:tcPr>
-          <w:p>
-            <w:pPr>
-              <w:spacing w:before="0" w:after="0" w:line="276" w:lineRule="auto"/>
-              <w:ind w:firstLine="0"/>
-              <w:jc w:val="center"/>
-            </w:pPr>
-            <w:r/>
-            <w:r>
-              <w:rPr>
-                <w:rFonts w:ascii="Times New Roman" w:hAnsi="Times New Roman" w:eastAsia="楷体"/>
-                <w:b w:val="0"/>
-                <w:color w:val="000000"/>
-                <w:sz w:val="18"/>
-              </w:rPr>
-              <w:t>6.27</w:t>
-            </w:r>
-          </w:p>
-        </w:tc>
-        <w:tc>
-          <w:tcPr>
-            <w:tcW w:type="dxa" w:w="1344"/>
-            <w:vAlign w:val="center"/>
-            <w:tcBorders>
-              <w:top w:val="single" w:sz="4" w:color="A6A6A6"/>
-              <w:left w:val="single" w:sz="4" w:color="A6A6A6"/>
-              <w:bottom w:val="single" w:sz="4" w:color="A6A6A6"/>
-              <w:right w:val="single" w:sz="4" w:color="A6A6A6"/>
-            </w:tcBorders>
-          </w:tcPr>
-          <w:p>
-            <w:pPr>
-              <w:spacing w:before="0" w:after="0" w:line="276" w:lineRule="auto"/>
-              <w:ind w:firstLine="0"/>
-              <w:jc w:val="center"/>
-            </w:pPr>
-            <w:r/>
-            <w:r>
-              <w:rPr>
-                <w:rFonts w:ascii="Times New Roman" w:hAnsi="Times New Roman" w:eastAsia="楷体"/>
-                <w:b w:val="0"/>
-                <w:color w:val="000000"/>
-                <w:sz w:val="18"/>
-              </w:rPr>
-              <w:t>4.10%</w:t>
-            </w:r>
-          </w:p>
-        </w:tc>
-        <w:tc>
-          <w:tcPr>
-            <w:tcW w:type="dxa" w:w="1344"/>
-            <w:vAlign w:val="center"/>
-            <w:tcBorders>
-              <w:top w:val="single" w:sz="4" w:color="A6A6A6"/>
-              <w:left w:val="single" w:sz="4" w:color="A6A6A6"/>
-              <w:bottom w:val="single" w:sz="4" w:color="A6A6A6"/>
-              <w:right w:val="single" w:sz="4" w:color="A6A6A6"/>
-            </w:tcBorders>
-          </w:tcPr>
-          <w:p>
-            <w:pPr>
-              <w:spacing w:before="0" w:after="0" w:line="276" w:lineRule="auto"/>
-              <w:ind w:firstLine="0"/>
-              <w:jc w:val="center"/>
-            </w:pPr>
-            <w:r/>
-            <w:r>
-              <w:rPr>
-                <w:rFonts w:ascii="Times New Roman" w:hAnsi="Times New Roman" w:eastAsia="楷体"/>
-                <w:b w:val="0"/>
-                <w:color w:val="000000"/>
-                <w:sz w:val="18"/>
-              </w:rPr>
-              <w:t>20.3:27.9:51.8</w:t>
-            </w:r>
-          </w:p>
-        </w:tc>
-        <w:tc>
-          <w:tcPr>
-            <w:tcW w:type="dxa" w:w="1344"/>
-            <w:vAlign w:val="center"/>
-            <w:tcBorders>
-              <w:top w:val="single" w:sz="4" w:color="A6A6A6"/>
-              <w:left w:val="single" w:sz="4" w:color="A6A6A6"/>
-              <w:bottom w:val="single" w:sz="4" w:color="A6A6A6"/>
-              <w:right w:val="single" w:sz="4" w:color="A6A6A6"/>
-            </w:tcBorders>
-          </w:tcPr>
-          <w:p>
-            <w:pPr>
-              <w:spacing w:before="0" w:after="0" w:line="276" w:lineRule="auto"/>
-              <w:ind w:firstLine="0"/>
-              <w:jc w:val="center"/>
-            </w:pPr>
-            <w:r/>
-            <w:r>
-              <w:rPr>
-                <w:rFonts w:ascii="Times New Roman" w:hAnsi="Times New Roman" w:eastAsia="楷体"/>
-                <w:b w:val="0"/>
-                <w:color w:val="000000"/>
-                <w:sz w:val="18"/>
-              </w:rPr>
-              <w:t>108.02</w:t>
-            </w:r>
-          </w:p>
-        </w:tc>
-        <w:tc>
-          <w:tcPr>
-            <w:tcW w:type="dxa" w:w="1344"/>
-            <w:vAlign w:val="center"/>
-            <w:tcBorders>
-              <w:top w:val="single" w:sz="4" w:color="A6A6A6"/>
-              <w:left w:val="single" w:sz="4" w:color="A6A6A6"/>
-              <w:bottom w:val="single" w:sz="4" w:color="A6A6A6"/>
-              <w:right w:val="single" w:sz="4" w:color="A6A6A6"/>
-            </w:tcBorders>
-          </w:tcPr>
-          <w:p>
-            <w:pPr>
-              <w:spacing w:before="0" w:after="0" w:line="276" w:lineRule="auto"/>
-              <w:ind w:firstLine="0"/>
-              <w:jc w:val="center"/>
-            </w:pPr>
-            <w:r/>
-            <w:r>
-              <w:rPr>
-                <w:rFonts w:ascii="Times New Roman" w:hAnsi="Times New Roman" w:eastAsia="楷体"/>
-                <w:b w:val="0"/>
-                <w:color w:val="000000"/>
-                <w:sz w:val="18"/>
-              </w:rPr>
-              <w:t>332.10</w:t>
-            </w:r>
-          </w:p>
-        </w:tc>
-      </w:tr>
-      <w:tr>
-        <w:tc>
-          <w:tcPr>
-            <w:tcW w:type="dxa" w:w="1344"/>
-            <w:vAlign w:val="center"/>
-            <w:tcBorders>
-              <w:top w:val="single" w:sz="4" w:color="A6A6A6"/>
-              <w:left w:val="single" w:sz="4" w:color="A6A6A6"/>
-              <w:bottom w:val="single" w:sz="4" w:color="A6A6A6"/>
-              <w:right w:val="single" w:sz="4" w:color="A6A6A6"/>
-            </w:tcBorders>
-          </w:tcPr>
-          <w:p>
-            <w:pPr>
-              <w:spacing w:before="0" w:after="0" w:line="276" w:lineRule="auto"/>
-              <w:ind w:firstLine="0"/>
-              <w:jc w:val="left"/>
-            </w:pPr>
-            <w:r/>
-            <w:r>
-              <w:rPr>
-                <w:rFonts w:ascii="Times New Roman" w:hAnsi="Times New Roman" w:eastAsia="楷体"/>
-                <w:b w:val="0"/>
-                <w:color w:val="000000"/>
-                <w:sz w:val="18"/>
-              </w:rPr>
-              <w:t>楚雄彝族自治州</w:t>
-            </w:r>
-          </w:p>
-        </w:tc>
-        <w:tc>
-          <w:tcPr>
-            <w:tcW w:type="dxa" w:w="1344"/>
-            <w:vAlign w:val="center"/>
-            <w:tcBorders>
-              <w:top w:val="single" w:sz="4" w:color="A6A6A6"/>
-              <w:left w:val="single" w:sz="4" w:color="A6A6A6"/>
-              <w:bottom w:val="single" w:sz="4" w:color="A6A6A6"/>
-              <w:right w:val="single" w:sz="4" w:color="A6A6A6"/>
-            </w:tcBorders>
-          </w:tcPr>
-          <w:p>
-            <w:pPr>
-              <w:spacing w:before="0" w:after="0" w:line="276" w:lineRule="auto"/>
-              <w:ind w:firstLine="0"/>
-              <w:jc w:val="center"/>
-            </w:pPr>
-            <w:r/>
-            <w:r>
-              <w:rPr>
-                <w:rFonts w:ascii="Times New Roman" w:hAnsi="Times New Roman" w:eastAsia="楷体"/>
-                <w:b w:val="0"/>
-                <w:color w:val="000000"/>
-                <w:sz w:val="18"/>
-              </w:rPr>
-              <w:t>2,040.17</w:t>
-            </w:r>
-          </w:p>
-        </w:tc>
-        <w:tc>
-          <w:tcPr>
-            <w:tcW w:type="dxa" w:w="1344"/>
-            <w:vAlign w:val="center"/>
-            <w:tcBorders>
-              <w:top w:val="single" w:sz="4" w:color="A6A6A6"/>
-              <w:left w:val="single" w:sz="4" w:color="A6A6A6"/>
-              <w:bottom w:val="single" w:sz="4" w:color="A6A6A6"/>
-              <w:right w:val="single" w:sz="4" w:color="A6A6A6"/>
-            </w:tcBorders>
-          </w:tcPr>
-          <w:p>
-            <w:pPr>
-              <w:spacing w:before="0" w:after="0" w:line="276" w:lineRule="auto"/>
-              <w:ind w:firstLine="0"/>
-              <w:jc w:val="center"/>
-            </w:pPr>
-            <w:r/>
-            <w:r>
-              <w:rPr>
-                <w:rFonts w:ascii="Times New Roman" w:hAnsi="Times New Roman" w:eastAsia="楷体"/>
-                <w:b w:val="0"/>
-                <w:color w:val="000000"/>
-                <w:sz w:val="18"/>
-              </w:rPr>
-              <w:t>8.77</w:t>
-            </w:r>
-          </w:p>
-        </w:tc>
-        <w:tc>
-          <w:tcPr>
-            <w:tcW w:type="dxa" w:w="1344"/>
-            <w:vAlign w:val="center"/>
-            <w:tcBorders>
-              <w:top w:val="single" w:sz="4" w:color="A6A6A6"/>
-              <w:left w:val="single" w:sz="4" w:color="A6A6A6"/>
-              <w:bottom w:val="single" w:sz="4" w:color="A6A6A6"/>
-              <w:right w:val="single" w:sz="4" w:color="A6A6A6"/>
-            </w:tcBorders>
-          </w:tcPr>
-          <w:p>
-            <w:pPr>
-              <w:spacing w:before="0" w:after="0" w:line="276" w:lineRule="auto"/>
-              <w:ind w:firstLine="0"/>
-              <w:jc w:val="center"/>
-            </w:pPr>
-            <w:r/>
-            <w:r>
-              <w:rPr>
-                <w:rFonts w:ascii="Times New Roman" w:hAnsi="Times New Roman" w:eastAsia="楷体"/>
-                <w:b w:val="0"/>
-                <w:color w:val="000000"/>
-                <w:sz w:val="18"/>
-              </w:rPr>
-              <w:t>2.00%</w:t>
-            </w:r>
-          </w:p>
-        </w:tc>
-        <w:tc>
-          <w:tcPr>
-            <w:tcW w:type="dxa" w:w="1344"/>
-            <w:vAlign w:val="center"/>
-            <w:tcBorders>
-              <w:top w:val="single" w:sz="4" w:color="A6A6A6"/>
-              <w:left w:val="single" w:sz="4" w:color="A6A6A6"/>
-              <w:bottom w:val="single" w:sz="4" w:color="A6A6A6"/>
-              <w:right w:val="single" w:sz="4" w:color="A6A6A6"/>
-            </w:tcBorders>
-          </w:tcPr>
-          <w:p>
-            <w:pPr>
-              <w:spacing w:before="0" w:after="0" w:line="276" w:lineRule="auto"/>
-              <w:ind w:firstLine="0"/>
-              <w:jc w:val="center"/>
-            </w:pPr>
-            <w:r/>
-            <w:r>
-              <w:rPr>
-                <w:rFonts w:ascii="Times New Roman" w:hAnsi="Times New Roman" w:eastAsia="楷体"/>
-                <w:b w:val="0"/>
-                <w:color w:val="000000"/>
-                <w:sz w:val="18"/>
-              </w:rPr>
-              <w:t>18.1:38.6:43.3</w:t>
-            </w:r>
-          </w:p>
-        </w:tc>
-        <w:tc>
-          <w:tcPr>
-            <w:tcW w:type="dxa" w:w="1344"/>
-            <w:vAlign w:val="center"/>
-            <w:tcBorders>
-              <w:top w:val="single" w:sz="4" w:color="A6A6A6"/>
-              <w:left w:val="single" w:sz="4" w:color="A6A6A6"/>
-              <w:bottom w:val="single" w:sz="4" w:color="A6A6A6"/>
-              <w:right w:val="single" w:sz="4" w:color="A6A6A6"/>
-            </w:tcBorders>
-          </w:tcPr>
-          <w:p>
-            <w:pPr>
-              <w:spacing w:before="0" w:after="0" w:line="276" w:lineRule="auto"/>
-              <w:ind w:firstLine="0"/>
-              <w:jc w:val="center"/>
-            </w:pPr>
-            <w:r/>
-            <w:r>
-              <w:rPr>
-                <w:rFonts w:ascii="Times New Roman" w:hAnsi="Times New Roman" w:eastAsia="楷体"/>
-                <w:b w:val="0"/>
-                <w:color w:val="000000"/>
-                <w:sz w:val="18"/>
-              </w:rPr>
-              <w:t>107.20</w:t>
-            </w:r>
-          </w:p>
-        </w:tc>
-        <w:tc>
-          <w:tcPr>
-            <w:tcW w:type="dxa" w:w="1344"/>
-            <w:vAlign w:val="center"/>
-            <w:tcBorders>
-              <w:top w:val="single" w:sz="4" w:color="A6A6A6"/>
-              <w:left w:val="single" w:sz="4" w:color="A6A6A6"/>
-              <w:bottom w:val="single" w:sz="4" w:color="A6A6A6"/>
-              <w:right w:val="single" w:sz="4" w:color="A6A6A6"/>
-            </w:tcBorders>
-          </w:tcPr>
-          <w:p>
-            <w:pPr>
-              <w:spacing w:before="0" w:after="0" w:line="276" w:lineRule="auto"/>
-              <w:ind w:firstLine="0"/>
-              <w:jc w:val="center"/>
-            </w:pPr>
-            <w:r/>
-            <w:r>
-              <w:rPr>
-                <w:rFonts w:ascii="Times New Roman" w:hAnsi="Times New Roman" w:eastAsia="楷体"/>
-                <w:b w:val="0"/>
-                <w:color w:val="000000"/>
-                <w:sz w:val="18"/>
-              </w:rPr>
-              <w:t>232.40</w:t>
-            </w:r>
-          </w:p>
-        </w:tc>
-      </w:tr>
-      <w:tr>
-        <w:tc>
-          <w:tcPr>
-            <w:tcW w:type="dxa" w:w="1344"/>
-            <w:vAlign w:val="center"/>
-            <w:tcBorders>
-              <w:top w:val="single" w:sz="4" w:color="A6A6A6"/>
-              <w:left w:val="single" w:sz="4" w:color="A6A6A6"/>
-              <w:bottom w:val="single" w:sz="4" w:color="A6A6A6"/>
-              <w:right w:val="single" w:sz="4" w:color="A6A6A6"/>
-            </w:tcBorders>
-          </w:tcPr>
-          <w:p>
-            <w:pPr>
-              <w:spacing w:before="0" w:after="0" w:line="276" w:lineRule="auto"/>
-              <w:ind w:firstLine="0"/>
-              <w:jc w:val="left"/>
-            </w:pPr>
-            <w:r/>
-            <w:r>
-              <w:rPr>
-                <w:rFonts w:ascii="Times New Roman" w:hAnsi="Times New Roman" w:eastAsia="楷体"/>
-                <w:b w:val="0"/>
-                <w:color w:val="000000"/>
-                <w:sz w:val="18"/>
-              </w:rPr>
-              <w:t>文山壮族苗族自治州</w:t>
-            </w:r>
-          </w:p>
-        </w:tc>
-        <w:tc>
-          <w:tcPr>
-            <w:tcW w:type="dxa" w:w="1344"/>
-            <w:vAlign w:val="center"/>
-            <w:tcBorders>
-              <w:top w:val="single" w:sz="4" w:color="A6A6A6"/>
-              <w:left w:val="single" w:sz="4" w:color="A6A6A6"/>
-              <w:bottom w:val="single" w:sz="4" w:color="A6A6A6"/>
-              <w:right w:val="single" w:sz="4" w:color="A6A6A6"/>
-            </w:tcBorders>
-          </w:tcPr>
-          <w:p>
-            <w:pPr>
-              <w:spacing w:before="0" w:after="0" w:line="276" w:lineRule="auto"/>
-              <w:ind w:firstLine="0"/>
-              <w:jc w:val="center"/>
-            </w:pPr>
-            <w:r/>
-            <w:r>
-              <w:rPr>
-                <w:rFonts w:ascii="Times New Roman" w:hAnsi="Times New Roman" w:eastAsia="楷体"/>
-                <w:b w:val="0"/>
-                <w:color w:val="000000"/>
-                <w:sz w:val="18"/>
-              </w:rPr>
-              <w:t>1,632.64</w:t>
-            </w:r>
-          </w:p>
-        </w:tc>
-        <w:tc>
-          <w:tcPr>
-            <w:tcW w:type="dxa" w:w="1344"/>
-            <w:vAlign w:val="center"/>
-            <w:tcBorders>
-              <w:top w:val="single" w:sz="4" w:color="A6A6A6"/>
-              <w:left w:val="single" w:sz="4" w:color="A6A6A6"/>
-              <w:bottom w:val="single" w:sz="4" w:color="A6A6A6"/>
-              <w:right w:val="single" w:sz="4" w:color="A6A6A6"/>
-            </w:tcBorders>
-          </w:tcPr>
-          <w:p>
-            <w:pPr>
-              <w:spacing w:before="0" w:after="0" w:line="276" w:lineRule="auto"/>
-              <w:ind w:firstLine="0"/>
-              <w:jc w:val="center"/>
-            </w:pPr>
-            <w:r/>
-            <w:r>
-              <w:rPr>
-                <w:rFonts w:ascii="Times New Roman" w:hAnsi="Times New Roman" w:eastAsia="楷体"/>
-                <w:b w:val="0"/>
-                <w:color w:val="000000"/>
-                <w:sz w:val="18"/>
-              </w:rPr>
-              <w:t>4.85</w:t>
-            </w:r>
-          </w:p>
-        </w:tc>
-        <w:tc>
-          <w:tcPr>
-            <w:tcW w:type="dxa" w:w="1344"/>
-            <w:vAlign w:val="center"/>
-            <w:tcBorders>
-              <w:top w:val="single" w:sz="4" w:color="A6A6A6"/>
-              <w:left w:val="single" w:sz="4" w:color="A6A6A6"/>
-              <w:bottom w:val="single" w:sz="4" w:color="A6A6A6"/>
-              <w:right w:val="single" w:sz="4" w:color="A6A6A6"/>
-            </w:tcBorders>
-          </w:tcPr>
-          <w:p>
-            <w:pPr>
-              <w:spacing w:before="0" w:after="0" w:line="276" w:lineRule="auto"/>
-              <w:ind w:firstLine="0"/>
-              <w:jc w:val="center"/>
-            </w:pPr>
-            <w:r/>
-            <w:r>
-              <w:rPr>
-                <w:rFonts w:ascii="Times New Roman" w:hAnsi="Times New Roman" w:eastAsia="楷体"/>
-                <w:b w:val="0"/>
-                <w:color w:val="000000"/>
-                <w:sz w:val="18"/>
-              </w:rPr>
-              <w:t>5.30%</w:t>
-            </w:r>
-          </w:p>
-        </w:tc>
-        <w:tc>
-          <w:tcPr>
-            <w:tcW w:type="dxa" w:w="1344"/>
-            <w:vAlign w:val="center"/>
-            <w:tcBorders>
-              <w:top w:val="single" w:sz="4" w:color="A6A6A6"/>
-              <w:left w:val="single" w:sz="4" w:color="A6A6A6"/>
-              <w:bottom w:val="single" w:sz="4" w:color="A6A6A6"/>
-              <w:right w:val="single" w:sz="4" w:color="A6A6A6"/>
-            </w:tcBorders>
-          </w:tcPr>
-          <w:p>
-            <w:pPr>
-              <w:spacing w:before="0" w:after="0" w:line="276" w:lineRule="auto"/>
-              <w:ind w:firstLine="0"/>
-              <w:jc w:val="center"/>
-            </w:pPr>
-            <w:r/>
-            <w:r>
-              <w:rPr>
-                <w:rFonts w:ascii="Times New Roman" w:hAnsi="Times New Roman" w:eastAsia="楷体"/>
-                <w:b w:val="0"/>
-                <w:color w:val="000000"/>
-                <w:sz w:val="18"/>
-              </w:rPr>
-              <w:t>16.7:36:47.3</w:t>
-            </w:r>
-          </w:p>
-        </w:tc>
-        <w:tc>
-          <w:tcPr>
-            <w:tcW w:type="dxa" w:w="1344"/>
-            <w:vAlign w:val="center"/>
-            <w:tcBorders>
-              <w:top w:val="single" w:sz="4" w:color="A6A6A6"/>
-              <w:left w:val="single" w:sz="4" w:color="A6A6A6"/>
-              <w:bottom w:val="single" w:sz="4" w:color="A6A6A6"/>
-              <w:right w:val="single" w:sz="4" w:color="A6A6A6"/>
-            </w:tcBorders>
-          </w:tcPr>
-          <w:p>
-            <w:pPr>
-              <w:spacing w:before="0" w:after="0" w:line="276" w:lineRule="auto"/>
-              <w:ind w:firstLine="0"/>
-              <w:jc w:val="center"/>
-            </w:pPr>
-            <w:r/>
-            <w:r>
-              <w:rPr>
-                <w:rFonts w:ascii="Times New Roman" w:hAnsi="Times New Roman" w:eastAsia="楷体"/>
-                <w:b w:val="0"/>
-                <w:color w:val="000000"/>
-                <w:sz w:val="18"/>
-              </w:rPr>
-              <w:t>74.12</w:t>
-            </w:r>
-          </w:p>
-        </w:tc>
-        <w:tc>
-          <w:tcPr>
-            <w:tcW w:type="dxa" w:w="1344"/>
-            <w:vAlign w:val="center"/>
-            <w:tcBorders>
-              <w:top w:val="single" w:sz="4" w:color="A6A6A6"/>
-              <w:left w:val="single" w:sz="4" w:color="A6A6A6"/>
-              <w:bottom w:val="single" w:sz="4" w:color="A6A6A6"/>
-              <w:right w:val="single" w:sz="4" w:color="A6A6A6"/>
-            </w:tcBorders>
-          </w:tcPr>
-          <w:p>
-            <w:pPr>
-              <w:spacing w:before="0" w:after="0" w:line="276" w:lineRule="auto"/>
-              <w:ind w:firstLine="0"/>
-              <w:jc w:val="center"/>
-            </w:pPr>
-            <w:r/>
-            <w:r>
-              <w:rPr>
-                <w:rFonts w:ascii="Times New Roman" w:hAnsi="Times New Roman" w:eastAsia="楷体"/>
-                <w:b w:val="0"/>
-                <w:color w:val="000000"/>
-                <w:sz w:val="18"/>
-              </w:rPr>
-              <w:t>335.40</w:t>
-            </w:r>
-          </w:p>
-        </w:tc>
-      </w:tr>
-      <w:tr>
-        <w:tc>
-          <w:tcPr>
-            <w:tcW w:type="dxa" w:w="1344"/>
-            <w:vAlign w:val="center"/>
-            <w:tcBorders>
-              <w:top w:val="single" w:sz="4" w:color="A6A6A6"/>
-              <w:left w:val="single" w:sz="4" w:color="A6A6A6"/>
-              <w:bottom w:val="single" w:sz="4" w:color="A6A6A6"/>
-              <w:right w:val="single" w:sz="4" w:color="A6A6A6"/>
-            </w:tcBorders>
-          </w:tcPr>
-          <w:p>
-            <w:pPr>
-              <w:spacing w:before="0" w:after="0" w:line="276" w:lineRule="auto"/>
-              <w:ind w:firstLine="0"/>
-              <w:jc w:val="left"/>
-            </w:pPr>
-            <w:r/>
-            <w:r>
-              <w:rPr>
-                <w:rFonts w:ascii="Times New Roman" w:hAnsi="Times New Roman" w:eastAsia="楷体"/>
-                <w:b w:val="0"/>
-                <w:color w:val="000000"/>
-                <w:sz w:val="18"/>
-              </w:rPr>
-              <w:t>保山市</w:t>
-            </w:r>
-          </w:p>
-        </w:tc>
-        <w:tc>
-          <w:tcPr>
-            <w:tcW w:type="dxa" w:w="1344"/>
-            <w:vAlign w:val="center"/>
-            <w:tcBorders>
-              <w:top w:val="single" w:sz="4" w:color="A6A6A6"/>
-              <w:left w:val="single" w:sz="4" w:color="A6A6A6"/>
-              <w:bottom w:val="single" w:sz="4" w:color="A6A6A6"/>
-              <w:right w:val="single" w:sz="4" w:color="A6A6A6"/>
-            </w:tcBorders>
-          </w:tcPr>
-          <w:p>
-            <w:pPr>
-              <w:spacing w:before="0" w:after="0" w:line="276" w:lineRule="auto"/>
-              <w:ind w:firstLine="0"/>
-              <w:jc w:val="center"/>
-            </w:pPr>
-            <w:r/>
-            <w:r>
-              <w:rPr>
-                <w:rFonts w:ascii="Times New Roman" w:hAnsi="Times New Roman" w:eastAsia="楷体"/>
-                <w:b w:val="0"/>
-                <w:color w:val="000000"/>
-                <w:sz w:val="18"/>
-              </w:rPr>
-              <w:t>1,347.01</w:t>
-            </w:r>
-          </w:p>
-        </w:tc>
-        <w:tc>
-          <w:tcPr>
-            <w:tcW w:type="dxa" w:w="1344"/>
-            <w:vAlign w:val="center"/>
-            <w:tcBorders>
-              <w:top w:val="single" w:sz="4" w:color="A6A6A6"/>
-              <w:left w:val="single" w:sz="4" w:color="A6A6A6"/>
-              <w:bottom w:val="single" w:sz="4" w:color="A6A6A6"/>
-              <w:right w:val="single" w:sz="4" w:color="A6A6A6"/>
-            </w:tcBorders>
-          </w:tcPr>
-          <w:p>
-            <w:pPr>
-              <w:spacing w:before="0" w:after="0" w:line="276" w:lineRule="auto"/>
-              <w:ind w:firstLine="0"/>
-              <w:jc w:val="center"/>
-            </w:pPr>
-            <w:r/>
-            <w:r>
-              <w:rPr>
-                <w:rFonts w:ascii="Times New Roman" w:hAnsi="Times New Roman" w:eastAsia="楷体"/>
-                <w:b w:val="0"/>
-                <w:color w:val="000000"/>
-                <w:sz w:val="18"/>
-              </w:rPr>
-              <w:t>5.67</w:t>
-            </w:r>
-          </w:p>
-        </w:tc>
-        <w:tc>
-          <w:tcPr>
-            <w:tcW w:type="dxa" w:w="1344"/>
-            <w:vAlign w:val="center"/>
-            <w:tcBorders>
-              <w:top w:val="single" w:sz="4" w:color="A6A6A6"/>
-              <w:left w:val="single" w:sz="4" w:color="A6A6A6"/>
-              <w:bottom w:val="single" w:sz="4" w:color="A6A6A6"/>
-              <w:right w:val="single" w:sz="4" w:color="A6A6A6"/>
-            </w:tcBorders>
-          </w:tcPr>
-          <w:p>
-            <w:pPr>
-              <w:spacing w:before="0" w:after="0" w:line="276" w:lineRule="auto"/>
-              <w:ind w:firstLine="0"/>
-              <w:jc w:val="center"/>
-            </w:pPr>
-            <w:r/>
-            <w:r>
-              <w:rPr>
-                <w:rFonts w:ascii="Times New Roman" w:hAnsi="Times New Roman" w:eastAsia="楷体"/>
-                <w:b w:val="0"/>
-                <w:color w:val="000000"/>
-                <w:sz w:val="18"/>
-              </w:rPr>
-              <w:t>5.00%</w:t>
-            </w:r>
-          </w:p>
-        </w:tc>
-        <w:tc>
-          <w:tcPr>
-            <w:tcW w:type="dxa" w:w="1344"/>
-            <w:vAlign w:val="center"/>
-            <w:tcBorders>
-              <w:top w:val="single" w:sz="4" w:color="A6A6A6"/>
-              <w:left w:val="single" w:sz="4" w:color="A6A6A6"/>
-              <w:bottom w:val="single" w:sz="4" w:color="A6A6A6"/>
-              <w:right w:val="single" w:sz="4" w:color="A6A6A6"/>
-            </w:tcBorders>
-          </w:tcPr>
-          <w:p>
-            <w:pPr>
-              <w:spacing w:before="0" w:after="0" w:line="276" w:lineRule="auto"/>
-              <w:ind w:firstLine="0"/>
-              <w:jc w:val="center"/>
-            </w:pPr>
-            <w:r/>
-            <w:r>
-              <w:rPr>
-                <w:rFonts w:ascii="Times New Roman" w:hAnsi="Times New Roman" w:eastAsia="楷体"/>
-                <w:b w:val="0"/>
-                <w:color w:val="000000"/>
-                <w:sz w:val="18"/>
-              </w:rPr>
-              <w:t>22.3:32.3:45.4</w:t>
-            </w:r>
-          </w:p>
-        </w:tc>
-        <w:tc>
-          <w:tcPr>
-            <w:tcW w:type="dxa" w:w="1344"/>
-            <w:vAlign w:val="center"/>
-            <w:tcBorders>
-              <w:top w:val="single" w:sz="4" w:color="A6A6A6"/>
-              <w:left w:val="single" w:sz="4" w:color="A6A6A6"/>
-              <w:bottom w:val="single" w:sz="4" w:color="A6A6A6"/>
-              <w:right w:val="single" w:sz="4" w:color="A6A6A6"/>
-            </w:tcBorders>
-          </w:tcPr>
-          <w:p>
-            <w:pPr>
-              <w:spacing w:before="0" w:after="0" w:line="276" w:lineRule="auto"/>
-              <w:ind w:firstLine="0"/>
-              <w:jc w:val="center"/>
-            </w:pPr>
-            <w:r/>
-            <w:r>
-              <w:rPr>
-                <w:rFonts w:ascii="Times New Roman" w:hAnsi="Times New Roman" w:eastAsia="楷体"/>
-                <w:b w:val="0"/>
-                <w:color w:val="000000"/>
-                <w:sz w:val="18"/>
-              </w:rPr>
-              <w:t>65.42</w:t>
-            </w:r>
-          </w:p>
-        </w:tc>
-        <w:tc>
-          <w:tcPr>
-            <w:tcW w:type="dxa" w:w="1344"/>
-            <w:vAlign w:val="center"/>
-            <w:tcBorders>
-              <w:top w:val="single" w:sz="4" w:color="A6A6A6"/>
-              <w:left w:val="single" w:sz="4" w:color="A6A6A6"/>
-              <w:bottom w:val="single" w:sz="4" w:color="A6A6A6"/>
-              <w:right w:val="single" w:sz="4" w:color="A6A6A6"/>
-            </w:tcBorders>
-          </w:tcPr>
-          <w:p>
-            <w:pPr>
-              <w:spacing w:before="0" w:after="0" w:line="276" w:lineRule="auto"/>
-              <w:ind w:firstLine="0"/>
-              <w:jc w:val="center"/>
-            </w:pPr>
-            <w:r/>
-            <w:r>
-              <w:rPr>
-                <w:rFonts w:ascii="Times New Roman" w:hAnsi="Times New Roman" w:eastAsia="楷体"/>
-                <w:b w:val="0"/>
-                <w:color w:val="000000"/>
-                <w:sz w:val="18"/>
-              </w:rPr>
-              <w:t>237.40</w:t>
-            </w:r>
-          </w:p>
-        </w:tc>
-      </w:tr>
-      <w:tr>
-        <w:tc>
-          <w:tcPr>
-            <w:tcW w:type="dxa" w:w="1344"/>
-            <w:vAlign w:val="center"/>
-            <w:tcBorders>
-              <w:top w:val="single" w:sz="4" w:color="A6A6A6"/>
-              <w:left w:val="single" w:sz="4" w:color="A6A6A6"/>
-              <w:bottom w:val="single" w:sz="4" w:color="A6A6A6"/>
-              <w:right w:val="single" w:sz="4" w:color="A6A6A6"/>
-            </w:tcBorders>
-          </w:tcPr>
-          <w:p>
-            <w:pPr>
-              <w:spacing w:before="0" w:after="0" w:line="276" w:lineRule="auto"/>
-              <w:ind w:firstLine="0"/>
-              <w:jc w:val="left"/>
-            </w:pPr>
-            <w:r/>
-            <w:r>
-              <w:rPr>
-                <w:rFonts w:ascii="Times New Roman" w:hAnsi="Times New Roman" w:eastAsia="楷体"/>
-                <w:b w:val="0"/>
-                <w:color w:val="000000"/>
-                <w:sz w:val="18"/>
-              </w:rPr>
-              <w:t>普洱市</w:t>
-            </w:r>
-          </w:p>
-        </w:tc>
-        <w:tc>
-          <w:tcPr>
-            <w:tcW w:type="dxa" w:w="1344"/>
-            <w:vAlign w:val="center"/>
-            <w:tcBorders>
-              <w:top w:val="single" w:sz="4" w:color="A6A6A6"/>
-              <w:left w:val="single" w:sz="4" w:color="A6A6A6"/>
-              <w:bottom w:val="single" w:sz="4" w:color="A6A6A6"/>
-              <w:right w:val="single" w:sz="4" w:color="A6A6A6"/>
-            </w:tcBorders>
-          </w:tcPr>
-          <w:p>
-            <w:pPr>
-              <w:spacing w:before="0" w:after="0" w:line="276" w:lineRule="auto"/>
-              <w:ind w:firstLine="0"/>
-              <w:jc w:val="center"/>
-            </w:pPr>
-            <w:r/>
-            <w:r>
-              <w:rPr>
-                <w:rFonts w:ascii="Times New Roman" w:hAnsi="Times New Roman" w:eastAsia="楷体"/>
-                <w:b w:val="0"/>
-                <w:color w:val="000000"/>
-                <w:sz w:val="18"/>
-              </w:rPr>
-              <w:t>1,252.40</w:t>
-            </w:r>
-          </w:p>
-        </w:tc>
-        <w:tc>
-          <w:tcPr>
-            <w:tcW w:type="dxa" w:w="1344"/>
-            <w:vAlign w:val="center"/>
-            <w:tcBorders>
-              <w:top w:val="single" w:sz="4" w:color="A6A6A6"/>
-              <w:left w:val="single" w:sz="4" w:color="A6A6A6"/>
-              <w:bottom w:val="single" w:sz="4" w:color="A6A6A6"/>
-              <w:right w:val="single" w:sz="4" w:color="A6A6A6"/>
-            </w:tcBorders>
-          </w:tcPr>
-          <w:p>
-            <w:pPr>
-              <w:spacing w:before="0" w:after="0" w:line="276" w:lineRule="auto"/>
-              <w:ind w:firstLine="0"/>
-              <w:jc w:val="center"/>
-            </w:pPr>
-            <w:r/>
-            <w:r>
-              <w:rPr>
-                <w:rFonts w:ascii="Times New Roman" w:hAnsi="Times New Roman" w:eastAsia="楷体"/>
-                <w:b w:val="0"/>
-                <w:color w:val="000000"/>
-                <w:sz w:val="18"/>
-              </w:rPr>
-              <w:t>5.39</w:t>
-            </w:r>
-          </w:p>
-        </w:tc>
-        <w:tc>
-          <w:tcPr>
-            <w:tcW w:type="dxa" w:w="1344"/>
-            <w:vAlign w:val="center"/>
-            <w:tcBorders>
-              <w:top w:val="single" w:sz="4" w:color="A6A6A6"/>
-              <w:left w:val="single" w:sz="4" w:color="A6A6A6"/>
-              <w:bottom w:val="single" w:sz="4" w:color="A6A6A6"/>
-              <w:right w:val="single" w:sz="4" w:color="A6A6A6"/>
-            </w:tcBorders>
-          </w:tcPr>
-          <w:p>
-            <w:pPr>
-              <w:spacing w:before="0" w:after="0" w:line="276" w:lineRule="auto"/>
-              <w:ind w:firstLine="0"/>
-              <w:jc w:val="center"/>
-            </w:pPr>
-            <w:r/>
-            <w:r>
-              <w:rPr>
-                <w:rFonts w:ascii="Times New Roman" w:hAnsi="Times New Roman" w:eastAsia="楷体"/>
-                <w:b w:val="0"/>
-                <w:color w:val="000000"/>
-                <w:sz w:val="18"/>
-              </w:rPr>
-              <w:t>5.10%</w:t>
-            </w:r>
-          </w:p>
-        </w:tc>
-        <w:tc>
-          <w:tcPr>
-            <w:tcW w:type="dxa" w:w="1344"/>
-            <w:vAlign w:val="center"/>
-            <w:tcBorders>
-              <w:top w:val="single" w:sz="4" w:color="A6A6A6"/>
-              <w:left w:val="single" w:sz="4" w:color="A6A6A6"/>
-              <w:bottom w:val="single" w:sz="4" w:color="A6A6A6"/>
-              <w:right w:val="single" w:sz="4" w:color="A6A6A6"/>
-            </w:tcBorders>
-          </w:tcPr>
-          <w:p>
-            <w:pPr>
-              <w:spacing w:before="0" w:after="0" w:line="276" w:lineRule="auto"/>
-              <w:ind w:firstLine="0"/>
-              <w:jc w:val="center"/>
-            </w:pPr>
-            <w:r/>
-            <w:r>
-              <w:rPr>
-                <w:rFonts w:ascii="Times New Roman" w:hAnsi="Times New Roman" w:eastAsia="楷体"/>
-                <w:b w:val="0"/>
-                <w:color w:val="000000"/>
-                <w:sz w:val="18"/>
-              </w:rPr>
-              <w:t>23.2:23.2:53.6</w:t>
-            </w:r>
-          </w:p>
-        </w:tc>
-        <w:tc>
-          <w:tcPr>
-            <w:tcW w:type="dxa" w:w="1344"/>
-            <w:vAlign w:val="center"/>
-            <w:tcBorders>
-              <w:top w:val="single" w:sz="4" w:color="A6A6A6"/>
-              <w:left w:val="single" w:sz="4" w:color="A6A6A6"/>
-              <w:bottom w:val="single" w:sz="4" w:color="A6A6A6"/>
-              <w:right w:val="single" w:sz="4" w:color="A6A6A6"/>
-            </w:tcBorders>
-          </w:tcPr>
-          <w:p>
-            <w:pPr>
-              <w:spacing w:before="0" w:after="0" w:line="276" w:lineRule="auto"/>
-              <w:ind w:firstLine="0"/>
-              <w:jc w:val="center"/>
-            </w:pPr>
-            <w:r/>
-            <w:r>
-              <w:rPr>
-                <w:rFonts w:ascii="Times New Roman" w:hAnsi="Times New Roman" w:eastAsia="楷体"/>
-                <w:b w:val="0"/>
-                <w:color w:val="000000"/>
-                <w:sz w:val="18"/>
-              </w:rPr>
-              <w:t>62.57</w:t>
-            </w:r>
-          </w:p>
-        </w:tc>
-        <w:tc>
-          <w:tcPr>
-            <w:tcW w:type="dxa" w:w="1344"/>
-            <w:vAlign w:val="center"/>
-            <w:tcBorders>
-              <w:top w:val="single" w:sz="4" w:color="A6A6A6"/>
-              <w:left w:val="single" w:sz="4" w:color="A6A6A6"/>
-              <w:bottom w:val="single" w:sz="4" w:color="A6A6A6"/>
-              <w:right w:val="single" w:sz="4" w:color="A6A6A6"/>
-            </w:tcBorders>
-          </w:tcPr>
-          <w:p>
-            <w:pPr>
-              <w:spacing w:before="0" w:after="0" w:line="276" w:lineRule="auto"/>
-              <w:ind w:firstLine="0"/>
-              <w:jc w:val="center"/>
-            </w:pPr>
-            <w:r/>
-            <w:r>
-              <w:rPr>
-                <w:rFonts w:ascii="Times New Roman" w:hAnsi="Times New Roman" w:eastAsia="楷体"/>
-                <w:b w:val="0"/>
-                <w:color w:val="000000"/>
-                <w:sz w:val="18"/>
-              </w:rPr>
-              <w:t>230.70</w:t>
-            </w:r>
-          </w:p>
-        </w:tc>
-      </w:tr>
-      <w:tr>
-        <w:tc>
-          <w:tcPr>
-            <w:tcW w:type="dxa" w:w="1344"/>
-            <w:vAlign w:val="center"/>
-            <w:tcBorders>
-              <w:top w:val="single" w:sz="4" w:color="A6A6A6"/>
-              <w:left w:val="single" w:sz="4" w:color="A6A6A6"/>
-              <w:bottom w:val="single" w:sz="4" w:color="A6A6A6"/>
-              <w:right w:val="single" w:sz="4" w:color="A6A6A6"/>
-            </w:tcBorders>
-          </w:tcPr>
-          <w:p>
-            <w:pPr>
-              <w:spacing w:before="0" w:after="0" w:line="276" w:lineRule="auto"/>
-              <w:ind w:firstLine="0"/>
-              <w:jc w:val="left"/>
-            </w:pPr>
-            <w:r/>
-            <w:r>
-              <w:rPr>
-                <w:rFonts w:ascii="Times New Roman" w:hAnsi="Times New Roman" w:eastAsia="楷体"/>
-                <w:b w:val="0"/>
-                <w:color w:val="000000"/>
-                <w:sz w:val="18"/>
-              </w:rPr>
-              <w:t>临沧市</w:t>
-            </w:r>
-          </w:p>
-        </w:tc>
-        <w:tc>
-          <w:tcPr>
-            <w:tcW w:type="dxa" w:w="1344"/>
-            <w:vAlign w:val="center"/>
-            <w:tcBorders>
-              <w:top w:val="single" w:sz="4" w:color="A6A6A6"/>
-              <w:left w:val="single" w:sz="4" w:color="A6A6A6"/>
-              <w:bottom w:val="single" w:sz="4" w:color="A6A6A6"/>
-              <w:right w:val="single" w:sz="4" w:color="A6A6A6"/>
-            </w:tcBorders>
-          </w:tcPr>
-          <w:p>
-            <w:pPr>
-              <w:spacing w:before="0" w:after="0" w:line="276" w:lineRule="auto"/>
-              <w:ind w:firstLine="0"/>
-              <w:jc w:val="center"/>
-            </w:pPr>
-            <w:r/>
-            <w:r>
-              <w:rPr>
-                <w:rFonts w:ascii="Times New Roman" w:hAnsi="Times New Roman" w:eastAsia="楷体"/>
-                <w:b w:val="0"/>
-                <w:color w:val="000000"/>
-                <w:sz w:val="18"/>
-              </w:rPr>
-              <w:t>1,127.75</w:t>
-            </w:r>
-          </w:p>
-        </w:tc>
-        <w:tc>
-          <w:tcPr>
-            <w:tcW w:type="dxa" w:w="1344"/>
-            <w:vAlign w:val="center"/>
-            <w:tcBorders>
-              <w:top w:val="single" w:sz="4" w:color="A6A6A6"/>
-              <w:left w:val="single" w:sz="4" w:color="A6A6A6"/>
-              <w:bottom w:val="single" w:sz="4" w:color="A6A6A6"/>
-              <w:right w:val="single" w:sz="4" w:color="A6A6A6"/>
-            </w:tcBorders>
-          </w:tcPr>
-          <w:p>
-            <w:pPr>
-              <w:spacing w:before="0" w:after="0" w:line="276" w:lineRule="auto"/>
-              <w:ind w:firstLine="0"/>
-              <w:jc w:val="center"/>
-            </w:pPr>
-            <w:r/>
-            <w:r>
-              <w:rPr>
-                <w:rFonts w:ascii="Times New Roman" w:hAnsi="Times New Roman" w:eastAsia="楷体"/>
-                <w:b w:val="0"/>
-                <w:color w:val="000000"/>
-                <w:sz w:val="18"/>
-              </w:rPr>
-              <w:t>5.17</w:t>
-            </w:r>
-          </w:p>
-        </w:tc>
-        <w:tc>
-          <w:tcPr>
-            <w:tcW w:type="dxa" w:w="1344"/>
-            <w:vAlign w:val="center"/>
-            <w:tcBorders>
-              <w:top w:val="single" w:sz="4" w:color="A6A6A6"/>
-              <w:left w:val="single" w:sz="4" w:color="A6A6A6"/>
-              <w:bottom w:val="single" w:sz="4" w:color="A6A6A6"/>
-              <w:right w:val="single" w:sz="4" w:color="A6A6A6"/>
-            </w:tcBorders>
-          </w:tcPr>
-          <w:p>
-            <w:pPr>
-              <w:spacing w:before="0" w:after="0" w:line="276" w:lineRule="auto"/>
-              <w:ind w:firstLine="0"/>
-              <w:jc w:val="center"/>
-            </w:pPr>
-            <w:r/>
-            <w:r>
-              <w:rPr>
-                <w:rFonts w:ascii="Times New Roman" w:hAnsi="Times New Roman" w:eastAsia="楷体"/>
-                <w:b w:val="0"/>
-                <w:color w:val="000000"/>
-                <w:sz w:val="18"/>
-              </w:rPr>
-              <w:t>0.20%</w:t>
-            </w:r>
-          </w:p>
-        </w:tc>
-        <w:tc>
-          <w:tcPr>
-            <w:tcW w:type="dxa" w:w="1344"/>
-            <w:vAlign w:val="center"/>
-            <w:tcBorders>
-              <w:top w:val="single" w:sz="4" w:color="A6A6A6"/>
-              <w:left w:val="single" w:sz="4" w:color="A6A6A6"/>
-              <w:bottom w:val="single" w:sz="4" w:color="A6A6A6"/>
-              <w:right w:val="single" w:sz="4" w:color="A6A6A6"/>
-            </w:tcBorders>
-          </w:tcPr>
-          <w:p>
-            <w:pPr>
-              <w:spacing w:before="0" w:after="0" w:line="276" w:lineRule="auto"/>
-              <w:ind w:firstLine="0"/>
-              <w:jc w:val="center"/>
-            </w:pPr>
-            <w:r/>
-            <w:r>
-              <w:rPr>
-                <w:rFonts w:ascii="Times New Roman" w:hAnsi="Times New Roman" w:eastAsia="楷体"/>
-                <w:b w:val="0"/>
-                <w:color w:val="000000"/>
-                <w:sz w:val="18"/>
-              </w:rPr>
-              <w:t>30.7:20.6:48.7</w:t>
-            </w:r>
-          </w:p>
-        </w:tc>
-        <w:tc>
-          <w:tcPr>
-            <w:tcW w:type="dxa" w:w="1344"/>
-            <w:vAlign w:val="center"/>
-            <w:tcBorders>
-              <w:top w:val="single" w:sz="4" w:color="A6A6A6"/>
-              <w:left w:val="single" w:sz="4" w:color="A6A6A6"/>
-              <w:bottom w:val="single" w:sz="4" w:color="A6A6A6"/>
-              <w:right w:val="single" w:sz="4" w:color="A6A6A6"/>
-            </w:tcBorders>
-          </w:tcPr>
-          <w:p>
-            <w:pPr>
-              <w:spacing w:before="0" w:after="0" w:line="276" w:lineRule="auto"/>
-              <w:ind w:firstLine="0"/>
-              <w:jc w:val="center"/>
-            </w:pPr>
-            <w:r/>
-            <w:r>
-              <w:rPr>
-                <w:rFonts w:ascii="Times New Roman" w:hAnsi="Times New Roman" w:eastAsia="楷体"/>
-                <w:b w:val="0"/>
-                <w:color w:val="000000"/>
-                <w:sz w:val="18"/>
-              </w:rPr>
-              <w:t>51.54</w:t>
-            </w:r>
-          </w:p>
-        </w:tc>
-        <w:tc>
-          <w:tcPr>
-            <w:tcW w:type="dxa" w:w="1344"/>
-            <w:vAlign w:val="center"/>
-            <w:tcBorders>
-              <w:top w:val="single" w:sz="4" w:color="A6A6A6"/>
-              <w:left w:val="single" w:sz="4" w:color="A6A6A6"/>
-              <w:bottom w:val="single" w:sz="4" w:color="A6A6A6"/>
-              <w:right w:val="single" w:sz="4" w:color="A6A6A6"/>
-            </w:tcBorders>
-          </w:tcPr>
-          <w:p>
-            <w:pPr>
-              <w:spacing w:before="0" w:after="0" w:line="276" w:lineRule="auto"/>
-              <w:ind w:firstLine="0"/>
-              <w:jc w:val="center"/>
-            </w:pPr>
-            <w:r/>
-            <w:r>
-              <w:rPr>
-                <w:rFonts w:ascii="Times New Roman" w:hAnsi="Times New Roman" w:eastAsia="楷体"/>
-                <w:b w:val="0"/>
-                <w:color w:val="000000"/>
-                <w:sz w:val="18"/>
-              </w:rPr>
-              <w:t>217.10</w:t>
-            </w:r>
-          </w:p>
-        </w:tc>
-      </w:tr>
-      <w:tr>
-        <w:tc>
-          <w:tcPr>
-            <w:tcW w:type="dxa" w:w="1344"/>
-            <w:vAlign w:val="center"/>
-            <w:tcBorders>
-              <w:top w:val="single" w:sz="4" w:color="A6A6A6"/>
-              <w:left w:val="single" w:sz="4" w:color="A6A6A6"/>
-              <w:bottom w:val="single" w:sz="4" w:color="A6A6A6"/>
-              <w:right w:val="single" w:sz="4" w:color="A6A6A6"/>
-            </w:tcBorders>
-          </w:tcPr>
-          <w:p>
-            <w:pPr>
-              <w:spacing w:before="0" w:after="0" w:line="276" w:lineRule="auto"/>
-              <w:ind w:firstLine="0"/>
-              <w:jc w:val="left"/>
-            </w:pPr>
-            <w:r/>
-            <w:r>
-              <w:rPr>
-                <w:rFonts w:ascii="Times New Roman" w:hAnsi="Times New Roman" w:eastAsia="楷体"/>
-                <w:b w:val="0"/>
-                <w:color w:val="000000"/>
-                <w:sz w:val="18"/>
-              </w:rPr>
-              <w:t>西双版纳傣族自治州</w:t>
-            </w:r>
-          </w:p>
-        </w:tc>
-        <w:tc>
-          <w:tcPr>
-            <w:tcW w:type="dxa" w:w="1344"/>
-            <w:vAlign w:val="center"/>
-            <w:tcBorders>
-              <w:top w:val="single" w:sz="4" w:color="A6A6A6"/>
-              <w:left w:val="single" w:sz="4" w:color="A6A6A6"/>
-              <w:bottom w:val="single" w:sz="4" w:color="A6A6A6"/>
-              <w:right w:val="single" w:sz="4" w:color="A6A6A6"/>
-            </w:tcBorders>
-          </w:tcPr>
-          <w:p>
-            <w:pPr>
-              <w:spacing w:before="0" w:after="0" w:line="276" w:lineRule="auto"/>
-              <w:ind w:firstLine="0"/>
-              <w:jc w:val="center"/>
-            </w:pPr>
-            <w:r/>
-            <w:r>
-              <w:rPr>
-                <w:rFonts w:ascii="Times New Roman" w:hAnsi="Times New Roman" w:eastAsia="楷体"/>
-                <w:b w:val="0"/>
-                <w:color w:val="000000"/>
-                <w:sz w:val="18"/>
-              </w:rPr>
-              <w:t>940.83</w:t>
-            </w:r>
-          </w:p>
-        </w:tc>
-        <w:tc>
-          <w:tcPr>
-            <w:tcW w:type="dxa" w:w="1344"/>
-            <w:vAlign w:val="center"/>
-            <w:tcBorders>
-              <w:top w:val="single" w:sz="4" w:color="A6A6A6"/>
-              <w:left w:val="single" w:sz="4" w:color="A6A6A6"/>
-              <w:bottom w:val="single" w:sz="4" w:color="A6A6A6"/>
-              <w:right w:val="single" w:sz="4" w:color="A6A6A6"/>
-            </w:tcBorders>
-          </w:tcPr>
-          <w:p>
-            <w:pPr>
-              <w:spacing w:before="0" w:after="0" w:line="276" w:lineRule="auto"/>
-              <w:ind w:firstLine="0"/>
-              <w:jc w:val="center"/>
-            </w:pPr>
-            <w:r/>
-            <w:r>
-              <w:rPr>
-                <w:rFonts w:ascii="Times New Roman" w:hAnsi="Times New Roman" w:eastAsia="楷体"/>
-                <w:b w:val="0"/>
-                <w:color w:val="000000"/>
-                <w:sz w:val="18"/>
-              </w:rPr>
-              <w:t>6.98</w:t>
-            </w:r>
-          </w:p>
-        </w:tc>
-        <w:tc>
-          <w:tcPr>
-            <w:tcW w:type="dxa" w:w="1344"/>
-            <w:vAlign w:val="center"/>
-            <w:tcBorders>
-              <w:top w:val="single" w:sz="4" w:color="A6A6A6"/>
-              <w:left w:val="single" w:sz="4" w:color="A6A6A6"/>
-              <w:bottom w:val="single" w:sz="4" w:color="A6A6A6"/>
-              <w:right w:val="single" w:sz="4" w:color="A6A6A6"/>
-            </w:tcBorders>
-          </w:tcPr>
-          <w:p>
-            <w:pPr>
-              <w:spacing w:before="0" w:after="0" w:line="276" w:lineRule="auto"/>
-              <w:ind w:firstLine="0"/>
-              <w:jc w:val="center"/>
-            </w:pPr>
-            <w:r/>
-            <w:r>
-              <w:rPr>
-                <w:rFonts w:ascii="Times New Roman" w:hAnsi="Times New Roman" w:eastAsia="楷体"/>
-                <w:b w:val="0"/>
-                <w:color w:val="000000"/>
-                <w:sz w:val="18"/>
-              </w:rPr>
-              <w:t>4.40%</w:t>
-            </w:r>
-          </w:p>
-        </w:tc>
-        <w:tc>
-          <w:tcPr>
-            <w:tcW w:type="dxa" w:w="1344"/>
-            <w:vAlign w:val="center"/>
-            <w:tcBorders>
-              <w:top w:val="single" w:sz="4" w:color="A6A6A6"/>
-              <w:left w:val="single" w:sz="4" w:color="A6A6A6"/>
-              <w:bottom w:val="single" w:sz="4" w:color="A6A6A6"/>
-              <w:right w:val="single" w:sz="4" w:color="A6A6A6"/>
-            </w:tcBorders>
-          </w:tcPr>
-          <w:p>
-            <w:pPr>
-              <w:spacing w:before="0" w:after="0" w:line="276" w:lineRule="auto"/>
-              <w:ind w:firstLine="0"/>
-              <w:jc w:val="center"/>
-            </w:pPr>
-            <w:r/>
-            <w:r>
-              <w:rPr>
-                <w:rFonts w:ascii="Times New Roman" w:hAnsi="Times New Roman" w:eastAsia="楷体"/>
-                <w:b w:val="0"/>
-                <w:color w:val="000000"/>
-                <w:sz w:val="18"/>
-              </w:rPr>
-              <w:t>21.1:23:55.9</w:t>
-            </w:r>
-          </w:p>
-        </w:tc>
-        <w:tc>
-          <w:tcPr>
-            <w:tcW w:type="dxa" w:w="1344"/>
-            <w:vAlign w:val="center"/>
-            <w:tcBorders>
-              <w:top w:val="single" w:sz="4" w:color="A6A6A6"/>
-              <w:left w:val="single" w:sz="4" w:color="A6A6A6"/>
-              <w:bottom w:val="single" w:sz="4" w:color="A6A6A6"/>
-              <w:right w:val="single" w:sz="4" w:color="A6A6A6"/>
-            </w:tcBorders>
-          </w:tcPr>
-          <w:p>
-            <w:pPr>
-              <w:spacing w:before="0" w:after="0" w:line="276" w:lineRule="auto"/>
-              <w:ind w:firstLine="0"/>
-              <w:jc w:val="center"/>
-            </w:pPr>
-            <w:r/>
-            <w:r>
-              <w:rPr>
-                <w:rFonts w:ascii="Times New Roman" w:hAnsi="Times New Roman" w:eastAsia="楷体"/>
-                <w:b w:val="0"/>
-                <w:color w:val="000000"/>
-                <w:sz w:val="18"/>
-              </w:rPr>
-              <w:t>39.92</w:t>
-            </w:r>
-          </w:p>
-        </w:tc>
-        <w:tc>
-          <w:tcPr>
-            <w:tcW w:type="dxa" w:w="1344"/>
-            <w:vAlign w:val="center"/>
-            <w:tcBorders>
-              <w:top w:val="single" w:sz="4" w:color="A6A6A6"/>
-              <w:left w:val="single" w:sz="4" w:color="A6A6A6"/>
-              <w:bottom w:val="single" w:sz="4" w:color="A6A6A6"/>
-              <w:right w:val="single" w:sz="4" w:color="A6A6A6"/>
-            </w:tcBorders>
-          </w:tcPr>
-          <w:p>
-            <w:pPr>
-              <w:spacing w:before="0" w:after="0" w:line="276" w:lineRule="auto"/>
-              <w:ind w:firstLine="0"/>
-              <w:jc w:val="center"/>
-            </w:pPr>
-            <w:r/>
-            <w:r>
-              <w:rPr>
-                <w:rFonts w:ascii="Times New Roman" w:hAnsi="Times New Roman" w:eastAsia="楷体"/>
-                <w:b w:val="0"/>
-                <w:color w:val="000000"/>
-                <w:sz w:val="18"/>
-              </w:rPr>
-              <w:t>135.90</w:t>
-            </w:r>
-          </w:p>
-        </w:tc>
-      </w:tr>
-      <w:tr>
-        <w:tc>
-          <w:tcPr>
-            <w:tcW w:type="dxa" w:w="1344"/>
-            <w:vAlign w:val="center"/>
-            <w:tcBorders>
-              <w:top w:val="single" w:sz="4" w:color="A6A6A6"/>
-              <w:left w:val="single" w:sz="4" w:color="A6A6A6"/>
-              <w:bottom w:val="single" w:sz="4" w:color="A6A6A6"/>
-              <w:right w:val="single" w:sz="4" w:color="A6A6A6"/>
-            </w:tcBorders>
-          </w:tcPr>
-          <w:p>
-            <w:pPr>
-              <w:spacing w:before="0" w:after="0" w:line="276" w:lineRule="auto"/>
-              <w:ind w:firstLine="0"/>
-              <w:jc w:val="left"/>
-            </w:pPr>
-            <w:r/>
-            <w:r>
-              <w:rPr>
-                <w:rFonts w:ascii="Times New Roman" w:hAnsi="Times New Roman" w:eastAsia="楷体"/>
-                <w:b w:val="0"/>
-                <w:color w:val="000000"/>
-                <w:sz w:val="18"/>
-              </w:rPr>
-              <w:t>丽江市</w:t>
-            </w:r>
-          </w:p>
-        </w:tc>
-        <w:tc>
-          <w:tcPr>
-            <w:tcW w:type="dxa" w:w="1344"/>
-            <w:vAlign w:val="center"/>
-            <w:tcBorders>
-              <w:top w:val="single" w:sz="4" w:color="A6A6A6"/>
-              <w:left w:val="single" w:sz="4" w:color="A6A6A6"/>
-              <w:bottom w:val="single" w:sz="4" w:color="A6A6A6"/>
-              <w:right w:val="single" w:sz="4" w:color="A6A6A6"/>
-            </w:tcBorders>
-          </w:tcPr>
-          <w:p>
-            <w:pPr>
-              <w:spacing w:before="0" w:after="0" w:line="276" w:lineRule="auto"/>
-              <w:ind w:firstLine="0"/>
-              <w:jc w:val="center"/>
-            </w:pPr>
-            <w:r/>
-            <w:r>
-              <w:rPr>
-                <w:rFonts w:ascii="Times New Roman" w:hAnsi="Times New Roman" w:eastAsia="楷体"/>
-                <w:b w:val="0"/>
-                <w:color w:val="000000"/>
-                <w:sz w:val="18"/>
-              </w:rPr>
-              <w:t>744.27</w:t>
+              <w:t>8,045.30</w:t>
             </w:r>
           </w:p>
         </w:tc>
@@ -2909,7 +1884,7 @@
                 <w:color w:val="000000"/>
                 <w:sz w:val="18"/>
               </w:rPr>
-              <w:t>4.50%</w:t>
+              <w:t>5.40%</w:t>
             </w:r>
           </w:p>
         </w:tc>
@@ -2938,7 +1913,7 @@
                 <w:color w:val="000000"/>
                 <w:sz w:val="18"/>
               </w:rPr>
-              <w:t>11.9:33.9:54.2</w:t>
+              <w:t xml:space="preserve"> </w:t>
             </w:r>
           </w:p>
         </w:tc>
@@ -2967,7 +1942,7 @@
                 <w:color w:val="000000"/>
                 <w:sz w:val="18"/>
               </w:rPr>
-              <w:t>56.78</w:t>
+              <w:t>515.74</w:t>
             </w:r>
           </w:p>
         </w:tc>
@@ -3027,7 +2002,7 @@
                 <w:color w:val="000000"/>
                 <w:sz w:val="18"/>
               </w:rPr>
-              <w:t>德宏傣族景颇族自治州</w:t>
+              <w:t>泰州市</w:t>
             </w:r>
           </w:p>
         </w:tc>
@@ -3056,7 +2031,7 @@
                 <w:color w:val="000000"/>
                 <w:sz w:val="18"/>
               </w:rPr>
-              <w:t>648.07</w:t>
+              <w:t>7,255.27</w:t>
             </w:r>
           </w:p>
         </w:tc>
@@ -3114,7 +2089,7 @@
                 <w:color w:val="000000"/>
                 <w:sz w:val="18"/>
               </w:rPr>
-              <w:t>4.00%</w:t>
+              <w:t>5.30%</w:t>
             </w:r>
           </w:p>
         </w:tc>
@@ -3172,7 +2147,7 @@
                 <w:color w:val="000000"/>
                 <w:sz w:val="18"/>
               </w:rPr>
-              <w:t>35.59</w:t>
+              <w:t>475.49</w:t>
             </w:r>
           </w:p>
         </w:tc>
@@ -3232,7 +2207,7 @@
                 <w:color w:val="000000"/>
                 <w:sz w:val="18"/>
               </w:rPr>
-              <w:t>迪庆藏族自治州</w:t>
+              <w:t>镇江市</w:t>
             </w:r>
           </w:p>
         </w:tc>
@@ -3261,7 +2236,7 @@
                 <w:color w:val="000000"/>
                 <w:sz w:val="18"/>
               </w:rPr>
-              <w:t>316.65</w:t>
+              <w:t>5,736.78</w:t>
             </w:r>
           </w:p>
         </w:tc>
@@ -3319,7 +2294,7 @@
                 <w:color w:val="000000"/>
                 <w:sz w:val="18"/>
               </w:rPr>
-              <w:t>3.00%</w:t>
+              <w:t>5.40%</w:t>
             </w:r>
           </w:p>
         </w:tc>
@@ -3348,7 +2323,7 @@
                 <w:color w:val="000000"/>
                 <w:sz w:val="18"/>
               </w:rPr>
-              <w:t xml:space="preserve"> </w:t>
+              <w:t>3:45:52</w:t>
             </w:r>
           </w:p>
         </w:tc>
@@ -3377,7 +2352,7 @@
                 <w:color w:val="000000"/>
                 <w:sz w:val="18"/>
               </w:rPr>
-              <w:t>18.49</w:t>
+              <w:t>339.03</w:t>
             </w:r>
           </w:p>
         </w:tc>
@@ -3437,7 +2412,7 @@
                 <w:color w:val="000000"/>
                 <w:sz w:val="18"/>
               </w:rPr>
-              <w:t>怒江傈僳族自治州</w:t>
+              <w:t>淮安市</w:t>
             </w:r>
           </w:p>
         </w:tc>
@@ -3466,7 +2441,7 @@
                 <w:color w:val="000000"/>
                 <w:sz w:val="18"/>
               </w:rPr>
-              <w:t>288.98</w:t>
+              <w:t>5,630.11</w:t>
             </w:r>
           </w:p>
         </w:tc>
@@ -3495,7 +2470,7 @@
                 <w:color w:val="000000"/>
                 <w:sz w:val="18"/>
               </w:rPr>
-              <w:t>5.30</w:t>
+              <w:t>12.49</w:t>
             </w:r>
           </w:p>
         </w:tc>
@@ -3524,7 +2499,7 @@
                 <w:color w:val="000000"/>
                 <w:sz w:val="18"/>
               </w:rPr>
-              <w:t>3.30%</w:t>
+              <w:t>5.90%</w:t>
             </w:r>
           </w:p>
         </w:tc>
@@ -3582,7 +2557,212 @@
                 <w:color w:val="000000"/>
                 <w:sz w:val="18"/>
               </w:rPr>
-              <w:t>14.34</w:t>
+              <w:t>335.33</w:t>
+            </w:r>
+          </w:p>
+        </w:tc>
+        <w:tc>
+          <w:tcPr>
+            <w:tcW w:type="dxa" w:w="1344"/>
+            <w:vAlign w:val="center"/>
+            <w:tcBorders>
+              <w:top w:val="single" w:sz="4" w:color="A6A6A6"/>
+              <w:left w:val="single" w:sz="4" w:color="A6A6A6"/>
+              <w:bottom w:val="single" w:sz="4" w:color="A6A6A6"/>
+              <w:right w:val="single" w:sz="4" w:color="A6A6A6"/>
+            </w:tcBorders>
+          </w:tcPr>
+          <w:p>
+            <w:pPr>
+              <w:spacing w:before="0" w:after="0" w:line="276" w:lineRule="auto"/>
+              <w:ind w:firstLine="0"/>
+              <w:jc w:val="center"/>
+            </w:pPr>
+            <w:r/>
+            <w:r>
+              <w:rPr>
+                <w:rFonts w:ascii="Times New Roman" w:hAnsi="Times New Roman" w:eastAsia="楷体"/>
+                <w:b w:val="0"/>
+                <w:color w:val="000000"/>
+                <w:sz w:val="18"/>
+              </w:rPr>
+              <w:t>449.34</w:t>
+            </w:r>
+          </w:p>
+        </w:tc>
+      </w:tr>
+      <w:tr>
+        <w:tc>
+          <w:tcPr>
+            <w:tcW w:type="dxa" w:w="1344"/>
+            <w:vAlign w:val="center"/>
+            <w:tcBorders>
+              <w:top w:val="single" w:sz="4" w:color="A6A6A6"/>
+              <w:left w:val="single" w:sz="4" w:color="A6A6A6"/>
+              <w:bottom w:val="single" w:sz="4" w:color="A6A6A6"/>
+              <w:right w:val="single" w:sz="4" w:color="A6A6A6"/>
+            </w:tcBorders>
+          </w:tcPr>
+          <w:p>
+            <w:pPr>
+              <w:spacing w:before="0" w:after="0" w:line="276" w:lineRule="auto"/>
+              <w:ind w:firstLine="0"/>
+              <w:jc w:val="left"/>
+            </w:pPr>
+            <w:r/>
+            <w:r>
+              <w:rPr>
+                <w:rFonts w:ascii="Times New Roman" w:hAnsi="Times New Roman" w:eastAsia="楷体"/>
+                <w:b w:val="0"/>
+                <w:color w:val="000000"/>
+                <w:sz w:val="18"/>
+              </w:rPr>
+              <w:t>宿迁市</w:t>
+            </w:r>
+          </w:p>
+        </w:tc>
+        <w:tc>
+          <w:tcPr>
+            <w:tcW w:type="dxa" w:w="1344"/>
+            <w:vAlign w:val="center"/>
+            <w:tcBorders>
+              <w:top w:val="single" w:sz="4" w:color="A6A6A6"/>
+              <w:left w:val="single" w:sz="4" w:color="A6A6A6"/>
+              <w:bottom w:val="single" w:sz="4" w:color="A6A6A6"/>
+              <w:right w:val="single" w:sz="4" w:color="A6A6A6"/>
+            </w:tcBorders>
+          </w:tcPr>
+          <w:p>
+            <w:pPr>
+              <w:spacing w:before="0" w:after="0" w:line="276" w:lineRule="auto"/>
+              <w:ind w:firstLine="0"/>
+              <w:jc w:val="center"/>
+            </w:pPr>
+            <w:r/>
+            <w:r>
+              <w:rPr>
+                <w:rFonts w:ascii="Times New Roman" w:hAnsi="Times New Roman" w:eastAsia="楷体"/>
+                <w:b w:val="0"/>
+                <w:color w:val="000000"/>
+                <w:sz w:val="18"/>
+              </w:rPr>
+              <w:t>5,026.60</w:t>
+            </w:r>
+          </w:p>
+        </w:tc>
+        <w:tc>
+          <w:tcPr>
+            <w:tcW w:type="dxa" w:w="1344"/>
+            <w:vAlign w:val="center"/>
+            <w:tcBorders>
+              <w:top w:val="single" w:sz="4" w:color="A6A6A6"/>
+              <w:left w:val="single" w:sz="4" w:color="A6A6A6"/>
+              <w:bottom w:val="single" w:sz="4" w:color="A6A6A6"/>
+              <w:right w:val="single" w:sz="4" w:color="A6A6A6"/>
+            </w:tcBorders>
+          </w:tcPr>
+          <w:p>
+            <w:pPr>
+              <w:spacing w:before="0" w:after="0" w:line="276" w:lineRule="auto"/>
+              <w:ind w:firstLine="0"/>
+              <w:jc w:val="center"/>
+            </w:pPr>
+            <w:r/>
+            <w:r>
+              <w:rPr>
+                <w:rFonts w:ascii="Times New Roman" w:hAnsi="Times New Roman" w:eastAsia="楷体"/>
+                <w:b w:val="0"/>
+                <w:color w:val="000000"/>
+                <w:sz w:val="18"/>
+              </w:rPr>
+              <w:t>—</w:t>
+            </w:r>
+          </w:p>
+        </w:tc>
+        <w:tc>
+          <w:tcPr>
+            <w:tcW w:type="dxa" w:w="1344"/>
+            <w:vAlign w:val="center"/>
+            <w:tcBorders>
+              <w:top w:val="single" w:sz="4" w:color="A6A6A6"/>
+              <w:left w:val="single" w:sz="4" w:color="A6A6A6"/>
+              <w:bottom w:val="single" w:sz="4" w:color="A6A6A6"/>
+              <w:right w:val="single" w:sz="4" w:color="A6A6A6"/>
+            </w:tcBorders>
+          </w:tcPr>
+          <w:p>
+            <w:pPr>
+              <w:spacing w:before="0" w:after="0" w:line="276" w:lineRule="auto"/>
+              <w:ind w:firstLine="0"/>
+              <w:jc w:val="center"/>
+            </w:pPr>
+            <w:r/>
+            <w:r>
+              <w:rPr>
+                <w:rFonts w:ascii="Times New Roman" w:hAnsi="Times New Roman" w:eastAsia="楷体"/>
+                <w:b w:val="0"/>
+                <w:color w:val="000000"/>
+                <w:sz w:val="18"/>
+              </w:rPr>
+              <w:t>5.60%</w:t>
+            </w:r>
+          </w:p>
+        </w:tc>
+        <w:tc>
+          <w:tcPr>
+            <w:tcW w:type="dxa" w:w="1344"/>
+            <w:vAlign w:val="center"/>
+            <w:tcBorders>
+              <w:top w:val="single" w:sz="4" w:color="A6A6A6"/>
+              <w:left w:val="single" w:sz="4" w:color="A6A6A6"/>
+              <w:bottom w:val="single" w:sz="4" w:color="A6A6A6"/>
+              <w:right w:val="single" w:sz="4" w:color="A6A6A6"/>
+            </w:tcBorders>
+          </w:tcPr>
+          <w:p>
+            <w:pPr>
+              <w:spacing w:before="0" w:after="0" w:line="276" w:lineRule="auto"/>
+              <w:ind w:firstLine="0"/>
+              <w:jc w:val="center"/>
+            </w:pPr>
+            <w:r/>
+            <w:r>
+              <w:rPr>
+                <w:rFonts w:ascii="Times New Roman" w:hAnsi="Times New Roman" w:eastAsia="楷体"/>
+                <w:b w:val="0"/>
+                <w:color w:val="000000"/>
+                <w:sz w:val="18"/>
+              </w:rPr>
+              <w:t xml:space="preserve"> </w:t>
+            </w:r>
+          </w:p>
+        </w:tc>
+        <w:tc>
+          <w:tcPr>
+            <w:tcW w:type="dxa" w:w="1344"/>
+            <w:vAlign w:val="center"/>
+            <w:tcBorders>
+              <w:top w:val="single" w:sz="4" w:color="A6A6A6"/>
+              <w:left w:val="single" w:sz="4" w:color="A6A6A6"/>
+              <w:bottom w:val="single" w:sz="4" w:color="A6A6A6"/>
+              <w:right w:val="single" w:sz="4" w:color="A6A6A6"/>
+            </w:tcBorders>
+          </w:tcPr>
+          <w:p>
+            <w:pPr>
+              <w:spacing w:before="0" w:after="0" w:line="276" w:lineRule="auto"/>
+              <w:ind w:firstLine="0"/>
+              <w:jc w:val="center"/>
+            </w:pPr>
+            <w:r/>
+            <w:r>
+              <w:rPr>
+                <w:rFonts w:ascii="Times New Roman" w:hAnsi="Times New Roman" w:eastAsia="楷体"/>
+                <w:b w:val="0"/>
+                <w:color w:val="000000"/>
+                <w:sz w:val="18"/>
+              </w:rPr>
+              <w:t>316.56</w:t>
             </w:r>
           </w:p>
         </w:tc>
@@ -3616,6 +2796,211 @@
           </w:p>
         </w:tc>
       </w:tr>
+      <w:tr>
+        <w:tc>
+          <w:tcPr>
+            <w:tcW w:type="dxa" w:w="1344"/>
+            <w:vAlign w:val="center"/>
+            <w:tcBorders>
+              <w:top w:val="single" w:sz="4" w:color="A6A6A6"/>
+              <w:left w:val="single" w:sz="4" w:color="A6A6A6"/>
+              <w:bottom w:val="single" w:sz="4" w:color="A6A6A6"/>
+              <w:right w:val="single" w:sz="4" w:color="A6A6A6"/>
+            </w:tcBorders>
+          </w:tcPr>
+          <w:p>
+            <w:pPr>
+              <w:spacing w:before="0" w:after="0" w:line="276" w:lineRule="auto"/>
+              <w:ind w:firstLine="0"/>
+              <w:jc w:val="left"/>
+            </w:pPr>
+            <w:r/>
+            <w:r>
+              <w:rPr>
+                <w:rFonts w:ascii="Times New Roman" w:hAnsi="Times New Roman" w:eastAsia="楷体"/>
+                <w:b w:val="0"/>
+                <w:color w:val="000000"/>
+                <w:sz w:val="18"/>
+              </w:rPr>
+              <w:t>连云港市</w:t>
+            </w:r>
+          </w:p>
+        </w:tc>
+        <w:tc>
+          <w:tcPr>
+            <w:tcW w:type="dxa" w:w="1344"/>
+            <w:vAlign w:val="center"/>
+            <w:tcBorders>
+              <w:top w:val="single" w:sz="4" w:color="A6A6A6"/>
+              <w:left w:val="single" w:sz="4" w:color="A6A6A6"/>
+              <w:bottom w:val="single" w:sz="4" w:color="A6A6A6"/>
+              <w:right w:val="single" w:sz="4" w:color="A6A6A6"/>
+            </w:tcBorders>
+          </w:tcPr>
+          <w:p>
+            <w:pPr>
+              <w:spacing w:before="0" w:after="0" w:line="276" w:lineRule="auto"/>
+              <w:ind w:firstLine="0"/>
+              <w:jc w:val="center"/>
+            </w:pPr>
+            <w:r/>
+            <w:r>
+              <w:rPr>
+                <w:rFonts w:ascii="Times New Roman" w:hAnsi="Times New Roman" w:eastAsia="楷体"/>
+                <w:b w:val="0"/>
+                <w:color w:val="000000"/>
+                <w:sz w:val="18"/>
+              </w:rPr>
+              <w:t>4,830.94</w:t>
+            </w:r>
+          </w:p>
+        </w:tc>
+        <w:tc>
+          <w:tcPr>
+            <w:tcW w:type="dxa" w:w="1344"/>
+            <w:vAlign w:val="center"/>
+            <w:tcBorders>
+              <w:top w:val="single" w:sz="4" w:color="A6A6A6"/>
+              <w:left w:val="single" w:sz="4" w:color="A6A6A6"/>
+              <w:bottom w:val="single" w:sz="4" w:color="A6A6A6"/>
+              <w:right w:val="single" w:sz="4" w:color="A6A6A6"/>
+            </w:tcBorders>
+          </w:tcPr>
+          <w:p>
+            <w:pPr>
+              <w:spacing w:before="0" w:after="0" w:line="276" w:lineRule="auto"/>
+              <w:ind w:firstLine="0"/>
+              <w:jc w:val="center"/>
+            </w:pPr>
+            <w:r/>
+            <w:r>
+              <w:rPr>
+                <w:rFonts w:ascii="Times New Roman" w:hAnsi="Times New Roman" w:eastAsia="楷体"/>
+                <w:b w:val="0"/>
+                <w:color w:val="000000"/>
+                <w:sz w:val="18"/>
+              </w:rPr>
+              <w:t>10.57</w:t>
+            </w:r>
+          </w:p>
+        </w:tc>
+        <w:tc>
+          <w:tcPr>
+            <w:tcW w:type="dxa" w:w="1344"/>
+            <w:vAlign w:val="center"/>
+            <w:tcBorders>
+              <w:top w:val="single" w:sz="4" w:color="A6A6A6"/>
+              <w:left w:val="single" w:sz="4" w:color="A6A6A6"/>
+              <w:bottom w:val="single" w:sz="4" w:color="A6A6A6"/>
+              <w:right w:val="single" w:sz="4" w:color="A6A6A6"/>
+            </w:tcBorders>
+          </w:tcPr>
+          <w:p>
+            <w:pPr>
+              <w:spacing w:before="0" w:after="0" w:line="276" w:lineRule="auto"/>
+              <w:ind w:firstLine="0"/>
+              <w:jc w:val="center"/>
+            </w:pPr>
+            <w:r/>
+            <w:r>
+              <w:rPr>
+                <w:rFonts w:ascii="Times New Roman" w:hAnsi="Times New Roman" w:eastAsia="楷体"/>
+                <w:b w:val="0"/>
+                <w:color w:val="000000"/>
+                <w:sz w:val="18"/>
+              </w:rPr>
+              <w:t>5.00%</w:t>
+            </w:r>
+          </w:p>
+        </w:tc>
+        <w:tc>
+          <w:tcPr>
+            <w:tcW w:type="dxa" w:w="1344"/>
+            <w:vAlign w:val="center"/>
+            <w:tcBorders>
+              <w:top w:val="single" w:sz="4" w:color="A6A6A6"/>
+              <w:left w:val="single" w:sz="4" w:color="A6A6A6"/>
+              <w:bottom w:val="single" w:sz="4" w:color="A6A6A6"/>
+              <w:right w:val="single" w:sz="4" w:color="A6A6A6"/>
+            </w:tcBorders>
+          </w:tcPr>
+          <w:p>
+            <w:pPr>
+              <w:spacing w:before="0" w:after="0" w:line="276" w:lineRule="auto"/>
+              <w:ind w:firstLine="0"/>
+              <w:jc w:val="center"/>
+            </w:pPr>
+            <w:r/>
+            <w:r>
+              <w:rPr>
+                <w:rFonts w:ascii="Times New Roman" w:hAnsi="Times New Roman" w:eastAsia="楷体"/>
+                <w:b w:val="0"/>
+                <w:color w:val="000000"/>
+                <w:sz w:val="18"/>
+              </w:rPr>
+              <w:t>9.9:42.6:47.5</w:t>
+            </w:r>
+          </w:p>
+        </w:tc>
+        <w:tc>
+          <w:tcPr>
+            <w:tcW w:type="dxa" w:w="1344"/>
+            <w:vAlign w:val="center"/>
+            <w:tcBorders>
+              <w:top w:val="single" w:sz="4" w:color="A6A6A6"/>
+              <w:left w:val="single" w:sz="4" w:color="A6A6A6"/>
+              <w:bottom w:val="single" w:sz="4" w:color="A6A6A6"/>
+              <w:right w:val="single" w:sz="4" w:color="A6A6A6"/>
+            </w:tcBorders>
+          </w:tcPr>
+          <w:p>
+            <w:pPr>
+              <w:spacing w:before="0" w:after="0" w:line="276" w:lineRule="auto"/>
+              <w:ind w:firstLine="0"/>
+              <w:jc w:val="center"/>
+            </w:pPr>
+            <w:r/>
+            <w:r>
+              <w:rPr>
+                <w:rFonts w:ascii="Times New Roman" w:hAnsi="Times New Roman" w:eastAsia="楷体"/>
+                <w:b w:val="0"/>
+                <w:color w:val="000000"/>
+                <w:sz w:val="18"/>
+              </w:rPr>
+              <w:t>305.74</w:t>
+            </w:r>
+          </w:p>
+        </w:tc>
+        <w:tc>
+          <w:tcPr>
+            <w:tcW w:type="dxa" w:w="1344"/>
+            <w:vAlign w:val="center"/>
+            <w:tcBorders>
+              <w:top w:val="single" w:sz="4" w:color="A6A6A6"/>
+              <w:left w:val="single" w:sz="4" w:color="A6A6A6"/>
+              <w:bottom w:val="single" w:sz="4" w:color="A6A6A6"/>
+              <w:right w:val="single" w:sz="4" w:color="A6A6A6"/>
+            </w:tcBorders>
+          </w:tcPr>
+          <w:p>
+            <w:pPr>
+              <w:spacing w:before="0" w:after="0" w:line="276" w:lineRule="auto"/>
+              <w:ind w:firstLine="0"/>
+              <w:jc w:val="center"/>
+            </w:pPr>
+            <w:r/>
+            <w:r>
+              <w:rPr>
+                <w:rFonts w:ascii="Times New Roman" w:hAnsi="Times New Roman" w:eastAsia="楷体"/>
+                <w:b w:val="0"/>
+                <w:color w:val="000000"/>
+                <w:sz w:val="18"/>
+              </w:rPr>
+              <w:t>456.20</w:t>
+            </w:r>
+          </w:p>
+        </w:tc>
+      </w:tr>
     </w:tbl>
     <w:p>
       <w:pPr>
@@ -3644,7 +3029,7 @@
           <w:color w:val="000000"/>
           <w:sz w:val="21"/>
         </w:rPr>
-        <w:t>省内对比看，西双版纳傣族自治州2025年GDP总量940.83亿元、列全省第12位，一般公共预算收入39.92亿元、列全省第13位。整体来看，西双版纳傣族自治州经济基本面在云南省内具有一定代表性，但需关注固定资产投资走势及新旧动能转换的接续性。</w:t>
+        <w:t>省内对比看，南通市2025年GDP总量12,801.50亿元、列全省第四位；一般公共预算收入730.04亿元、列全省第四位。整体来看，南通市在江苏省内的经济与财政地位处于中游，但放到同类城市横向看，产业结构升级与新旧动能转换仍是中长期需要关注的核心课题。</w:t>
       </w:r>
     </w:p>
     <w:p>
@@ -3659,7 +3044,7 @@
           <w:color w:val="000000"/>
           <w:sz w:val="21"/>
         </w:rPr>
-        <w:t>■ 西双版纳傣族自治州财政体量在云南省处于中游，税收占比70.42%、税收质量较好，但政府性基金收入总体平稳；2025年末宽口径债务率223.82%、处于中等偏高水平，处于相对偏高区间，需关注债务扩张节奏。</w:t>
+        <w:t>■ 南通市财政体量在江苏省处于中游，税收占比处于70%以上的较高水平、显著高于全国地级市平均、财政质量较好；但受房地产市场调整影响，政府性基金收入较2023年累计下降22%、土地财政贡献度有所弱化；2025年末宽口径债务率866.31%、处于偏高水平，已显著高于公认的 300% 偏高临界线，后续偿债压力值得关注。</w:t>
       </w:r>
     </w:p>
     <w:p>
@@ -3674,7 +3059,7 @@
           <w:color w:val="000000"/>
           <w:sz w:val="21"/>
         </w:rPr>
-        <w:t>财政收入方面，2023、2024、2025年西双版纳傣族自治州一般公共预算收入分别为39.09亿元、38.57亿元、39.92亿元，其中税收收入27.89亿元、27.02亿元、28.11亿元，税收占比维持在71.33%、70.06%、70.42%；一般公共预算支出160.64亿元、152.67亿元、145.60亿元，财政自给率24.34%、25.27%、27.42%。</w:t>
+        <w:t>财政收入方面，2023、2024、2025年南通市一般公共预算收入分别为680.16亿元、700.90亿元、730.04亿元，在江苏省内处于中游；其中税收收入分别为538.79亿元、525.79亿元、545.96亿元，税收占比维持在79.22%、75.02%、74.79%，处于70%以上的较高水平、显著高于全国地级市平均、财政质量较好。一般公共预算支出分别为1,180.93亿元、1,179.05亿元、1,188.69亿元，财政自给率57.60%、59.45%、61.42%，财政自给率偏低、刚性支出压力较大。</w:t>
       </w:r>
     </w:p>
     <w:p>
@@ -3689,7 +3074,7 @@
           <w:color w:val="000000"/>
           <w:sz w:val="21"/>
         </w:rPr>
-        <w:t>政府性基金收入方面，2023、2024、2025年分别为24.23亿元、24.55亿元、23.31亿元，政府性基金收入总体平稳，反映地方综合财力对房地产周期的敞口。</w:t>
+        <w:t>政府性基金收入方面，2023、2024、2025年南通市政府性基金收入分别为982.91亿元、834.54亿元、768.93亿元，较2023年累计下降22%、土地财政贡献度有所弱化，反映地方综合财力对房地产周期与土地市场的敞口较大。</w:t>
       </w:r>
     </w:p>
     <w:p>
@@ -3705,7 +3090,7 @@
           <w:color w:val="000000"/>
           <w:sz w:val="21"/>
         </w:rPr>
-        <w:t>图表：2023-2025年西双版纳傣族自治州财政收入情况(单位:亿元、%)</w:t>
+        <w:t>图表：2023-2025年南通市财政收入情况(单位:亿元、%)</w:t>
       </w:r>
     </w:p>
     <w:tbl>
@@ -3990,7 +3375,7 @@
                 <w:color w:val="000000"/>
                 <w:sz w:val="18"/>
               </w:rPr>
-              <w:t>39.09</w:t>
+              <w:t>680.16</w:t>
             </w:r>
           </w:p>
         </w:tc>
@@ -4019,7 +3404,7 @@
                 <w:color w:val="000000"/>
                 <w:sz w:val="18"/>
               </w:rPr>
-              <w:t>17.30%</w:t>
+              <w:t>11.00%</w:t>
             </w:r>
           </w:p>
         </w:tc>
@@ -4048,7 +3433,7 @@
                 <w:color w:val="000000"/>
                 <w:sz w:val="18"/>
               </w:rPr>
-              <w:t>38.57</w:t>
+              <w:t>700.90</w:t>
             </w:r>
           </w:p>
         </w:tc>
@@ -4077,7 +3462,7 @@
                 <w:color w:val="000000"/>
                 <w:sz w:val="18"/>
               </w:rPr>
-              <w:t>-1.33%</w:t>
+              <w:t>3.05%</w:t>
             </w:r>
           </w:p>
         </w:tc>
@@ -4106,7 +3491,7 @@
                 <w:color w:val="000000"/>
                 <w:sz w:val="18"/>
               </w:rPr>
-              <w:t>39.92</w:t>
+              <w:t>730.04</w:t>
             </w:r>
           </w:p>
         </w:tc>
@@ -4135,7 +3520,7 @@
                 <w:color w:val="000000"/>
                 <w:sz w:val="18"/>
               </w:rPr>
-              <w:t>3.50%</w:t>
+              <w:t>4.16%</w:t>
             </w:r>
           </w:p>
         </w:tc>
@@ -4195,7 +3580,7 @@
                 <w:color w:val="000000"/>
                 <w:sz w:val="18"/>
               </w:rPr>
-              <w:t>27.89</w:t>
+              <w:t>538.79</w:t>
             </w:r>
           </w:p>
         </w:tc>
@@ -4253,7 +3638,7 @@
                 <w:color w:val="000000"/>
                 <w:sz w:val="18"/>
               </w:rPr>
-              <w:t>27.02</w:t>
+              <w:t>525.79</w:t>
             </w:r>
           </w:p>
         </w:tc>
@@ -4282,7 +3667,7 @@
                 <w:color w:val="000000"/>
                 <w:sz w:val="18"/>
               </w:rPr>
-              <w:t>-3.12%</w:t>
+              <w:t>-2.41%</w:t>
             </w:r>
           </w:p>
         </w:tc>
@@ -4311,7 +3696,7 @@
                 <w:color w:val="000000"/>
                 <w:sz w:val="18"/>
               </w:rPr>
-              <w:t>28.11</w:t>
+              <w:t>545.96</w:t>
             </w:r>
           </w:p>
         </w:tc>
@@ -4340,7 +3725,7 @@
                 <w:color w:val="000000"/>
                 <w:sz w:val="18"/>
               </w:rPr>
-              <w:t>4.03%</w:t>
+              <w:t>3.84%</w:t>
             </w:r>
           </w:p>
         </w:tc>
@@ -4400,7 +3785,7 @@
                 <w:color w:val="000000"/>
                 <w:sz w:val="18"/>
               </w:rPr>
-              <w:t>71.33%</w:t>
+              <w:t>79.22%</w:t>
             </w:r>
           </w:p>
         </w:tc>
@@ -4458,7 +3843,7 @@
                 <w:color w:val="000000"/>
                 <w:sz w:val="18"/>
               </w:rPr>
-              <w:t>70.06%</w:t>
+              <w:t>75.02%</w:t>
             </w:r>
           </w:p>
         </w:tc>
@@ -4516,7 +3901,7 @@
                 <w:color w:val="000000"/>
                 <w:sz w:val="18"/>
               </w:rPr>
-              <w:t>70.42%</w:t>
+              <w:t>74.79%</w:t>
             </w:r>
           </w:p>
         </w:tc>
@@ -4605,7 +3990,7 @@
                 <w:color w:val="000000"/>
                 <w:sz w:val="18"/>
               </w:rPr>
-              <w:t>160.64</w:t>
+              <w:t>1,180.93</w:t>
             </w:r>
           </w:p>
         </w:tc>
@@ -4663,7 +4048,7 @@
                 <w:color w:val="000000"/>
                 <w:sz w:val="18"/>
               </w:rPr>
-              <w:t>152.67</w:t>
+              <w:t>1,179.05</w:t>
             </w:r>
           </w:p>
         </w:tc>
@@ -4692,7 +4077,7 @@
                 <w:color w:val="000000"/>
                 <w:sz w:val="18"/>
               </w:rPr>
-              <w:t>-4.96%</w:t>
+              <w:t>-0.16%</w:t>
             </w:r>
           </w:p>
         </w:tc>
@@ -4721,7 +4106,7 @@
                 <w:color w:val="000000"/>
                 <w:sz w:val="18"/>
               </w:rPr>
-              <w:t>145.60</w:t>
+              <w:t>1,188.69</w:t>
             </w:r>
           </w:p>
         </w:tc>
@@ -4750,7 +4135,7 @@
                 <w:color w:val="000000"/>
                 <w:sz w:val="18"/>
               </w:rPr>
-              <w:t>-4.63%</w:t>
+              <w:t>0.82%</w:t>
             </w:r>
           </w:p>
         </w:tc>
@@ -4810,7 +4195,7 @@
                 <w:color w:val="000000"/>
                 <w:sz w:val="18"/>
               </w:rPr>
-              <w:t>24.34%</w:t>
+              <w:t>57.60%</w:t>
             </w:r>
           </w:p>
         </w:tc>
@@ -4868,7 +4253,7 @@
                 <w:color w:val="000000"/>
                 <w:sz w:val="18"/>
               </w:rPr>
-              <w:t>25.27%</w:t>
+              <w:t>59.45%</w:t>
             </w:r>
           </w:p>
         </w:tc>
@@ -4926,7 +4311,7 @@
                 <w:color w:val="000000"/>
                 <w:sz w:val="18"/>
               </w:rPr>
-              <w:t>27.42%</w:t>
+              <w:t>61.42%</w:t>
             </w:r>
           </w:p>
         </w:tc>
@@ -5015,7 +4400,7 @@
                 <w:color w:val="000000"/>
                 <w:sz w:val="18"/>
               </w:rPr>
-              <w:t>24.23</w:t>
+              <w:t>982.91</w:t>
             </w:r>
           </w:p>
         </w:tc>
@@ -5073,7 +4458,7 @@
                 <w:color w:val="000000"/>
                 <w:sz w:val="18"/>
               </w:rPr>
-              <w:t>24.55</w:t>
+              <w:t>834.54</w:t>
             </w:r>
           </w:p>
         </w:tc>
@@ -5102,7 +4487,7 @@
                 <w:color w:val="000000"/>
                 <w:sz w:val="18"/>
               </w:rPr>
-              <w:t>1.32%</w:t>
+              <w:t>-15.09%</w:t>
             </w:r>
           </w:p>
         </w:tc>
@@ -5131,7 +4516,7 @@
                 <w:color w:val="000000"/>
                 <w:sz w:val="18"/>
               </w:rPr>
-              <w:t>23.31</w:t>
+              <w:t>768.93</w:t>
             </w:r>
           </w:p>
         </w:tc>
@@ -5160,7 +4545,7 @@
                 <w:color w:val="000000"/>
                 <w:sz w:val="18"/>
               </w:rPr>
-              <w:t>-5.05%</w:t>
+              <w:t>-7.86%</w:t>
             </w:r>
           </w:p>
         </w:tc>
@@ -5178,7 +4563,7 @@
           <w:color w:val="000000"/>
           <w:sz w:val="19"/>
         </w:rPr>
-        <w:t>资料来源:西双版纳傣族自治州财政决算、企业预警通,风控信评部整理</w:t>
+        <w:t>资料来源:南通市财政决算、企业预警通,风控信评部整理</w:t>
       </w:r>
     </w:p>
     <w:p>
@@ -5193,7 +4578,1291 @@
           <w:color w:val="000000"/>
           <w:sz w:val="21"/>
         </w:rPr>
-        <w:t>土地市场方面，【待补充:西双版纳傣族自治州土地出让与房地产销售数据（土地市场数据库未覆盖该市）】。</w:t>
+        <w:t>土地市场方面，2021、2022、2023、2024、2025年南通市经营性用地成交价分别为1,390.86亿元、877.60亿元、956.00亿元、746.55亿元、730.30亿元，2025年较2021年下降47.49%；同期平均溢价率为7.24%、0.83%、0.31%、0.14%、0.14%，整体处于低位、反映市场化主体拿地意愿与未来房价预期偏弱；成交楼面均价为2,904元/㎡。2026年1-4月，南通市经营性用地累计成交166宗、规划建面714.60万㎡、成交价167.60亿元，延续低位运行。</w:t>
+      </w:r>
+    </w:p>
+    <w:p>
+      <w:pPr>
+        <w:spacing w:before="80" w:after="40" w:line="360" w:lineRule="auto"/>
+        <w:ind w:firstLine="0"/>
+        <w:jc w:val="center"/>
+      </w:pPr>
+      <w:r>
+        <w:rPr>
+          <w:rFonts w:ascii="Times New Roman" w:hAnsi="Times New Roman" w:eastAsia="楷体"/>
+          <w:b/>
+          <w:color w:val="000000"/>
+          <w:sz w:val="21"/>
+        </w:rPr>
+        <w:t>图表:2021-2025年南通市土地出让情况</w:t>
+      </w:r>
+    </w:p>
+    <w:tbl>
+      <w:tblPr>
+        <w:tblW w:type="auto" w:w="0"/>
+        <w:tblLayout w:type="autofit"/>
+        <w:tblLook w:firstColumn="1" w:firstRow="1" w:lastColumn="0" w:lastRow="0" w:noHBand="0" w:noVBand="1" w:val="04A0"/>
+      </w:tblPr>
+      <w:tblGrid>
+        <w:gridCol w:w="1568"/>
+        <w:gridCol w:w="1568"/>
+        <w:gridCol w:w="1568"/>
+        <w:gridCol w:w="1568"/>
+        <w:gridCol w:w="1568"/>
+        <w:gridCol w:w="1568"/>
+      </w:tblGrid>
+      <w:tr>
+        <w:tc>
+          <w:tcPr>
+            <w:tcW w:type="dxa" w:w="1568"/>
+            <w:vAlign w:val="center"/>
+            <w:shd w:val="clear" w:color="auto" w:fill="F1A983"/>
+            <w:tcBorders>
+              <w:top w:val="single" w:sz="4" w:color="A6A6A6"/>
+              <w:left w:val="single" w:sz="4" w:color="A6A6A6"/>
+              <w:bottom w:val="single" w:sz="4" w:color="A6A6A6"/>
+              <w:right w:val="single" w:sz="4" w:color="A6A6A6"/>
+            </w:tcBorders>
+          </w:tcPr>
+          <w:p>
+            <w:pPr>
+              <w:spacing w:before="0" w:after="0" w:line="276" w:lineRule="auto"/>
+              <w:ind w:firstLine="0"/>
+              <w:jc w:val="center"/>
+            </w:pPr>
+            <w:r/>
+            <w:r>
+              <w:rPr>
+                <w:rFonts w:ascii="Times New Roman" w:hAnsi="Times New Roman" w:eastAsia="楷体"/>
+                <w:b/>
+                <w:color w:val="000000"/>
+                <w:sz w:val="18"/>
+              </w:rPr>
+              <w:t>年度</w:t>
+            </w:r>
+          </w:p>
+        </w:tc>
+        <w:tc>
+          <w:tcPr>
+            <w:tcW w:type="dxa" w:w="1568"/>
+            <w:vAlign w:val="center"/>
+            <w:shd w:val="clear" w:color="auto" w:fill="F1A983"/>
+            <w:tcBorders>
+              <w:top w:val="single" w:sz="4" w:color="A6A6A6"/>
+              <w:left w:val="single" w:sz="4" w:color="A6A6A6"/>
+              <w:bottom w:val="single" w:sz="4" w:color="A6A6A6"/>
+              <w:right w:val="single" w:sz="4" w:color="A6A6A6"/>
+            </w:tcBorders>
+          </w:tcPr>
+          <w:p>
+            <w:pPr>
+              <w:spacing w:before="0" w:after="0" w:line="276" w:lineRule="auto"/>
+              <w:ind w:firstLine="0"/>
+              <w:jc w:val="center"/>
+            </w:pPr>
+            <w:r/>
+            <w:r>
+              <w:rPr>
+                <w:rFonts w:ascii="Times New Roman" w:hAnsi="Times New Roman" w:eastAsia="楷体"/>
+                <w:b/>
+                <w:color w:val="000000"/>
+                <w:sz w:val="18"/>
+              </w:rPr>
+              <w:t>土地宗数</w:t>
+            </w:r>
+          </w:p>
+        </w:tc>
+        <w:tc>
+          <w:tcPr>
+            <w:tcW w:type="dxa" w:w="1568"/>
+            <w:vAlign w:val="center"/>
+            <w:shd w:val="clear" w:color="auto" w:fill="F1A983"/>
+            <w:tcBorders>
+              <w:top w:val="single" w:sz="4" w:color="A6A6A6"/>
+              <w:left w:val="single" w:sz="4" w:color="A6A6A6"/>
+              <w:bottom w:val="single" w:sz="4" w:color="A6A6A6"/>
+              <w:right w:val="single" w:sz="4" w:color="A6A6A6"/>
+            </w:tcBorders>
+          </w:tcPr>
+          <w:p>
+            <w:pPr>
+              <w:spacing w:before="0" w:after="0" w:line="276" w:lineRule="auto"/>
+              <w:ind w:firstLine="0"/>
+              <w:jc w:val="center"/>
+            </w:pPr>
+            <w:r/>
+            <w:r>
+              <w:rPr>
+                <w:rFonts w:ascii="Times New Roman" w:hAnsi="Times New Roman" w:eastAsia="楷体"/>
+                <w:b/>
+                <w:color w:val="000000"/>
+                <w:sz w:val="18"/>
+              </w:rPr>
+              <w:t>规划建面(万㎡)</w:t>
+            </w:r>
+          </w:p>
+        </w:tc>
+        <w:tc>
+          <w:tcPr>
+            <w:tcW w:type="dxa" w:w="1568"/>
+            <w:vAlign w:val="center"/>
+            <w:shd w:val="clear" w:color="auto" w:fill="F1A983"/>
+            <w:tcBorders>
+              <w:top w:val="single" w:sz="4" w:color="A6A6A6"/>
+              <w:left w:val="single" w:sz="4" w:color="A6A6A6"/>
+              <w:bottom w:val="single" w:sz="4" w:color="A6A6A6"/>
+              <w:right w:val="single" w:sz="4" w:color="A6A6A6"/>
+            </w:tcBorders>
+          </w:tcPr>
+          <w:p>
+            <w:pPr>
+              <w:spacing w:before="0" w:after="0" w:line="276" w:lineRule="auto"/>
+              <w:ind w:firstLine="0"/>
+              <w:jc w:val="center"/>
+            </w:pPr>
+            <w:r/>
+            <w:r>
+              <w:rPr>
+                <w:rFonts w:ascii="Times New Roman" w:hAnsi="Times New Roman" w:eastAsia="楷体"/>
+                <w:b/>
+                <w:color w:val="000000"/>
+                <w:sz w:val="18"/>
+              </w:rPr>
+              <w:t>成交楼面均价(元/㎡)</w:t>
+            </w:r>
+          </w:p>
+        </w:tc>
+        <w:tc>
+          <w:tcPr>
+            <w:tcW w:type="dxa" w:w="1568"/>
+            <w:vAlign w:val="center"/>
+            <w:shd w:val="clear" w:color="auto" w:fill="F1A983"/>
+            <w:tcBorders>
+              <w:top w:val="single" w:sz="4" w:color="A6A6A6"/>
+              <w:left w:val="single" w:sz="4" w:color="A6A6A6"/>
+              <w:bottom w:val="single" w:sz="4" w:color="A6A6A6"/>
+              <w:right w:val="single" w:sz="4" w:color="A6A6A6"/>
+            </w:tcBorders>
+          </w:tcPr>
+          <w:p>
+            <w:pPr>
+              <w:spacing w:before="0" w:after="0" w:line="276" w:lineRule="auto"/>
+              <w:ind w:firstLine="0"/>
+              <w:jc w:val="center"/>
+            </w:pPr>
+            <w:r/>
+            <w:r>
+              <w:rPr>
+                <w:rFonts w:ascii="Times New Roman" w:hAnsi="Times New Roman" w:eastAsia="楷体"/>
+                <w:b/>
+                <w:color w:val="000000"/>
+                <w:sz w:val="18"/>
+              </w:rPr>
+              <w:t>平均溢价率</w:t>
+            </w:r>
+          </w:p>
+        </w:tc>
+        <w:tc>
+          <w:tcPr>
+            <w:tcW w:type="dxa" w:w="1568"/>
+            <w:vAlign w:val="center"/>
+            <w:shd w:val="clear" w:color="auto" w:fill="F1A983"/>
+            <w:tcBorders>
+              <w:top w:val="single" w:sz="4" w:color="A6A6A6"/>
+              <w:left w:val="single" w:sz="4" w:color="A6A6A6"/>
+              <w:bottom w:val="single" w:sz="4" w:color="A6A6A6"/>
+              <w:right w:val="single" w:sz="4" w:color="A6A6A6"/>
+            </w:tcBorders>
+          </w:tcPr>
+          <w:p>
+            <w:pPr>
+              <w:spacing w:before="0" w:after="0" w:line="276" w:lineRule="auto"/>
+              <w:ind w:firstLine="0"/>
+              <w:jc w:val="center"/>
+            </w:pPr>
+            <w:r/>
+            <w:r>
+              <w:rPr>
+                <w:rFonts w:ascii="Times New Roman" w:hAnsi="Times New Roman" w:eastAsia="楷体"/>
+                <w:b/>
+                <w:color w:val="000000"/>
+                <w:sz w:val="18"/>
+              </w:rPr>
+              <w:t>成交价(亿元)</w:t>
+            </w:r>
+          </w:p>
+        </w:tc>
+      </w:tr>
+      <w:tr>
+        <w:tc>
+          <w:tcPr>
+            <w:tcW w:type="dxa" w:w="1568"/>
+            <w:vAlign w:val="center"/>
+            <w:tcBorders>
+              <w:top w:val="single" w:sz="4" w:color="A6A6A6"/>
+              <w:left w:val="single" w:sz="4" w:color="A6A6A6"/>
+              <w:bottom w:val="single" w:sz="4" w:color="A6A6A6"/>
+              <w:right w:val="single" w:sz="4" w:color="A6A6A6"/>
+            </w:tcBorders>
+          </w:tcPr>
+          <w:p>
+            <w:pPr>
+              <w:spacing w:before="0" w:after="0" w:line="276" w:lineRule="auto"/>
+              <w:ind w:firstLine="0"/>
+              <w:jc w:val="left"/>
+            </w:pPr>
+            <w:r/>
+            <w:r>
+              <w:rPr>
+                <w:rFonts w:ascii="Times New Roman" w:hAnsi="Times New Roman" w:eastAsia="楷体"/>
+                <w:b w:val="0"/>
+                <w:color w:val="000000"/>
+                <w:sz w:val="18"/>
+              </w:rPr>
+              <w:t>2021</w:t>
+            </w:r>
+          </w:p>
+        </w:tc>
+        <w:tc>
+          <w:tcPr>
+            <w:tcW w:type="dxa" w:w="1568"/>
+            <w:vAlign w:val="center"/>
+            <w:tcBorders>
+              <w:top w:val="single" w:sz="4" w:color="A6A6A6"/>
+              <w:left w:val="single" w:sz="4" w:color="A6A6A6"/>
+              <w:bottom w:val="single" w:sz="4" w:color="A6A6A6"/>
+              <w:right w:val="single" w:sz="4" w:color="A6A6A6"/>
+            </w:tcBorders>
+          </w:tcPr>
+          <w:p>
+            <w:pPr>
+              <w:spacing w:before="0" w:after="0" w:line="276" w:lineRule="auto"/>
+              <w:ind w:firstLine="0"/>
+              <w:jc w:val="center"/>
+            </w:pPr>
+            <w:r/>
+            <w:r>
+              <w:rPr>
+                <w:rFonts w:ascii="Times New Roman" w:hAnsi="Times New Roman" w:eastAsia="楷体"/>
+                <w:b w:val="0"/>
+                <w:color w:val="000000"/>
+                <w:sz w:val="18"/>
+              </w:rPr>
+              <w:t>827</w:t>
+            </w:r>
+          </w:p>
+        </w:tc>
+        <w:tc>
+          <w:tcPr>
+            <w:tcW w:type="dxa" w:w="1568"/>
+            <w:vAlign w:val="center"/>
+            <w:tcBorders>
+              <w:top w:val="single" w:sz="4" w:color="A6A6A6"/>
+              <w:left w:val="single" w:sz="4" w:color="A6A6A6"/>
+              <w:bottom w:val="single" w:sz="4" w:color="A6A6A6"/>
+              <w:right w:val="single" w:sz="4" w:color="A6A6A6"/>
+            </w:tcBorders>
+          </w:tcPr>
+          <w:p>
+            <w:pPr>
+              <w:spacing w:before="0" w:after="0" w:line="276" w:lineRule="auto"/>
+              <w:ind w:firstLine="0"/>
+              <w:jc w:val="center"/>
+            </w:pPr>
+            <w:r/>
+            <w:r>
+              <w:rPr>
+                <w:rFonts w:ascii="Times New Roman" w:hAnsi="Times New Roman" w:eastAsia="楷体"/>
+                <w:b w:val="0"/>
+                <w:color w:val="000000"/>
+                <w:sz w:val="18"/>
+              </w:rPr>
+              <w:t>4,945.05</w:t>
+            </w:r>
+          </w:p>
+        </w:tc>
+        <w:tc>
+          <w:tcPr>
+            <w:tcW w:type="dxa" w:w="1568"/>
+            <w:vAlign w:val="center"/>
+            <w:tcBorders>
+              <w:top w:val="single" w:sz="4" w:color="A6A6A6"/>
+              <w:left w:val="single" w:sz="4" w:color="A6A6A6"/>
+              <w:bottom w:val="single" w:sz="4" w:color="A6A6A6"/>
+              <w:right w:val="single" w:sz="4" w:color="A6A6A6"/>
+            </w:tcBorders>
+          </w:tcPr>
+          <w:p>
+            <w:pPr>
+              <w:spacing w:before="0" w:after="0" w:line="276" w:lineRule="auto"/>
+              <w:ind w:firstLine="0"/>
+              <w:jc w:val="center"/>
+            </w:pPr>
+            <w:r/>
+            <w:r>
+              <w:rPr>
+                <w:rFonts w:ascii="Times New Roman" w:hAnsi="Times New Roman" w:eastAsia="楷体"/>
+                <w:b w:val="0"/>
+                <w:color w:val="000000"/>
+                <w:sz w:val="18"/>
+              </w:rPr>
+              <w:t>2,813</w:t>
+            </w:r>
+          </w:p>
+        </w:tc>
+        <w:tc>
+          <w:tcPr>
+            <w:tcW w:type="dxa" w:w="1568"/>
+            <w:vAlign w:val="center"/>
+            <w:tcBorders>
+              <w:top w:val="single" w:sz="4" w:color="A6A6A6"/>
+              <w:left w:val="single" w:sz="4" w:color="A6A6A6"/>
+              <w:bottom w:val="single" w:sz="4" w:color="A6A6A6"/>
+              <w:right w:val="single" w:sz="4" w:color="A6A6A6"/>
+            </w:tcBorders>
+          </w:tcPr>
+          <w:p>
+            <w:pPr>
+              <w:spacing w:before="0" w:after="0" w:line="276" w:lineRule="auto"/>
+              <w:ind w:firstLine="0"/>
+              <w:jc w:val="center"/>
+            </w:pPr>
+            <w:r/>
+            <w:r>
+              <w:rPr>
+                <w:rFonts w:ascii="Times New Roman" w:hAnsi="Times New Roman" w:eastAsia="楷体"/>
+                <w:b w:val="0"/>
+                <w:color w:val="000000"/>
+                <w:sz w:val="18"/>
+              </w:rPr>
+              <w:t>7.24%</w:t>
+            </w:r>
+          </w:p>
+        </w:tc>
+        <w:tc>
+          <w:tcPr>
+            <w:tcW w:type="dxa" w:w="1568"/>
+            <w:vAlign w:val="center"/>
+            <w:tcBorders>
+              <w:top w:val="single" w:sz="4" w:color="A6A6A6"/>
+              <w:left w:val="single" w:sz="4" w:color="A6A6A6"/>
+              <w:bottom w:val="single" w:sz="4" w:color="A6A6A6"/>
+              <w:right w:val="single" w:sz="4" w:color="A6A6A6"/>
+            </w:tcBorders>
+          </w:tcPr>
+          <w:p>
+            <w:pPr>
+              <w:spacing w:before="0" w:after="0" w:line="276" w:lineRule="auto"/>
+              <w:ind w:firstLine="0"/>
+              <w:jc w:val="center"/>
+            </w:pPr>
+            <w:r/>
+            <w:r>
+              <w:rPr>
+                <w:rFonts w:ascii="Times New Roman" w:hAnsi="Times New Roman" w:eastAsia="楷体"/>
+                <w:b w:val="0"/>
+                <w:color w:val="000000"/>
+                <w:sz w:val="18"/>
+              </w:rPr>
+              <w:t>1,390.86</w:t>
+            </w:r>
+          </w:p>
+        </w:tc>
+      </w:tr>
+      <w:tr>
+        <w:tc>
+          <w:tcPr>
+            <w:tcW w:type="dxa" w:w="1568"/>
+            <w:vAlign w:val="center"/>
+            <w:tcBorders>
+              <w:top w:val="single" w:sz="4" w:color="A6A6A6"/>
+              <w:left w:val="single" w:sz="4" w:color="A6A6A6"/>
+              <w:bottom w:val="single" w:sz="4" w:color="A6A6A6"/>
+              <w:right w:val="single" w:sz="4" w:color="A6A6A6"/>
+            </w:tcBorders>
+          </w:tcPr>
+          <w:p>
+            <w:pPr>
+              <w:spacing w:before="0" w:after="0" w:line="276" w:lineRule="auto"/>
+              <w:ind w:firstLine="0"/>
+              <w:jc w:val="left"/>
+            </w:pPr>
+            <w:r/>
+            <w:r>
+              <w:rPr>
+                <w:rFonts w:ascii="Times New Roman" w:hAnsi="Times New Roman" w:eastAsia="楷体"/>
+                <w:b w:val="0"/>
+                <w:color w:val="000000"/>
+                <w:sz w:val="18"/>
+              </w:rPr>
+              <w:t>2022</w:t>
+            </w:r>
+          </w:p>
+        </w:tc>
+        <w:tc>
+          <w:tcPr>
+            <w:tcW w:type="dxa" w:w="1568"/>
+            <w:vAlign w:val="center"/>
+            <w:tcBorders>
+              <w:top w:val="single" w:sz="4" w:color="A6A6A6"/>
+              <w:left w:val="single" w:sz="4" w:color="A6A6A6"/>
+              <w:bottom w:val="single" w:sz="4" w:color="A6A6A6"/>
+              <w:right w:val="single" w:sz="4" w:color="A6A6A6"/>
+            </w:tcBorders>
+          </w:tcPr>
+          <w:p>
+            <w:pPr>
+              <w:spacing w:before="0" w:after="0" w:line="276" w:lineRule="auto"/>
+              <w:ind w:firstLine="0"/>
+              <w:jc w:val="center"/>
+            </w:pPr>
+            <w:r/>
+            <w:r>
+              <w:rPr>
+                <w:rFonts w:ascii="Times New Roman" w:hAnsi="Times New Roman" w:eastAsia="楷体"/>
+                <w:b w:val="0"/>
+                <w:color w:val="000000"/>
+                <w:sz w:val="18"/>
+              </w:rPr>
+              <w:t>517</w:t>
+            </w:r>
+          </w:p>
+        </w:tc>
+        <w:tc>
+          <w:tcPr>
+            <w:tcW w:type="dxa" w:w="1568"/>
+            <w:vAlign w:val="center"/>
+            <w:tcBorders>
+              <w:top w:val="single" w:sz="4" w:color="A6A6A6"/>
+              <w:left w:val="single" w:sz="4" w:color="A6A6A6"/>
+              <w:bottom w:val="single" w:sz="4" w:color="A6A6A6"/>
+              <w:right w:val="single" w:sz="4" w:color="A6A6A6"/>
+            </w:tcBorders>
+          </w:tcPr>
+          <w:p>
+            <w:pPr>
+              <w:spacing w:before="0" w:after="0" w:line="276" w:lineRule="auto"/>
+              <w:ind w:firstLine="0"/>
+              <w:jc w:val="center"/>
+            </w:pPr>
+            <w:r/>
+            <w:r>
+              <w:rPr>
+                <w:rFonts w:ascii="Times New Roman" w:hAnsi="Times New Roman" w:eastAsia="楷体"/>
+                <w:b w:val="0"/>
+                <w:color w:val="000000"/>
+                <w:sz w:val="18"/>
+              </w:rPr>
+              <w:t>4,065.05</w:t>
+            </w:r>
+          </w:p>
+        </w:tc>
+        <w:tc>
+          <w:tcPr>
+            <w:tcW w:type="dxa" w:w="1568"/>
+            <w:vAlign w:val="center"/>
+            <w:tcBorders>
+              <w:top w:val="single" w:sz="4" w:color="A6A6A6"/>
+              <w:left w:val="single" w:sz="4" w:color="A6A6A6"/>
+              <w:bottom w:val="single" w:sz="4" w:color="A6A6A6"/>
+              <w:right w:val="single" w:sz="4" w:color="A6A6A6"/>
+            </w:tcBorders>
+          </w:tcPr>
+          <w:p>
+            <w:pPr>
+              <w:spacing w:before="0" w:after="0" w:line="276" w:lineRule="auto"/>
+              <w:ind w:firstLine="0"/>
+              <w:jc w:val="center"/>
+            </w:pPr>
+            <w:r/>
+            <w:r>
+              <w:rPr>
+                <w:rFonts w:ascii="Times New Roman" w:hAnsi="Times New Roman" w:eastAsia="楷体"/>
+                <w:b w:val="0"/>
+                <w:color w:val="000000"/>
+                <w:sz w:val="18"/>
+              </w:rPr>
+              <w:t>2,159</w:t>
+            </w:r>
+          </w:p>
+        </w:tc>
+        <w:tc>
+          <w:tcPr>
+            <w:tcW w:type="dxa" w:w="1568"/>
+            <w:vAlign w:val="center"/>
+            <w:tcBorders>
+              <w:top w:val="single" w:sz="4" w:color="A6A6A6"/>
+              <w:left w:val="single" w:sz="4" w:color="A6A6A6"/>
+              <w:bottom w:val="single" w:sz="4" w:color="A6A6A6"/>
+              <w:right w:val="single" w:sz="4" w:color="A6A6A6"/>
+            </w:tcBorders>
+          </w:tcPr>
+          <w:p>
+            <w:pPr>
+              <w:spacing w:before="0" w:after="0" w:line="276" w:lineRule="auto"/>
+              <w:ind w:firstLine="0"/>
+              <w:jc w:val="center"/>
+            </w:pPr>
+            <w:r/>
+            <w:r>
+              <w:rPr>
+                <w:rFonts w:ascii="Times New Roman" w:hAnsi="Times New Roman" w:eastAsia="楷体"/>
+                <w:b w:val="0"/>
+                <w:color w:val="000000"/>
+                <w:sz w:val="18"/>
+              </w:rPr>
+              <w:t>0.83%</w:t>
+            </w:r>
+          </w:p>
+        </w:tc>
+        <w:tc>
+          <w:tcPr>
+            <w:tcW w:type="dxa" w:w="1568"/>
+            <w:vAlign w:val="center"/>
+            <w:tcBorders>
+              <w:top w:val="single" w:sz="4" w:color="A6A6A6"/>
+              <w:left w:val="single" w:sz="4" w:color="A6A6A6"/>
+              <w:bottom w:val="single" w:sz="4" w:color="A6A6A6"/>
+              <w:right w:val="single" w:sz="4" w:color="A6A6A6"/>
+            </w:tcBorders>
+          </w:tcPr>
+          <w:p>
+            <w:pPr>
+              <w:spacing w:before="0" w:after="0" w:line="276" w:lineRule="auto"/>
+              <w:ind w:firstLine="0"/>
+              <w:jc w:val="center"/>
+            </w:pPr>
+            <w:r/>
+            <w:r>
+              <w:rPr>
+                <w:rFonts w:ascii="Times New Roman" w:hAnsi="Times New Roman" w:eastAsia="楷体"/>
+                <w:b w:val="0"/>
+                <w:color w:val="000000"/>
+                <w:sz w:val="18"/>
+              </w:rPr>
+              <w:t>877.60</w:t>
+            </w:r>
+          </w:p>
+        </w:tc>
+      </w:tr>
+      <w:tr>
+        <w:tc>
+          <w:tcPr>
+            <w:tcW w:type="dxa" w:w="1568"/>
+            <w:vAlign w:val="center"/>
+            <w:tcBorders>
+              <w:top w:val="single" w:sz="4" w:color="A6A6A6"/>
+              <w:left w:val="single" w:sz="4" w:color="A6A6A6"/>
+              <w:bottom w:val="single" w:sz="4" w:color="A6A6A6"/>
+              <w:right w:val="single" w:sz="4" w:color="A6A6A6"/>
+            </w:tcBorders>
+          </w:tcPr>
+          <w:p>
+            <w:pPr>
+              <w:spacing w:before="0" w:after="0" w:line="276" w:lineRule="auto"/>
+              <w:ind w:firstLine="0"/>
+              <w:jc w:val="left"/>
+            </w:pPr>
+            <w:r/>
+            <w:r>
+              <w:rPr>
+                <w:rFonts w:ascii="Times New Roman" w:hAnsi="Times New Roman" w:eastAsia="楷体"/>
+                <w:b w:val="0"/>
+                <w:color w:val="000000"/>
+                <w:sz w:val="18"/>
+              </w:rPr>
+              <w:t>2023</w:t>
+            </w:r>
+          </w:p>
+        </w:tc>
+        <w:tc>
+          <w:tcPr>
+            <w:tcW w:type="dxa" w:w="1568"/>
+            <w:vAlign w:val="center"/>
+            <w:tcBorders>
+              <w:top w:val="single" w:sz="4" w:color="A6A6A6"/>
+              <w:left w:val="single" w:sz="4" w:color="A6A6A6"/>
+              <w:bottom w:val="single" w:sz="4" w:color="A6A6A6"/>
+              <w:right w:val="single" w:sz="4" w:color="A6A6A6"/>
+            </w:tcBorders>
+          </w:tcPr>
+          <w:p>
+            <w:pPr>
+              <w:spacing w:before="0" w:after="0" w:line="276" w:lineRule="auto"/>
+              <w:ind w:firstLine="0"/>
+              <w:jc w:val="center"/>
+            </w:pPr>
+            <w:r/>
+            <w:r>
+              <w:rPr>
+                <w:rFonts w:ascii="Times New Roman" w:hAnsi="Times New Roman" w:eastAsia="楷体"/>
+                <w:b w:val="0"/>
+                <w:color w:val="000000"/>
+                <w:sz w:val="18"/>
+              </w:rPr>
+              <w:t>665</w:t>
+            </w:r>
+          </w:p>
+        </w:tc>
+        <w:tc>
+          <w:tcPr>
+            <w:tcW w:type="dxa" w:w="1568"/>
+            <w:vAlign w:val="center"/>
+            <w:tcBorders>
+              <w:top w:val="single" w:sz="4" w:color="A6A6A6"/>
+              <w:left w:val="single" w:sz="4" w:color="A6A6A6"/>
+              <w:bottom w:val="single" w:sz="4" w:color="A6A6A6"/>
+              <w:right w:val="single" w:sz="4" w:color="A6A6A6"/>
+            </w:tcBorders>
+          </w:tcPr>
+          <w:p>
+            <w:pPr>
+              <w:spacing w:before="0" w:after="0" w:line="276" w:lineRule="auto"/>
+              <w:ind w:firstLine="0"/>
+              <w:jc w:val="center"/>
+            </w:pPr>
+            <w:r/>
+            <w:r>
+              <w:rPr>
+                <w:rFonts w:ascii="Times New Roman" w:hAnsi="Times New Roman" w:eastAsia="楷体"/>
+                <w:b w:val="0"/>
+                <w:color w:val="000000"/>
+                <w:sz w:val="18"/>
+              </w:rPr>
+              <w:t>4,204.14</w:t>
+            </w:r>
+          </w:p>
+        </w:tc>
+        <w:tc>
+          <w:tcPr>
+            <w:tcW w:type="dxa" w:w="1568"/>
+            <w:vAlign w:val="center"/>
+            <w:tcBorders>
+              <w:top w:val="single" w:sz="4" w:color="A6A6A6"/>
+              <w:left w:val="single" w:sz="4" w:color="A6A6A6"/>
+              <w:bottom w:val="single" w:sz="4" w:color="A6A6A6"/>
+              <w:right w:val="single" w:sz="4" w:color="A6A6A6"/>
+            </w:tcBorders>
+          </w:tcPr>
+          <w:p>
+            <w:pPr>
+              <w:spacing w:before="0" w:after="0" w:line="276" w:lineRule="auto"/>
+              <w:ind w:firstLine="0"/>
+              <w:jc w:val="center"/>
+            </w:pPr>
+            <w:r/>
+            <w:r>
+              <w:rPr>
+                <w:rFonts w:ascii="Times New Roman" w:hAnsi="Times New Roman" w:eastAsia="楷体"/>
+                <w:b w:val="0"/>
+                <w:color w:val="000000"/>
+                <w:sz w:val="18"/>
+              </w:rPr>
+              <w:t>2,274</w:t>
+            </w:r>
+          </w:p>
+        </w:tc>
+        <w:tc>
+          <w:tcPr>
+            <w:tcW w:type="dxa" w:w="1568"/>
+            <w:vAlign w:val="center"/>
+            <w:tcBorders>
+              <w:top w:val="single" w:sz="4" w:color="A6A6A6"/>
+              <w:left w:val="single" w:sz="4" w:color="A6A6A6"/>
+              <w:bottom w:val="single" w:sz="4" w:color="A6A6A6"/>
+              <w:right w:val="single" w:sz="4" w:color="A6A6A6"/>
+            </w:tcBorders>
+          </w:tcPr>
+          <w:p>
+            <w:pPr>
+              <w:spacing w:before="0" w:after="0" w:line="276" w:lineRule="auto"/>
+              <w:ind w:firstLine="0"/>
+              <w:jc w:val="center"/>
+            </w:pPr>
+            <w:r/>
+            <w:r>
+              <w:rPr>
+                <w:rFonts w:ascii="Times New Roman" w:hAnsi="Times New Roman" w:eastAsia="楷体"/>
+                <w:b w:val="0"/>
+                <w:color w:val="000000"/>
+                <w:sz w:val="18"/>
+              </w:rPr>
+              <w:t>0.31%</w:t>
+            </w:r>
+          </w:p>
+        </w:tc>
+        <w:tc>
+          <w:tcPr>
+            <w:tcW w:type="dxa" w:w="1568"/>
+            <w:vAlign w:val="center"/>
+            <w:tcBorders>
+              <w:top w:val="single" w:sz="4" w:color="A6A6A6"/>
+              <w:left w:val="single" w:sz="4" w:color="A6A6A6"/>
+              <w:bottom w:val="single" w:sz="4" w:color="A6A6A6"/>
+              <w:right w:val="single" w:sz="4" w:color="A6A6A6"/>
+            </w:tcBorders>
+          </w:tcPr>
+          <w:p>
+            <w:pPr>
+              <w:spacing w:before="0" w:after="0" w:line="276" w:lineRule="auto"/>
+              <w:ind w:firstLine="0"/>
+              <w:jc w:val="center"/>
+            </w:pPr>
+            <w:r/>
+            <w:r>
+              <w:rPr>
+                <w:rFonts w:ascii="Times New Roman" w:hAnsi="Times New Roman" w:eastAsia="楷体"/>
+                <w:b w:val="0"/>
+                <w:color w:val="000000"/>
+                <w:sz w:val="18"/>
+              </w:rPr>
+              <w:t>956.00</w:t>
+            </w:r>
+          </w:p>
+        </w:tc>
+      </w:tr>
+      <w:tr>
+        <w:tc>
+          <w:tcPr>
+            <w:tcW w:type="dxa" w:w="1568"/>
+            <w:vAlign w:val="center"/>
+            <w:tcBorders>
+              <w:top w:val="single" w:sz="4" w:color="A6A6A6"/>
+              <w:left w:val="single" w:sz="4" w:color="A6A6A6"/>
+              <w:bottom w:val="single" w:sz="4" w:color="A6A6A6"/>
+              <w:right w:val="single" w:sz="4" w:color="A6A6A6"/>
+            </w:tcBorders>
+          </w:tcPr>
+          <w:p>
+            <w:pPr>
+              <w:spacing w:before="0" w:after="0" w:line="276" w:lineRule="auto"/>
+              <w:ind w:firstLine="0"/>
+              <w:jc w:val="left"/>
+            </w:pPr>
+            <w:r/>
+            <w:r>
+              <w:rPr>
+                <w:rFonts w:ascii="Times New Roman" w:hAnsi="Times New Roman" w:eastAsia="楷体"/>
+                <w:b w:val="0"/>
+                <w:color w:val="000000"/>
+                <w:sz w:val="18"/>
+              </w:rPr>
+              <w:t>2024</w:t>
+            </w:r>
+          </w:p>
+        </w:tc>
+        <w:tc>
+          <w:tcPr>
+            <w:tcW w:type="dxa" w:w="1568"/>
+            <w:vAlign w:val="center"/>
+            <w:tcBorders>
+              <w:top w:val="single" w:sz="4" w:color="A6A6A6"/>
+              <w:left w:val="single" w:sz="4" w:color="A6A6A6"/>
+              <w:bottom w:val="single" w:sz="4" w:color="A6A6A6"/>
+              <w:right w:val="single" w:sz="4" w:color="A6A6A6"/>
+            </w:tcBorders>
+          </w:tcPr>
+          <w:p>
+            <w:pPr>
+              <w:spacing w:before="0" w:after="0" w:line="276" w:lineRule="auto"/>
+              <w:ind w:firstLine="0"/>
+              <w:jc w:val="center"/>
+            </w:pPr>
+            <w:r/>
+            <w:r>
+              <w:rPr>
+                <w:rFonts w:ascii="Times New Roman" w:hAnsi="Times New Roman" w:eastAsia="楷体"/>
+                <w:b w:val="0"/>
+                <w:color w:val="000000"/>
+                <w:sz w:val="18"/>
+              </w:rPr>
+              <w:t>571</w:t>
+            </w:r>
+          </w:p>
+        </w:tc>
+        <w:tc>
+          <w:tcPr>
+            <w:tcW w:type="dxa" w:w="1568"/>
+            <w:vAlign w:val="center"/>
+            <w:tcBorders>
+              <w:top w:val="single" w:sz="4" w:color="A6A6A6"/>
+              <w:left w:val="single" w:sz="4" w:color="A6A6A6"/>
+              <w:bottom w:val="single" w:sz="4" w:color="A6A6A6"/>
+              <w:right w:val="single" w:sz="4" w:color="A6A6A6"/>
+            </w:tcBorders>
+          </w:tcPr>
+          <w:p>
+            <w:pPr>
+              <w:spacing w:before="0" w:after="0" w:line="276" w:lineRule="auto"/>
+              <w:ind w:firstLine="0"/>
+              <w:jc w:val="center"/>
+            </w:pPr>
+            <w:r/>
+            <w:r>
+              <w:rPr>
+                <w:rFonts w:ascii="Times New Roman" w:hAnsi="Times New Roman" w:eastAsia="楷体"/>
+                <w:b w:val="0"/>
+                <w:color w:val="000000"/>
+                <w:sz w:val="18"/>
+              </w:rPr>
+              <w:t>3,026.50</w:t>
+            </w:r>
+          </w:p>
+        </w:tc>
+        <w:tc>
+          <w:tcPr>
+            <w:tcW w:type="dxa" w:w="1568"/>
+            <w:vAlign w:val="center"/>
+            <w:tcBorders>
+              <w:top w:val="single" w:sz="4" w:color="A6A6A6"/>
+              <w:left w:val="single" w:sz="4" w:color="A6A6A6"/>
+              <w:bottom w:val="single" w:sz="4" w:color="A6A6A6"/>
+              <w:right w:val="single" w:sz="4" w:color="A6A6A6"/>
+            </w:tcBorders>
+          </w:tcPr>
+          <w:p>
+            <w:pPr>
+              <w:spacing w:before="0" w:after="0" w:line="276" w:lineRule="auto"/>
+              <w:ind w:firstLine="0"/>
+              <w:jc w:val="center"/>
+            </w:pPr>
+            <w:r/>
+            <w:r>
+              <w:rPr>
+                <w:rFonts w:ascii="Times New Roman" w:hAnsi="Times New Roman" w:eastAsia="楷体"/>
+                <w:b w:val="0"/>
+                <w:color w:val="000000"/>
+                <w:sz w:val="18"/>
+              </w:rPr>
+              <w:t>2,466</w:t>
+            </w:r>
+          </w:p>
+        </w:tc>
+        <w:tc>
+          <w:tcPr>
+            <w:tcW w:type="dxa" w:w="1568"/>
+            <w:vAlign w:val="center"/>
+            <w:tcBorders>
+              <w:top w:val="single" w:sz="4" w:color="A6A6A6"/>
+              <w:left w:val="single" w:sz="4" w:color="A6A6A6"/>
+              <w:bottom w:val="single" w:sz="4" w:color="A6A6A6"/>
+              <w:right w:val="single" w:sz="4" w:color="A6A6A6"/>
+            </w:tcBorders>
+          </w:tcPr>
+          <w:p>
+            <w:pPr>
+              <w:spacing w:before="0" w:after="0" w:line="276" w:lineRule="auto"/>
+              <w:ind w:firstLine="0"/>
+              <w:jc w:val="center"/>
+            </w:pPr>
+            <w:r/>
+            <w:r>
+              <w:rPr>
+                <w:rFonts w:ascii="Times New Roman" w:hAnsi="Times New Roman" w:eastAsia="楷体"/>
+                <w:b w:val="0"/>
+                <w:color w:val="000000"/>
+                <w:sz w:val="18"/>
+              </w:rPr>
+              <w:t>0.14%</w:t>
+            </w:r>
+          </w:p>
+        </w:tc>
+        <w:tc>
+          <w:tcPr>
+            <w:tcW w:type="dxa" w:w="1568"/>
+            <w:vAlign w:val="center"/>
+            <w:tcBorders>
+              <w:top w:val="single" w:sz="4" w:color="A6A6A6"/>
+              <w:left w:val="single" w:sz="4" w:color="A6A6A6"/>
+              <w:bottom w:val="single" w:sz="4" w:color="A6A6A6"/>
+              <w:right w:val="single" w:sz="4" w:color="A6A6A6"/>
+            </w:tcBorders>
+          </w:tcPr>
+          <w:p>
+            <w:pPr>
+              <w:spacing w:before="0" w:after="0" w:line="276" w:lineRule="auto"/>
+              <w:ind w:firstLine="0"/>
+              <w:jc w:val="center"/>
+            </w:pPr>
+            <w:r/>
+            <w:r>
+              <w:rPr>
+                <w:rFonts w:ascii="Times New Roman" w:hAnsi="Times New Roman" w:eastAsia="楷体"/>
+                <w:b w:val="0"/>
+                <w:color w:val="000000"/>
+                <w:sz w:val="18"/>
+              </w:rPr>
+              <w:t>746.55</w:t>
+            </w:r>
+          </w:p>
+        </w:tc>
+      </w:tr>
+      <w:tr>
+        <w:tc>
+          <w:tcPr>
+            <w:tcW w:type="dxa" w:w="1568"/>
+            <w:vAlign w:val="center"/>
+            <w:tcBorders>
+              <w:top w:val="single" w:sz="4" w:color="A6A6A6"/>
+              <w:left w:val="single" w:sz="4" w:color="A6A6A6"/>
+              <w:bottom w:val="single" w:sz="4" w:color="A6A6A6"/>
+              <w:right w:val="single" w:sz="4" w:color="A6A6A6"/>
+            </w:tcBorders>
+          </w:tcPr>
+          <w:p>
+            <w:pPr>
+              <w:spacing w:before="0" w:after="0" w:line="276" w:lineRule="auto"/>
+              <w:ind w:firstLine="0"/>
+              <w:jc w:val="left"/>
+            </w:pPr>
+            <w:r/>
+            <w:r>
+              <w:rPr>
+                <w:rFonts w:ascii="Times New Roman" w:hAnsi="Times New Roman" w:eastAsia="楷体"/>
+                <w:b w:val="0"/>
+                <w:color w:val="000000"/>
+                <w:sz w:val="18"/>
+              </w:rPr>
+              <w:t>2025</w:t>
+            </w:r>
+          </w:p>
+        </w:tc>
+        <w:tc>
+          <w:tcPr>
+            <w:tcW w:type="dxa" w:w="1568"/>
+            <w:vAlign w:val="center"/>
+            <w:tcBorders>
+              <w:top w:val="single" w:sz="4" w:color="A6A6A6"/>
+              <w:left w:val="single" w:sz="4" w:color="A6A6A6"/>
+              <w:bottom w:val="single" w:sz="4" w:color="A6A6A6"/>
+              <w:right w:val="single" w:sz="4" w:color="A6A6A6"/>
+            </w:tcBorders>
+          </w:tcPr>
+          <w:p>
+            <w:pPr>
+              <w:spacing w:before="0" w:after="0" w:line="276" w:lineRule="auto"/>
+              <w:ind w:firstLine="0"/>
+              <w:jc w:val="center"/>
+            </w:pPr>
+            <w:r/>
+            <w:r>
+              <w:rPr>
+                <w:rFonts w:ascii="Times New Roman" w:hAnsi="Times New Roman" w:eastAsia="楷体"/>
+                <w:b w:val="0"/>
+                <w:color w:val="000000"/>
+                <w:sz w:val="18"/>
+              </w:rPr>
+              <w:t>545</w:t>
+            </w:r>
+          </w:p>
+        </w:tc>
+        <w:tc>
+          <w:tcPr>
+            <w:tcW w:type="dxa" w:w="1568"/>
+            <w:vAlign w:val="center"/>
+            <w:tcBorders>
+              <w:top w:val="single" w:sz="4" w:color="A6A6A6"/>
+              <w:left w:val="single" w:sz="4" w:color="A6A6A6"/>
+              <w:bottom w:val="single" w:sz="4" w:color="A6A6A6"/>
+              <w:right w:val="single" w:sz="4" w:color="A6A6A6"/>
+            </w:tcBorders>
+          </w:tcPr>
+          <w:p>
+            <w:pPr>
+              <w:spacing w:before="0" w:after="0" w:line="276" w:lineRule="auto"/>
+              <w:ind w:firstLine="0"/>
+              <w:jc w:val="center"/>
+            </w:pPr>
+            <w:r/>
+            <w:r>
+              <w:rPr>
+                <w:rFonts w:ascii="Times New Roman" w:hAnsi="Times New Roman" w:eastAsia="楷体"/>
+                <w:b w:val="0"/>
+                <w:color w:val="000000"/>
+                <w:sz w:val="18"/>
+              </w:rPr>
+              <w:t>2,514.41</w:t>
+            </w:r>
+          </w:p>
+        </w:tc>
+        <w:tc>
+          <w:tcPr>
+            <w:tcW w:type="dxa" w:w="1568"/>
+            <w:vAlign w:val="center"/>
+            <w:tcBorders>
+              <w:top w:val="single" w:sz="4" w:color="A6A6A6"/>
+              <w:left w:val="single" w:sz="4" w:color="A6A6A6"/>
+              <w:bottom w:val="single" w:sz="4" w:color="A6A6A6"/>
+              <w:right w:val="single" w:sz="4" w:color="A6A6A6"/>
+            </w:tcBorders>
+          </w:tcPr>
+          <w:p>
+            <w:pPr>
+              <w:spacing w:before="0" w:after="0" w:line="276" w:lineRule="auto"/>
+              <w:ind w:firstLine="0"/>
+              <w:jc w:val="center"/>
+            </w:pPr>
+            <w:r/>
+            <w:r>
+              <w:rPr>
+                <w:rFonts w:ascii="Times New Roman" w:hAnsi="Times New Roman" w:eastAsia="楷体"/>
+                <w:b w:val="0"/>
+                <w:color w:val="000000"/>
+                <w:sz w:val="18"/>
+              </w:rPr>
+              <w:t>2,904</w:t>
+            </w:r>
+          </w:p>
+        </w:tc>
+        <w:tc>
+          <w:tcPr>
+            <w:tcW w:type="dxa" w:w="1568"/>
+            <w:vAlign w:val="center"/>
+            <w:tcBorders>
+              <w:top w:val="single" w:sz="4" w:color="A6A6A6"/>
+              <w:left w:val="single" w:sz="4" w:color="A6A6A6"/>
+              <w:bottom w:val="single" w:sz="4" w:color="A6A6A6"/>
+              <w:right w:val="single" w:sz="4" w:color="A6A6A6"/>
+            </w:tcBorders>
+          </w:tcPr>
+          <w:p>
+            <w:pPr>
+              <w:spacing w:before="0" w:after="0" w:line="276" w:lineRule="auto"/>
+              <w:ind w:firstLine="0"/>
+              <w:jc w:val="center"/>
+            </w:pPr>
+            <w:r/>
+            <w:r>
+              <w:rPr>
+                <w:rFonts w:ascii="Times New Roman" w:hAnsi="Times New Roman" w:eastAsia="楷体"/>
+                <w:b w:val="0"/>
+                <w:color w:val="000000"/>
+                <w:sz w:val="18"/>
+              </w:rPr>
+              <w:t>0.14%</w:t>
+            </w:r>
+          </w:p>
+        </w:tc>
+        <w:tc>
+          <w:tcPr>
+            <w:tcW w:type="dxa" w:w="1568"/>
+            <w:vAlign w:val="center"/>
+            <w:tcBorders>
+              <w:top w:val="single" w:sz="4" w:color="A6A6A6"/>
+              <w:left w:val="single" w:sz="4" w:color="A6A6A6"/>
+              <w:bottom w:val="single" w:sz="4" w:color="A6A6A6"/>
+              <w:right w:val="single" w:sz="4" w:color="A6A6A6"/>
+            </w:tcBorders>
+          </w:tcPr>
+          <w:p>
+            <w:pPr>
+              <w:spacing w:before="0" w:after="0" w:line="276" w:lineRule="auto"/>
+              <w:ind w:firstLine="0"/>
+              <w:jc w:val="center"/>
+            </w:pPr>
+            <w:r/>
+            <w:r>
+              <w:rPr>
+                <w:rFonts w:ascii="Times New Roman" w:hAnsi="Times New Roman" w:eastAsia="楷体"/>
+                <w:b w:val="0"/>
+                <w:color w:val="000000"/>
+                <w:sz w:val="18"/>
+              </w:rPr>
+              <w:t>730.30</w:t>
+            </w:r>
+          </w:p>
+        </w:tc>
+      </w:tr>
+      <w:tr>
+        <w:tc>
+          <w:tcPr>
+            <w:tcW w:type="dxa" w:w="1568"/>
+            <w:vAlign w:val="center"/>
+            <w:tcBorders>
+              <w:top w:val="single" w:sz="4" w:color="A6A6A6"/>
+              <w:left w:val="single" w:sz="4" w:color="A6A6A6"/>
+              <w:bottom w:val="single" w:sz="4" w:color="A6A6A6"/>
+              <w:right w:val="single" w:sz="4" w:color="A6A6A6"/>
+            </w:tcBorders>
+          </w:tcPr>
+          <w:p>
+            <w:pPr>
+              <w:spacing w:before="0" w:after="0" w:line="276" w:lineRule="auto"/>
+              <w:ind w:firstLine="0"/>
+              <w:jc w:val="left"/>
+            </w:pPr>
+            <w:r/>
+            <w:r>
+              <w:rPr>
+                <w:rFonts w:ascii="Times New Roman" w:hAnsi="Times New Roman" w:eastAsia="楷体"/>
+                <w:b w:val="0"/>
+                <w:color w:val="000000"/>
+                <w:sz w:val="18"/>
+              </w:rPr>
+              <w:t>2026年1-4月</w:t>
+            </w:r>
+          </w:p>
+        </w:tc>
+        <w:tc>
+          <w:tcPr>
+            <w:tcW w:type="dxa" w:w="1568"/>
+            <w:vAlign w:val="center"/>
+            <w:tcBorders>
+              <w:top w:val="single" w:sz="4" w:color="A6A6A6"/>
+              <w:left w:val="single" w:sz="4" w:color="A6A6A6"/>
+              <w:bottom w:val="single" w:sz="4" w:color="A6A6A6"/>
+              <w:right w:val="single" w:sz="4" w:color="A6A6A6"/>
+            </w:tcBorders>
+          </w:tcPr>
+          <w:p>
+            <w:pPr>
+              <w:spacing w:before="0" w:after="0" w:line="276" w:lineRule="auto"/>
+              <w:ind w:firstLine="0"/>
+              <w:jc w:val="center"/>
+            </w:pPr>
+            <w:r/>
+            <w:r>
+              <w:rPr>
+                <w:rFonts w:ascii="Times New Roman" w:hAnsi="Times New Roman" w:eastAsia="楷体"/>
+                <w:b w:val="0"/>
+                <w:color w:val="000000"/>
+                <w:sz w:val="18"/>
+              </w:rPr>
+              <w:t>166</w:t>
+            </w:r>
+          </w:p>
+        </w:tc>
+        <w:tc>
+          <w:tcPr>
+            <w:tcW w:type="dxa" w:w="1568"/>
+            <w:vAlign w:val="center"/>
+            <w:tcBorders>
+              <w:top w:val="single" w:sz="4" w:color="A6A6A6"/>
+              <w:left w:val="single" w:sz="4" w:color="A6A6A6"/>
+              <w:bottom w:val="single" w:sz="4" w:color="A6A6A6"/>
+              <w:right w:val="single" w:sz="4" w:color="A6A6A6"/>
+            </w:tcBorders>
+          </w:tcPr>
+          <w:p>
+            <w:pPr>
+              <w:spacing w:before="0" w:after="0" w:line="276" w:lineRule="auto"/>
+              <w:ind w:firstLine="0"/>
+              <w:jc w:val="center"/>
+            </w:pPr>
+            <w:r/>
+            <w:r>
+              <w:rPr>
+                <w:rFonts w:ascii="Times New Roman" w:hAnsi="Times New Roman" w:eastAsia="楷体"/>
+                <w:b w:val="0"/>
+                <w:color w:val="000000"/>
+                <w:sz w:val="18"/>
+              </w:rPr>
+              <w:t>714.60</w:t>
+            </w:r>
+          </w:p>
+        </w:tc>
+        <w:tc>
+          <w:tcPr>
+            <w:tcW w:type="dxa" w:w="1568"/>
+            <w:vAlign w:val="center"/>
+            <w:tcBorders>
+              <w:top w:val="single" w:sz="4" w:color="A6A6A6"/>
+              <w:left w:val="single" w:sz="4" w:color="A6A6A6"/>
+              <w:bottom w:val="single" w:sz="4" w:color="A6A6A6"/>
+              <w:right w:val="single" w:sz="4" w:color="A6A6A6"/>
+            </w:tcBorders>
+          </w:tcPr>
+          <w:p>
+            <w:pPr>
+              <w:spacing w:before="0" w:after="0" w:line="276" w:lineRule="auto"/>
+              <w:ind w:firstLine="0"/>
+              <w:jc w:val="center"/>
+            </w:pPr>
+            <w:r/>
+            <w:r>
+              <w:rPr>
+                <w:rFonts w:ascii="Times New Roman" w:hAnsi="Times New Roman" w:eastAsia="楷体"/>
+                <w:b w:val="0"/>
+                <w:color w:val="000000"/>
+                <w:sz w:val="18"/>
+              </w:rPr>
+              <w:t>—</w:t>
+            </w:r>
+          </w:p>
+        </w:tc>
+        <w:tc>
+          <w:tcPr>
+            <w:tcW w:type="dxa" w:w="1568"/>
+            <w:vAlign w:val="center"/>
+            <w:tcBorders>
+              <w:top w:val="single" w:sz="4" w:color="A6A6A6"/>
+              <w:left w:val="single" w:sz="4" w:color="A6A6A6"/>
+              <w:bottom w:val="single" w:sz="4" w:color="A6A6A6"/>
+              <w:right w:val="single" w:sz="4" w:color="A6A6A6"/>
+            </w:tcBorders>
+          </w:tcPr>
+          <w:p>
+            <w:pPr>
+              <w:spacing w:before="0" w:after="0" w:line="276" w:lineRule="auto"/>
+              <w:ind w:firstLine="0"/>
+              <w:jc w:val="center"/>
+            </w:pPr>
+            <w:r/>
+            <w:r>
+              <w:rPr>
+                <w:rFonts w:ascii="Times New Roman" w:hAnsi="Times New Roman" w:eastAsia="楷体"/>
+                <w:b w:val="0"/>
+                <w:color w:val="000000"/>
+                <w:sz w:val="18"/>
+              </w:rPr>
+              <w:t>—</w:t>
+            </w:r>
+          </w:p>
+        </w:tc>
+        <w:tc>
+          <w:tcPr>
+            <w:tcW w:type="dxa" w:w="1568"/>
+            <w:vAlign w:val="center"/>
+            <w:tcBorders>
+              <w:top w:val="single" w:sz="4" w:color="A6A6A6"/>
+              <w:left w:val="single" w:sz="4" w:color="A6A6A6"/>
+              <w:bottom w:val="single" w:sz="4" w:color="A6A6A6"/>
+              <w:right w:val="single" w:sz="4" w:color="A6A6A6"/>
+            </w:tcBorders>
+          </w:tcPr>
+          <w:p>
+            <w:pPr>
+              <w:spacing w:before="0" w:after="0" w:line="276" w:lineRule="auto"/>
+              <w:ind w:firstLine="0"/>
+              <w:jc w:val="center"/>
+            </w:pPr>
+            <w:r/>
+            <w:r>
+              <w:rPr>
+                <w:rFonts w:ascii="Times New Roman" w:hAnsi="Times New Roman" w:eastAsia="楷体"/>
+                <w:b w:val="0"/>
+                <w:color w:val="000000"/>
+                <w:sz w:val="18"/>
+              </w:rPr>
+              <w:t>167.60</w:t>
+            </w:r>
+          </w:p>
+        </w:tc>
+      </w:tr>
+    </w:tbl>
+    <w:p>
+      <w:pPr>
+        <w:spacing w:before="0" w:after="80" w:line="360" w:lineRule="auto"/>
+        <w:ind w:firstLine="0"/>
+      </w:pPr>
+      <w:r>
+        <w:rPr>
+          <w:rFonts w:ascii="Times New Roman" w:hAnsi="Times New Roman" w:eastAsia="楷体"/>
+          <w:b w:val="0"/>
+          <w:color w:val="000000"/>
+          <w:sz w:val="19"/>
+        </w:rPr>
+        <w:t>资料来源:中指数据库,风控信评部整理</w:t>
       </w:r>
     </w:p>
     <w:p>
@@ -5208,7 +5877,7 @@
           <w:color w:val="000000"/>
           <w:sz w:val="21"/>
         </w:rPr>
-        <w:t>政府债务方面，2023、2024、2025年末西双版纳傣族自治州地方政府债务余额分别为260.40亿元、305.40亿元、340.34亿元，2025年末债务限额347.60亿元，债务余额控制在限额以内；城投有息债务2025年末估算余额71.24亿元。债务率指标看，2025年末政府债务率185.08%、城投债务率38.74%、宽口径债务率223.82%。</w:t>
+        <w:t>从房地产销售看，2021-2025年南通市商品住宅成交面积由441.45万㎡变动至116.55万㎡、累计下降73.6%；新房均价2025年为16,272元/㎡、较2021年高点(17,238元/㎡)累计下跌5.60%；2025年去化周期42.18个月。二手房市场仍处于深度调整，据中指冰山指数(最低挂牌价口径)，南通二手房挂牌价较2021年5月高点累计下跌49.57%，2023年累计跌幅-15.38%、2024年累计跌幅-16.11%、2025年累计跌幅-17.93%。</w:t>
       </w:r>
     </w:p>
     <w:p>
@@ -5223,7 +5892,22 @@
           <w:color w:val="000000"/>
           <w:sz w:val="21"/>
         </w:rPr>
-        <w:t>综合来看，西双版纳傣族自治州财政基本盘总体稳健，但土地财政收缩与债务规模扩张是当前主要压力线；我们预计宽口径债务率短期内将维持中等偏高水平，需重点关注后续化债进展、土地市场企稳情况以及融资平台合规整改对城投再融资能力的影响。</w:t>
+        <w:t>政府债务方面，2023、2024、2025年末南通市地方政府债务余额分别为2,129.94亿元、2,616.08亿元、3,338.45亿元，两年累计增长56.74%，主要源于地方专项债加快发行及置换债集中落地；2025年末债务限额3,393.48亿元，债务余额控制在限额以内。城投有息债务方面，2025年末估算余额为9,806.31亿元、规模在全国地级市中位居前列，较2023年末增长9.04%。债务率指标看，2025年末南通市政府债务率220.02%、城投债务率646.29%、宽口径债务率866.31%，较2023年末抬升207.34个百分点，显著高于公认的300%偏高临界线、在全国主要城市中处于较高水平。值得注意的是，政府性基金收入下滑是债务率分母端走低的重要因素，叠加债务规模快速扩张，对债务率指标形成放大效应。</w:t>
+      </w:r>
+    </w:p>
+    <w:p>
+      <w:pPr>
+        <w:spacing w:before="0" w:after="60" w:line="360" w:lineRule="auto"/>
+        <w:ind w:firstLine="420"/>
+      </w:pPr>
+      <w:r>
+        <w:rPr>
+          <w:rFonts w:ascii="Times New Roman" w:hAnsi="Times New Roman" w:eastAsia="楷体"/>
+          <w:b w:val="0"/>
+          <w:color w:val="000000"/>
+          <w:sz w:val="21"/>
+        </w:rPr>
+        <w:t>综合来看，南通市沿江沿海区位优越、产业多元，区域信用环境较为稳健。我们预计宽口径债务率短期内将维持高位，需重点关注后续化债进展、土地市场企稳情况以及融资平台合规整改对城投平台再融资能力的影响。</w:t>
       </w:r>
     </w:p>
     <w:sectPr>
